--- a/results/Machine Learning for Polymer Design to Enhance Pervaporation-Based Organic Recovery/target_log (Total flux)/tabular results/kernel_combination_scores.docx
+++ b/results/Machine Learning for Polymer Design to Enhance Pervaporation-Based Organic Recovery/target_log (Total flux)/tabular results/kernel_combination_scores.docx
@@ -9,16 +9,17 @@
         <w:tblLook w:firstColumn="1" w:firstRow="1" w:lastColumn="0" w:lastRow="0" w:noHBand="0" w:noVBand="1" w:val="04A0"/>
       </w:tblPr>
       <w:tblGrid>
-        <w:gridCol w:w="1728"/>
-        <w:gridCol w:w="1728"/>
-        <w:gridCol w:w="1728"/>
-        <w:gridCol w:w="1728"/>
-        <w:gridCol w:w="1728"/>
+        <w:gridCol w:w="1440"/>
+        <w:gridCol w:w="1440"/>
+        <w:gridCol w:w="1440"/>
+        <w:gridCol w:w="1440"/>
+        <w:gridCol w:w="1440"/>
+        <w:gridCol w:w="1440"/>
       </w:tblGrid>
       <w:tr>
         <w:tc>
           <w:tcPr>
-            <w:tcW w:type="dxa" w:w="5184"/>
+            <w:tcW w:type="dxa" w:w="4320"/>
             <w:gridSpan w:val="3"/>
           </w:tcPr>
           <w:p>
@@ -35,8 +36,8 @@
         </w:tc>
         <w:tc>
           <w:tcPr>
-            <w:tcW w:type="dxa" w:w="3456"/>
-            <w:gridSpan w:val="2"/>
+            <w:tcW w:type="dxa" w:w="4320"/>
+            <w:gridSpan w:val="3"/>
           </w:tcPr>
           <w:p>
             <w:pPr>
@@ -54,7 +55,7 @@
       <w:tr>
         <w:tc>
           <w:tcPr>
-            <w:tcW w:type="dxa" w:w="3456"/>
+            <w:tcW w:type="dxa" w:w="2880"/>
             <w:gridSpan w:val="2"/>
           </w:tcPr>
           <w:p>
@@ -71,7 +72,7 @@
         </w:tc>
         <w:tc>
           <w:tcPr>
-            <w:tcW w:type="dxa" w:w="1728"/>
+            <w:tcW w:type="dxa" w:w="1440"/>
             <w:vMerge w:val="restart"/>
           </w:tcPr>
           <w:p>
@@ -88,7 +89,7 @@
         </w:tc>
         <w:tc>
           <w:tcPr>
-            <w:tcW w:type="dxa" w:w="1728"/>
+            <w:tcW w:type="dxa" w:w="1440"/>
             <w:vMerge w:val="restart"/>
           </w:tcPr>
           <w:p>
@@ -105,7 +106,7 @@
         </w:tc>
         <w:tc>
           <w:tcPr>
-            <w:tcW w:type="dxa" w:w="1728"/>
+            <w:tcW w:type="dxa" w:w="1440"/>
             <w:vMerge w:val="restart"/>
           </w:tcPr>
           <w:p>
@@ -120,11 +121,28 @@
             </w:r>
           </w:p>
         </w:tc>
+        <w:tc>
+          <w:tcPr>
+            <w:tcW w:type="dxa" w:w="1440"/>
+            <w:vMerge w:val="restart"/>
+          </w:tcPr>
+          <w:p>
+            <w:pPr>
+              <w:jc w:val="center"/>
+            </w:pPr>
+            <w:r>
+              <w:rPr>
+                <w:sz w:val="20"/>
+              </w:rPr>
+              <w:t>Run time (sec)</w:t>
+            </w:r>
+          </w:p>
+        </w:tc>
       </w:tr>
       <w:tr>
         <w:tc>
           <w:tcPr>
-            <w:tcW w:type="dxa" w:w="1728"/>
+            <w:tcW w:type="dxa" w:w="1440"/>
           </w:tcPr>
           <w:p>
             <w:pPr>
@@ -140,7 +158,7 @@
         </w:tc>
         <w:tc>
           <w:tcPr>
-            <w:tcW w:type="dxa" w:w="1728"/>
+            <w:tcW w:type="dxa" w:w="1440"/>
           </w:tcPr>
           <w:p>
             <w:pPr>
@@ -156,21 +174,28 @@
         </w:tc>
         <w:tc>
           <w:tcPr>
-            <w:tcW w:type="dxa" w:w="1728"/>
+            <w:tcW w:type="dxa" w:w="1440"/>
             <w:vMerge/>
           </w:tcPr>
           <w:p/>
         </w:tc>
         <w:tc>
           <w:tcPr>
-            <w:tcW w:type="dxa" w:w="1728"/>
+            <w:tcW w:type="dxa" w:w="1440"/>
             <w:vMerge/>
           </w:tcPr>
           <w:p/>
         </w:tc>
         <w:tc>
           <w:tcPr>
-            <w:tcW w:type="dxa" w:w="1728"/>
+            <w:tcW w:type="dxa" w:w="1440"/>
+            <w:vMerge/>
+          </w:tcPr>
+          <w:p/>
+        </w:tc>
+        <w:tc>
+          <w:tcPr>
+            <w:tcW w:type="dxa" w:w="1440"/>
             <w:vMerge/>
           </w:tcPr>
           <w:p/>
@@ -179,7 +204,7 @@
       <w:tr>
         <w:tc>
           <w:tcPr>
-            <w:tcW w:type="dxa" w:w="1728"/>
+            <w:tcW w:type="dxa" w:w="1440"/>
           </w:tcPr>
           <w:p>
             <w:pPr>
@@ -195,7 +220,7 @@
         </w:tc>
         <w:tc>
           <w:tcPr>
-            <w:tcW w:type="dxa" w:w="1728"/>
+            <w:tcW w:type="dxa" w:w="1440"/>
           </w:tcPr>
           <w:p>
             <w:pPr>
@@ -211,7 +236,7 @@
         </w:tc>
         <w:tc>
           <w:tcPr>
-            <w:tcW w:type="dxa" w:w="1728"/>
+            <w:tcW w:type="dxa" w:w="1440"/>
           </w:tcPr>
           <w:p>
             <w:pPr>
@@ -227,7 +252,7 @@
         </w:tc>
         <w:tc>
           <w:tcPr>
-            <w:tcW w:type="dxa" w:w="1728"/>
+            <w:tcW w:type="dxa" w:w="1440"/>
           </w:tcPr>
           <w:p>
             <w:pPr>
@@ -242,7 +267,22 @@
         </w:tc>
         <w:tc>
           <w:tcPr>
-            <w:tcW w:type="dxa" w:w="1728"/>
+            <w:tcW w:type="dxa" w:w="1440"/>
+          </w:tcPr>
+          <w:p>
+            <w:pPr>
+              <w:jc w:val="center"/>
+            </w:pPr>
+            <w:r>
+              <w:rPr>
+                <w:sz w:val="20"/>
+              </w:rPr>
+            </w:r>
+          </w:p>
+        </w:tc>
+        <w:tc>
+          <w:tcPr>
+            <w:tcW w:type="dxa" w:w="1440"/>
           </w:tcPr>
           <w:p>
             <w:pPr>
@@ -259,7 +299,7 @@
       <w:tr>
         <w:tc>
           <w:tcPr>
-            <w:tcW w:type="dxa" w:w="1728"/>
+            <w:tcW w:type="dxa" w:w="1440"/>
           </w:tcPr>
           <w:p>
             <w:pPr>
@@ -275,7 +315,7 @@
         </w:tc>
         <w:tc>
           <w:tcPr>
-            <w:tcW w:type="dxa" w:w="1728"/>
+            <w:tcW w:type="dxa" w:w="1440"/>
           </w:tcPr>
           <w:p>
             <w:pPr>
@@ -291,7 +331,7 @@
         </w:tc>
         <w:tc>
           <w:tcPr>
-            <w:tcW w:type="dxa" w:w="1728"/>
+            <w:tcW w:type="dxa" w:w="1440"/>
           </w:tcPr>
           <w:p>
             <w:pPr>
@@ -307,7 +347,7 @@
         </w:tc>
         <w:tc>
           <w:tcPr>
-            <w:tcW w:type="dxa" w:w="1728"/>
+            <w:tcW w:type="dxa" w:w="1440"/>
           </w:tcPr>
           <w:p>
             <w:pPr>
@@ -323,7 +363,7 @@
         </w:tc>
         <w:tc>
           <w:tcPr>
-            <w:tcW w:type="dxa" w:w="1728"/>
+            <w:tcW w:type="dxa" w:w="1440"/>
           </w:tcPr>
           <w:p>
             <w:pPr>
@@ -337,11 +377,27 @@
             </w:r>
           </w:p>
         </w:tc>
+        <w:tc>
+          <w:tcPr>
+            <w:tcW w:type="dxa" w:w="1440"/>
+          </w:tcPr>
+          <w:p>
+            <w:pPr>
+              <w:jc w:val="center"/>
+            </w:pPr>
+            <w:r>
+              <w:rPr>
+                <w:sz w:val="20"/>
+              </w:rPr>
+              <w:t>14380</w:t>
+            </w:r>
+          </w:p>
+        </w:tc>
       </w:tr>
       <w:tr>
         <w:tc>
           <w:tcPr>
-            <w:tcW w:type="dxa" w:w="1728"/>
+            <w:tcW w:type="dxa" w:w="1440"/>
           </w:tcPr>
           <w:p>
             <w:pPr>
@@ -357,7 +413,7 @@
         </w:tc>
         <w:tc>
           <w:tcPr>
-            <w:tcW w:type="dxa" w:w="1728"/>
+            <w:tcW w:type="dxa" w:w="1440"/>
           </w:tcPr>
           <w:p>
             <w:pPr>
@@ -373,7 +429,7 @@
         </w:tc>
         <w:tc>
           <w:tcPr>
-            <w:tcW w:type="dxa" w:w="1728"/>
+            <w:tcW w:type="dxa" w:w="1440"/>
           </w:tcPr>
           <w:p>
             <w:pPr>
@@ -389,7 +445,7 @@
         </w:tc>
         <w:tc>
           <w:tcPr>
-            <w:tcW w:type="dxa" w:w="1728"/>
+            <w:tcW w:type="dxa" w:w="1440"/>
           </w:tcPr>
           <w:p>
             <w:pPr>
@@ -405,7 +461,7 @@
         </w:tc>
         <w:tc>
           <w:tcPr>
-            <w:tcW w:type="dxa" w:w="1728"/>
+            <w:tcW w:type="dxa" w:w="1440"/>
           </w:tcPr>
           <w:p>
             <w:pPr>
@@ -419,11 +475,27 @@
             </w:r>
           </w:p>
         </w:tc>
+        <w:tc>
+          <w:tcPr>
+            <w:tcW w:type="dxa" w:w="1440"/>
+          </w:tcPr>
+          <w:p>
+            <w:pPr>
+              <w:jc w:val="center"/>
+            </w:pPr>
+            <w:r>
+              <w:rPr>
+                <w:sz w:val="20"/>
+              </w:rPr>
+              <w:t>9417</w:t>
+            </w:r>
+          </w:p>
+        </w:tc>
       </w:tr>
       <w:tr>
         <w:tc>
           <w:tcPr>
-            <w:tcW w:type="dxa" w:w="1728"/>
+            <w:tcW w:type="dxa" w:w="1440"/>
           </w:tcPr>
           <w:p>
             <w:pPr>
@@ -439,7 +511,7 @@
         </w:tc>
         <w:tc>
           <w:tcPr>
-            <w:tcW w:type="dxa" w:w="1728"/>
+            <w:tcW w:type="dxa" w:w="1440"/>
           </w:tcPr>
           <w:p>
             <w:pPr>
@@ -455,7 +527,7 @@
         </w:tc>
         <w:tc>
           <w:tcPr>
-            <w:tcW w:type="dxa" w:w="1728"/>
+            <w:tcW w:type="dxa" w:w="1440"/>
           </w:tcPr>
           <w:p>
             <w:pPr>
@@ -471,7 +543,7 @@
         </w:tc>
         <w:tc>
           <w:tcPr>
-            <w:tcW w:type="dxa" w:w="1728"/>
+            <w:tcW w:type="dxa" w:w="1440"/>
           </w:tcPr>
           <w:p>
             <w:pPr>
@@ -481,12 +553,13 @@
               <w:rPr>
                 <w:sz w:val="20"/>
               </w:rPr>
+              <w:t>0.36 ± 0.01</w:t>
             </w:r>
           </w:p>
         </w:tc>
         <w:tc>
           <w:tcPr>
-            <w:tcW w:type="dxa" w:w="1728"/>
+            <w:tcW w:type="dxa" w:w="1440"/>
           </w:tcPr>
           <w:p>
             <w:pPr>
@@ -496,6 +569,23 @@
               <w:rPr>
                 <w:sz w:val="20"/>
               </w:rPr>
+              <w:t>0.75 ± 0.02</w:t>
+            </w:r>
+          </w:p>
+        </w:tc>
+        <w:tc>
+          <w:tcPr>
+            <w:tcW w:type="dxa" w:w="1440"/>
+          </w:tcPr>
+          <w:p>
+            <w:pPr>
+              <w:jc w:val="center"/>
+            </w:pPr>
+            <w:r>
+              <w:rPr>
+                <w:sz w:val="20"/>
+              </w:rPr>
+              <w:t>22617</w:t>
             </w:r>
           </w:p>
         </w:tc>
@@ -503,7 +593,7 @@
       <w:tr>
         <w:tc>
           <w:tcPr>
-            <w:tcW w:type="dxa" w:w="1728"/>
+            <w:tcW w:type="dxa" w:w="1440"/>
           </w:tcPr>
           <w:p>
             <w:pPr>
@@ -519,7 +609,7 @@
         </w:tc>
         <w:tc>
           <w:tcPr>
-            <w:tcW w:type="dxa" w:w="1728"/>
+            <w:tcW w:type="dxa" w:w="1440"/>
           </w:tcPr>
           <w:p>
             <w:pPr>
@@ -535,7 +625,7 @@
         </w:tc>
         <w:tc>
           <w:tcPr>
-            <w:tcW w:type="dxa" w:w="1728"/>
+            <w:tcW w:type="dxa" w:w="1440"/>
           </w:tcPr>
           <w:p>
             <w:pPr>
@@ -551,7 +641,7 @@
         </w:tc>
         <w:tc>
           <w:tcPr>
-            <w:tcW w:type="dxa" w:w="1728"/>
+            <w:tcW w:type="dxa" w:w="1440"/>
           </w:tcPr>
           <w:p>
             <w:pPr>
@@ -567,7 +657,7 @@
         </w:tc>
         <w:tc>
           <w:tcPr>
-            <w:tcW w:type="dxa" w:w="1728"/>
+            <w:tcW w:type="dxa" w:w="1440"/>
           </w:tcPr>
           <w:p>
             <w:pPr>
@@ -581,11 +671,27 @@
             </w:r>
           </w:p>
         </w:tc>
+        <w:tc>
+          <w:tcPr>
+            <w:tcW w:type="dxa" w:w="1440"/>
+          </w:tcPr>
+          <w:p>
+            <w:pPr>
+              <w:jc w:val="center"/>
+            </w:pPr>
+            <w:r>
+              <w:rPr>
+                <w:sz w:val="20"/>
+              </w:rPr>
+              <w:t>15380</w:t>
+            </w:r>
+          </w:p>
+        </w:tc>
       </w:tr>
       <w:tr>
         <w:tc>
           <w:tcPr>
-            <w:tcW w:type="dxa" w:w="1728"/>
+            <w:tcW w:type="dxa" w:w="1440"/>
           </w:tcPr>
           <w:p>
             <w:pPr>
@@ -601,7 +707,7 @@
         </w:tc>
         <w:tc>
           <w:tcPr>
-            <w:tcW w:type="dxa" w:w="1728"/>
+            <w:tcW w:type="dxa" w:w="1440"/>
           </w:tcPr>
           <w:p>
             <w:pPr>
@@ -617,7 +723,7 @@
         </w:tc>
         <w:tc>
           <w:tcPr>
-            <w:tcW w:type="dxa" w:w="1728"/>
+            <w:tcW w:type="dxa" w:w="1440"/>
           </w:tcPr>
           <w:p>
             <w:pPr>
@@ -633,7 +739,7 @@
         </w:tc>
         <w:tc>
           <w:tcPr>
-            <w:tcW w:type="dxa" w:w="1728"/>
+            <w:tcW w:type="dxa" w:w="1440"/>
           </w:tcPr>
           <w:p>
             <w:pPr>
@@ -649,7 +755,7 @@
         </w:tc>
         <w:tc>
           <w:tcPr>
-            <w:tcW w:type="dxa" w:w="1728"/>
+            <w:tcW w:type="dxa" w:w="1440"/>
           </w:tcPr>
           <w:p>
             <w:pPr>
@@ -663,11 +769,27 @@
             </w:r>
           </w:p>
         </w:tc>
+        <w:tc>
+          <w:tcPr>
+            <w:tcW w:type="dxa" w:w="1440"/>
+          </w:tcPr>
+          <w:p>
+            <w:pPr>
+              <w:jc w:val="center"/>
+            </w:pPr>
+            <w:r>
+              <w:rPr>
+                <w:sz w:val="20"/>
+              </w:rPr>
+              <w:t>9310</w:t>
+            </w:r>
+          </w:p>
+        </w:tc>
       </w:tr>
       <w:tr>
         <w:tc>
           <w:tcPr>
-            <w:tcW w:type="dxa" w:w="1728"/>
+            <w:tcW w:type="dxa" w:w="1440"/>
           </w:tcPr>
           <w:p>
             <w:pPr>
@@ -683,7 +805,7 @@
         </w:tc>
         <w:tc>
           <w:tcPr>
-            <w:tcW w:type="dxa" w:w="1728"/>
+            <w:tcW w:type="dxa" w:w="1440"/>
           </w:tcPr>
           <w:p>
             <w:pPr>
@@ -699,7 +821,7 @@
         </w:tc>
         <w:tc>
           <w:tcPr>
-            <w:tcW w:type="dxa" w:w="1728"/>
+            <w:tcW w:type="dxa" w:w="1440"/>
           </w:tcPr>
           <w:p>
             <w:pPr>
@@ -715,7 +837,7 @@
         </w:tc>
         <w:tc>
           <w:tcPr>
-            <w:tcW w:type="dxa" w:w="1728"/>
+            <w:tcW w:type="dxa" w:w="1440"/>
           </w:tcPr>
           <w:p>
             <w:pPr>
@@ -731,7 +853,7 @@
         </w:tc>
         <w:tc>
           <w:tcPr>
-            <w:tcW w:type="dxa" w:w="1728"/>
+            <w:tcW w:type="dxa" w:w="1440"/>
           </w:tcPr>
           <w:p>
             <w:pPr>
@@ -745,11 +867,27 @@
             </w:r>
           </w:p>
         </w:tc>
+        <w:tc>
+          <w:tcPr>
+            <w:tcW w:type="dxa" w:w="1440"/>
+          </w:tcPr>
+          <w:p>
+            <w:pPr>
+              <w:jc w:val="center"/>
+            </w:pPr>
+            <w:r>
+              <w:rPr>
+                <w:sz w:val="20"/>
+              </w:rPr>
+              <w:t>19551</w:t>
+            </w:r>
+          </w:p>
+        </w:tc>
       </w:tr>
       <w:tr>
         <w:tc>
           <w:tcPr>
-            <w:tcW w:type="dxa" w:w="1728"/>
+            <w:tcW w:type="dxa" w:w="1440"/>
           </w:tcPr>
           <w:p>
             <w:pPr>
@@ -765,7 +903,7 @@
         </w:tc>
         <w:tc>
           <w:tcPr>
-            <w:tcW w:type="dxa" w:w="1728"/>
+            <w:tcW w:type="dxa" w:w="1440"/>
           </w:tcPr>
           <w:p>
             <w:pPr>
@@ -781,7 +919,7 @@
         </w:tc>
         <w:tc>
           <w:tcPr>
-            <w:tcW w:type="dxa" w:w="1728"/>
+            <w:tcW w:type="dxa" w:w="1440"/>
           </w:tcPr>
           <w:p>
             <w:pPr>
@@ -797,7 +935,7 @@
         </w:tc>
         <w:tc>
           <w:tcPr>
-            <w:tcW w:type="dxa" w:w="1728"/>
+            <w:tcW w:type="dxa" w:w="1440"/>
           </w:tcPr>
           <w:p>
             <w:pPr>
@@ -813,7 +951,7 @@
         </w:tc>
         <w:tc>
           <w:tcPr>
-            <w:tcW w:type="dxa" w:w="1728"/>
+            <w:tcW w:type="dxa" w:w="1440"/>
           </w:tcPr>
           <w:p>
             <w:pPr>
@@ -827,11 +965,27 @@
             </w:r>
           </w:p>
         </w:tc>
+        <w:tc>
+          <w:tcPr>
+            <w:tcW w:type="dxa" w:w="1440"/>
+          </w:tcPr>
+          <w:p>
+            <w:pPr>
+              <w:jc w:val="center"/>
+            </w:pPr>
+            <w:r>
+              <w:rPr>
+                <w:sz w:val="20"/>
+              </w:rPr>
+              <w:t>12820</w:t>
+            </w:r>
+          </w:p>
+        </w:tc>
       </w:tr>
       <w:tr>
         <w:tc>
           <w:tcPr>
-            <w:tcW w:type="dxa" w:w="1728"/>
+            <w:tcW w:type="dxa" w:w="1440"/>
           </w:tcPr>
           <w:p>
             <w:pPr>
@@ -847,7 +1001,7 @@
         </w:tc>
         <w:tc>
           <w:tcPr>
-            <w:tcW w:type="dxa" w:w="1728"/>
+            <w:tcW w:type="dxa" w:w="1440"/>
           </w:tcPr>
           <w:p>
             <w:pPr>
@@ -863,7 +1017,7 @@
         </w:tc>
         <w:tc>
           <w:tcPr>
-            <w:tcW w:type="dxa" w:w="1728"/>
+            <w:tcW w:type="dxa" w:w="1440"/>
           </w:tcPr>
           <w:p>
             <w:pPr>
@@ -879,7 +1033,7 @@
         </w:tc>
         <w:tc>
           <w:tcPr>
-            <w:tcW w:type="dxa" w:w="1728"/>
+            <w:tcW w:type="dxa" w:w="1440"/>
           </w:tcPr>
           <w:p>
             <w:pPr>
@@ -895,7 +1049,7 @@
         </w:tc>
         <w:tc>
           <w:tcPr>
-            <w:tcW w:type="dxa" w:w="1728"/>
+            <w:tcW w:type="dxa" w:w="1440"/>
           </w:tcPr>
           <w:p>
             <w:pPr>
@@ -909,11 +1063,27 @@
             </w:r>
           </w:p>
         </w:tc>
+        <w:tc>
+          <w:tcPr>
+            <w:tcW w:type="dxa" w:w="1440"/>
+          </w:tcPr>
+          <w:p>
+            <w:pPr>
+              <w:jc w:val="center"/>
+            </w:pPr>
+            <w:r>
+              <w:rPr>
+                <w:sz w:val="20"/>
+              </w:rPr>
+              <w:t>14119</w:t>
+            </w:r>
+          </w:p>
+        </w:tc>
       </w:tr>
       <w:tr>
         <w:tc>
           <w:tcPr>
-            <w:tcW w:type="dxa" w:w="1728"/>
+            <w:tcW w:type="dxa" w:w="1440"/>
           </w:tcPr>
           <w:p>
             <w:pPr>
@@ -929,7 +1099,7 @@
         </w:tc>
         <w:tc>
           <w:tcPr>
-            <w:tcW w:type="dxa" w:w="1728"/>
+            <w:tcW w:type="dxa" w:w="1440"/>
           </w:tcPr>
           <w:p>
             <w:pPr>
@@ -945,7 +1115,7 @@
         </w:tc>
         <w:tc>
           <w:tcPr>
-            <w:tcW w:type="dxa" w:w="1728"/>
+            <w:tcW w:type="dxa" w:w="1440"/>
           </w:tcPr>
           <w:p>
             <w:pPr>
@@ -961,7 +1131,7 @@
         </w:tc>
         <w:tc>
           <w:tcPr>
-            <w:tcW w:type="dxa" w:w="1728"/>
+            <w:tcW w:type="dxa" w:w="1440"/>
           </w:tcPr>
           <w:p>
             <w:pPr>
@@ -977,7 +1147,7 @@
         </w:tc>
         <w:tc>
           <w:tcPr>
-            <w:tcW w:type="dxa" w:w="1728"/>
+            <w:tcW w:type="dxa" w:w="1440"/>
           </w:tcPr>
           <w:p>
             <w:pPr>
@@ -991,11 +1161,27 @@
             </w:r>
           </w:p>
         </w:tc>
+        <w:tc>
+          <w:tcPr>
+            <w:tcW w:type="dxa" w:w="1440"/>
+          </w:tcPr>
+          <w:p>
+            <w:pPr>
+              <w:jc w:val="center"/>
+            </w:pPr>
+            <w:r>
+              <w:rPr>
+                <w:sz w:val="20"/>
+              </w:rPr>
+              <w:t>15483</w:t>
+            </w:r>
+          </w:p>
+        </w:tc>
       </w:tr>
       <w:tr>
         <w:tc>
           <w:tcPr>
-            <w:tcW w:type="dxa" w:w="1728"/>
+            <w:tcW w:type="dxa" w:w="1440"/>
           </w:tcPr>
           <w:p>
             <w:pPr>
@@ -1011,7 +1197,7 @@
         </w:tc>
         <w:tc>
           <w:tcPr>
-            <w:tcW w:type="dxa" w:w="1728"/>
+            <w:tcW w:type="dxa" w:w="1440"/>
           </w:tcPr>
           <w:p>
             <w:pPr>
@@ -1027,7 +1213,7 @@
         </w:tc>
         <w:tc>
           <w:tcPr>
-            <w:tcW w:type="dxa" w:w="1728"/>
+            <w:tcW w:type="dxa" w:w="1440"/>
           </w:tcPr>
           <w:p>
             <w:pPr>
@@ -1043,7 +1229,7 @@
         </w:tc>
         <w:tc>
           <w:tcPr>
-            <w:tcW w:type="dxa" w:w="1728"/>
+            <w:tcW w:type="dxa" w:w="1440"/>
           </w:tcPr>
           <w:p>
             <w:pPr>
@@ -1059,7 +1245,7 @@
         </w:tc>
         <w:tc>
           <w:tcPr>
-            <w:tcW w:type="dxa" w:w="1728"/>
+            <w:tcW w:type="dxa" w:w="1440"/>
           </w:tcPr>
           <w:p>
             <w:pPr>
@@ -1073,11 +1259,27 @@
             </w:r>
           </w:p>
         </w:tc>
+        <w:tc>
+          <w:tcPr>
+            <w:tcW w:type="dxa" w:w="1440"/>
+          </w:tcPr>
+          <w:p>
+            <w:pPr>
+              <w:jc w:val="center"/>
+            </w:pPr>
+            <w:r>
+              <w:rPr>
+                <w:sz w:val="20"/>
+              </w:rPr>
+              <w:t>14454</w:t>
+            </w:r>
+          </w:p>
+        </w:tc>
       </w:tr>
       <w:tr>
         <w:tc>
           <w:tcPr>
-            <w:tcW w:type="dxa" w:w="1728"/>
+            <w:tcW w:type="dxa" w:w="1440"/>
           </w:tcPr>
           <w:p>
             <w:pPr>
@@ -1093,7 +1295,7 @@
         </w:tc>
         <w:tc>
           <w:tcPr>
-            <w:tcW w:type="dxa" w:w="1728"/>
+            <w:tcW w:type="dxa" w:w="1440"/>
           </w:tcPr>
           <w:p>
             <w:pPr>
@@ -1109,7 +1311,7 @@
         </w:tc>
         <w:tc>
           <w:tcPr>
-            <w:tcW w:type="dxa" w:w="1728"/>
+            <w:tcW w:type="dxa" w:w="1440"/>
           </w:tcPr>
           <w:p>
             <w:pPr>
@@ -1125,7 +1327,7 @@
         </w:tc>
         <w:tc>
           <w:tcPr>
-            <w:tcW w:type="dxa" w:w="1728"/>
+            <w:tcW w:type="dxa" w:w="1440"/>
           </w:tcPr>
           <w:p>
             <w:pPr>
@@ -1141,7 +1343,7 @@
         </w:tc>
         <w:tc>
           <w:tcPr>
-            <w:tcW w:type="dxa" w:w="1728"/>
+            <w:tcW w:type="dxa" w:w="1440"/>
           </w:tcPr>
           <w:p>
             <w:pPr>
@@ -1155,11 +1357,27 @@
             </w:r>
           </w:p>
         </w:tc>
+        <w:tc>
+          <w:tcPr>
+            <w:tcW w:type="dxa" w:w="1440"/>
+          </w:tcPr>
+          <w:p>
+            <w:pPr>
+              <w:jc w:val="center"/>
+            </w:pPr>
+            <w:r>
+              <w:rPr>
+                <w:sz w:val="20"/>
+              </w:rPr>
+              <w:t>9905</w:t>
+            </w:r>
+          </w:p>
+        </w:tc>
       </w:tr>
       <w:tr>
         <w:tc>
           <w:tcPr>
-            <w:tcW w:type="dxa" w:w="1728"/>
+            <w:tcW w:type="dxa" w:w="1440"/>
           </w:tcPr>
           <w:p>
             <w:pPr>
@@ -1175,7 +1393,7 @@
         </w:tc>
         <w:tc>
           <w:tcPr>
-            <w:tcW w:type="dxa" w:w="1728"/>
+            <w:tcW w:type="dxa" w:w="1440"/>
           </w:tcPr>
           <w:p>
             <w:pPr>
@@ -1191,7 +1409,7 @@
         </w:tc>
         <w:tc>
           <w:tcPr>
-            <w:tcW w:type="dxa" w:w="1728"/>
+            <w:tcW w:type="dxa" w:w="1440"/>
           </w:tcPr>
           <w:p>
             <w:pPr>
@@ -1207,7 +1425,7 @@
         </w:tc>
         <w:tc>
           <w:tcPr>
-            <w:tcW w:type="dxa" w:w="1728"/>
+            <w:tcW w:type="dxa" w:w="1440"/>
           </w:tcPr>
           <w:p>
             <w:pPr>
@@ -1217,12 +1435,13 @@
               <w:rPr>
                 <w:sz w:val="20"/>
               </w:rPr>
+              <w:t>0.38 ± 0.02</w:t>
             </w:r>
           </w:p>
         </w:tc>
         <w:tc>
           <w:tcPr>
-            <w:tcW w:type="dxa" w:w="1728"/>
+            <w:tcW w:type="dxa" w:w="1440"/>
           </w:tcPr>
           <w:p>
             <w:pPr>
@@ -1232,6 +1451,23 @@
               <w:rPr>
                 <w:sz w:val="20"/>
               </w:rPr>
+              <w:t>0.72 ± 0.04</w:t>
+            </w:r>
+          </w:p>
+        </w:tc>
+        <w:tc>
+          <w:tcPr>
+            <w:tcW w:type="dxa" w:w="1440"/>
+          </w:tcPr>
+          <w:p>
+            <w:pPr>
+              <w:jc w:val="center"/>
+            </w:pPr>
+            <w:r>
+              <w:rPr>
+                <w:sz w:val="20"/>
+              </w:rPr>
+              <w:t>23774</w:t>
             </w:r>
           </w:p>
         </w:tc>
@@ -1239,7 +1475,7 @@
       <w:tr>
         <w:tc>
           <w:tcPr>
-            <w:tcW w:type="dxa" w:w="1728"/>
+            <w:tcW w:type="dxa" w:w="1440"/>
           </w:tcPr>
           <w:p>
             <w:pPr>
@@ -1255,7 +1491,7 @@
         </w:tc>
         <w:tc>
           <w:tcPr>
-            <w:tcW w:type="dxa" w:w="1728"/>
+            <w:tcW w:type="dxa" w:w="1440"/>
           </w:tcPr>
           <w:p>
             <w:pPr>
@@ -1271,7 +1507,7 @@
         </w:tc>
         <w:tc>
           <w:tcPr>
-            <w:tcW w:type="dxa" w:w="1728"/>
+            <w:tcW w:type="dxa" w:w="1440"/>
           </w:tcPr>
           <w:p>
             <w:pPr>
@@ -1287,7 +1523,7 @@
         </w:tc>
         <w:tc>
           <w:tcPr>
-            <w:tcW w:type="dxa" w:w="1728"/>
+            <w:tcW w:type="dxa" w:w="1440"/>
           </w:tcPr>
           <w:p>
             <w:pPr>
@@ -1303,7 +1539,7 @@
         </w:tc>
         <w:tc>
           <w:tcPr>
-            <w:tcW w:type="dxa" w:w="1728"/>
+            <w:tcW w:type="dxa" w:w="1440"/>
           </w:tcPr>
           <w:p>
             <w:pPr>
@@ -1317,11 +1553,27 @@
             </w:r>
           </w:p>
         </w:tc>
+        <w:tc>
+          <w:tcPr>
+            <w:tcW w:type="dxa" w:w="1440"/>
+          </w:tcPr>
+          <w:p>
+            <w:pPr>
+              <w:jc w:val="center"/>
+            </w:pPr>
+            <w:r>
+              <w:rPr>
+                <w:sz w:val="20"/>
+              </w:rPr>
+              <w:t>19756</w:t>
+            </w:r>
+          </w:p>
+        </w:tc>
       </w:tr>
       <w:tr>
         <w:tc>
           <w:tcPr>
-            <w:tcW w:type="dxa" w:w="1728"/>
+            <w:tcW w:type="dxa" w:w="1440"/>
           </w:tcPr>
           <w:p>
             <w:pPr>
@@ -1337,7 +1589,7 @@
         </w:tc>
         <w:tc>
           <w:tcPr>
-            <w:tcW w:type="dxa" w:w="1728"/>
+            <w:tcW w:type="dxa" w:w="1440"/>
           </w:tcPr>
           <w:p>
             <w:pPr>
@@ -1353,7 +1605,7 @@
         </w:tc>
         <w:tc>
           <w:tcPr>
-            <w:tcW w:type="dxa" w:w="1728"/>
+            <w:tcW w:type="dxa" w:w="1440"/>
           </w:tcPr>
           <w:p>
             <w:pPr>
@@ -1369,7 +1621,7 @@
         </w:tc>
         <w:tc>
           <w:tcPr>
-            <w:tcW w:type="dxa" w:w="1728"/>
+            <w:tcW w:type="dxa" w:w="1440"/>
           </w:tcPr>
           <w:p>
             <w:pPr>
@@ -1385,7 +1637,7 @@
         </w:tc>
         <w:tc>
           <w:tcPr>
-            <w:tcW w:type="dxa" w:w="1728"/>
+            <w:tcW w:type="dxa" w:w="1440"/>
           </w:tcPr>
           <w:p>
             <w:pPr>
@@ -1399,11 +1651,27 @@
             </w:r>
           </w:p>
         </w:tc>
+        <w:tc>
+          <w:tcPr>
+            <w:tcW w:type="dxa" w:w="1440"/>
+          </w:tcPr>
+          <w:p>
+            <w:pPr>
+              <w:jc w:val="center"/>
+            </w:pPr>
+            <w:r>
+              <w:rPr>
+                <w:sz w:val="20"/>
+              </w:rPr>
+              <w:t>10447</w:t>
+            </w:r>
+          </w:p>
+        </w:tc>
       </w:tr>
       <w:tr>
         <w:tc>
           <w:tcPr>
-            <w:tcW w:type="dxa" w:w="1728"/>
+            <w:tcW w:type="dxa" w:w="1440"/>
           </w:tcPr>
           <w:p>
             <w:pPr>
@@ -1419,7 +1687,7 @@
         </w:tc>
         <w:tc>
           <w:tcPr>
-            <w:tcW w:type="dxa" w:w="1728"/>
+            <w:tcW w:type="dxa" w:w="1440"/>
           </w:tcPr>
           <w:p>
             <w:pPr>
@@ -1435,7 +1703,7 @@
         </w:tc>
         <w:tc>
           <w:tcPr>
-            <w:tcW w:type="dxa" w:w="1728"/>
+            <w:tcW w:type="dxa" w:w="1440"/>
           </w:tcPr>
           <w:p>
             <w:pPr>
@@ -1451,7 +1719,7 @@
         </w:tc>
         <w:tc>
           <w:tcPr>
-            <w:tcW w:type="dxa" w:w="1728"/>
+            <w:tcW w:type="dxa" w:w="1440"/>
           </w:tcPr>
           <w:p>
             <w:pPr>
@@ -1467,7 +1735,7 @@
         </w:tc>
         <w:tc>
           <w:tcPr>
-            <w:tcW w:type="dxa" w:w="1728"/>
+            <w:tcW w:type="dxa" w:w="1440"/>
           </w:tcPr>
           <w:p>
             <w:pPr>
@@ -1481,11 +1749,27 @@
             </w:r>
           </w:p>
         </w:tc>
+        <w:tc>
+          <w:tcPr>
+            <w:tcW w:type="dxa" w:w="1440"/>
+          </w:tcPr>
+          <w:p>
+            <w:pPr>
+              <w:jc w:val="center"/>
+            </w:pPr>
+            <w:r>
+              <w:rPr>
+                <w:sz w:val="20"/>
+              </w:rPr>
+              <w:t>19508</w:t>
+            </w:r>
+          </w:p>
+        </w:tc>
       </w:tr>
       <w:tr>
         <w:tc>
           <w:tcPr>
-            <w:tcW w:type="dxa" w:w="1728"/>
+            <w:tcW w:type="dxa" w:w="1440"/>
           </w:tcPr>
           <w:p>
             <w:pPr>
@@ -1501,7 +1785,7 @@
         </w:tc>
         <w:tc>
           <w:tcPr>
-            <w:tcW w:type="dxa" w:w="1728"/>
+            <w:tcW w:type="dxa" w:w="1440"/>
           </w:tcPr>
           <w:p>
             <w:pPr>
@@ -1517,7 +1801,7 @@
         </w:tc>
         <w:tc>
           <w:tcPr>
-            <w:tcW w:type="dxa" w:w="1728"/>
+            <w:tcW w:type="dxa" w:w="1440"/>
           </w:tcPr>
           <w:p>
             <w:pPr>
@@ -1533,7 +1817,7 @@
         </w:tc>
         <w:tc>
           <w:tcPr>
-            <w:tcW w:type="dxa" w:w="1728"/>
+            <w:tcW w:type="dxa" w:w="1440"/>
           </w:tcPr>
           <w:p>
             <w:pPr>
@@ -1549,7 +1833,7 @@
         </w:tc>
         <w:tc>
           <w:tcPr>
-            <w:tcW w:type="dxa" w:w="1728"/>
+            <w:tcW w:type="dxa" w:w="1440"/>
           </w:tcPr>
           <w:p>
             <w:pPr>
@@ -1563,11 +1847,27 @@
             </w:r>
           </w:p>
         </w:tc>
+        <w:tc>
+          <w:tcPr>
+            <w:tcW w:type="dxa" w:w="1440"/>
+          </w:tcPr>
+          <w:p>
+            <w:pPr>
+              <w:jc w:val="center"/>
+            </w:pPr>
+            <w:r>
+              <w:rPr>
+                <w:sz w:val="20"/>
+              </w:rPr>
+              <w:t>19768</w:t>
+            </w:r>
+          </w:p>
+        </w:tc>
       </w:tr>
       <w:tr>
         <w:tc>
           <w:tcPr>
-            <w:tcW w:type="dxa" w:w="1728"/>
+            <w:tcW w:type="dxa" w:w="1440"/>
           </w:tcPr>
           <w:p>
             <w:pPr>
@@ -1583,7 +1883,7 @@
         </w:tc>
         <w:tc>
           <w:tcPr>
-            <w:tcW w:type="dxa" w:w="1728"/>
+            <w:tcW w:type="dxa" w:w="1440"/>
           </w:tcPr>
           <w:p>
             <w:pPr>
@@ -1599,7 +1899,7 @@
         </w:tc>
         <w:tc>
           <w:tcPr>
-            <w:tcW w:type="dxa" w:w="1728"/>
+            <w:tcW w:type="dxa" w:w="1440"/>
           </w:tcPr>
           <w:p>
             <w:pPr>
@@ -1615,7 +1915,7 @@
         </w:tc>
         <w:tc>
           <w:tcPr>
-            <w:tcW w:type="dxa" w:w="1728"/>
+            <w:tcW w:type="dxa" w:w="1440"/>
           </w:tcPr>
           <w:p>
             <w:pPr>
@@ -1631,7 +1931,7 @@
         </w:tc>
         <w:tc>
           <w:tcPr>
-            <w:tcW w:type="dxa" w:w="1728"/>
+            <w:tcW w:type="dxa" w:w="1440"/>
           </w:tcPr>
           <w:p>
             <w:pPr>
@@ -1645,11 +1945,27 @@
             </w:r>
           </w:p>
         </w:tc>
+        <w:tc>
+          <w:tcPr>
+            <w:tcW w:type="dxa" w:w="1440"/>
+          </w:tcPr>
+          <w:p>
+            <w:pPr>
+              <w:jc w:val="center"/>
+            </w:pPr>
+            <w:r>
+              <w:rPr>
+                <w:sz w:val="20"/>
+              </w:rPr>
+              <w:t>10130</w:t>
+            </w:r>
+          </w:p>
+        </w:tc>
       </w:tr>
       <w:tr>
         <w:tc>
           <w:tcPr>
-            <w:tcW w:type="dxa" w:w="1728"/>
+            <w:tcW w:type="dxa" w:w="1440"/>
           </w:tcPr>
           <w:p>
             <w:pPr>
@@ -1665,7 +1981,7 @@
         </w:tc>
         <w:tc>
           <w:tcPr>
-            <w:tcW w:type="dxa" w:w="1728"/>
+            <w:tcW w:type="dxa" w:w="1440"/>
           </w:tcPr>
           <w:p>
             <w:pPr>
@@ -1681,7 +1997,7 @@
         </w:tc>
         <w:tc>
           <w:tcPr>
-            <w:tcW w:type="dxa" w:w="1728"/>
+            <w:tcW w:type="dxa" w:w="1440"/>
           </w:tcPr>
           <w:p>
             <w:pPr>
@@ -1697,7 +2013,7 @@
         </w:tc>
         <w:tc>
           <w:tcPr>
-            <w:tcW w:type="dxa" w:w="1728"/>
+            <w:tcW w:type="dxa" w:w="1440"/>
           </w:tcPr>
           <w:p>
             <w:pPr>
@@ -1713,7 +2029,7 @@
         </w:tc>
         <w:tc>
           <w:tcPr>
-            <w:tcW w:type="dxa" w:w="1728"/>
+            <w:tcW w:type="dxa" w:w="1440"/>
           </w:tcPr>
           <w:p>
             <w:pPr>
@@ -1727,11 +2043,27 @@
             </w:r>
           </w:p>
         </w:tc>
+        <w:tc>
+          <w:tcPr>
+            <w:tcW w:type="dxa" w:w="1440"/>
+          </w:tcPr>
+          <w:p>
+            <w:pPr>
+              <w:jc w:val="center"/>
+            </w:pPr>
+            <w:r>
+              <w:rPr>
+                <w:sz w:val="20"/>
+              </w:rPr>
+              <w:t>21501</w:t>
+            </w:r>
+          </w:p>
+        </w:tc>
       </w:tr>
       <w:tr>
         <w:tc>
           <w:tcPr>
-            <w:tcW w:type="dxa" w:w="1728"/>
+            <w:tcW w:type="dxa" w:w="1440"/>
           </w:tcPr>
           <w:p>
             <w:pPr>
@@ -1747,7 +2079,7 @@
         </w:tc>
         <w:tc>
           <w:tcPr>
-            <w:tcW w:type="dxa" w:w="1728"/>
+            <w:tcW w:type="dxa" w:w="1440"/>
           </w:tcPr>
           <w:p>
             <w:pPr>
@@ -1763,7 +2095,7 @@
         </w:tc>
         <w:tc>
           <w:tcPr>
-            <w:tcW w:type="dxa" w:w="1728"/>
+            <w:tcW w:type="dxa" w:w="1440"/>
           </w:tcPr>
           <w:p>
             <w:pPr>
@@ -1779,7 +2111,7 @@
         </w:tc>
         <w:tc>
           <w:tcPr>
-            <w:tcW w:type="dxa" w:w="1728"/>
+            <w:tcW w:type="dxa" w:w="1440"/>
           </w:tcPr>
           <w:p>
             <w:pPr>
@@ -1795,7 +2127,7 @@
         </w:tc>
         <w:tc>
           <w:tcPr>
-            <w:tcW w:type="dxa" w:w="1728"/>
+            <w:tcW w:type="dxa" w:w="1440"/>
           </w:tcPr>
           <w:p>
             <w:pPr>
@@ -1809,11 +2141,27 @@
             </w:r>
           </w:p>
         </w:tc>
+        <w:tc>
+          <w:tcPr>
+            <w:tcW w:type="dxa" w:w="1440"/>
+          </w:tcPr>
+          <w:p>
+            <w:pPr>
+              <w:jc w:val="center"/>
+            </w:pPr>
+            <w:r>
+              <w:rPr>
+                <w:sz w:val="20"/>
+              </w:rPr>
+              <w:t>20106</w:t>
+            </w:r>
+          </w:p>
+        </w:tc>
       </w:tr>
       <w:tr>
         <w:tc>
           <w:tcPr>
-            <w:tcW w:type="dxa" w:w="1728"/>
+            <w:tcW w:type="dxa" w:w="1440"/>
           </w:tcPr>
           <w:p>
             <w:pPr>
@@ -1829,7 +2177,7 @@
         </w:tc>
         <w:tc>
           <w:tcPr>
-            <w:tcW w:type="dxa" w:w="1728"/>
+            <w:tcW w:type="dxa" w:w="1440"/>
           </w:tcPr>
           <w:p>
             <w:pPr>
@@ -1845,7 +2193,7 @@
         </w:tc>
         <w:tc>
           <w:tcPr>
-            <w:tcW w:type="dxa" w:w="1728"/>
+            <w:tcW w:type="dxa" w:w="1440"/>
           </w:tcPr>
           <w:p>
             <w:pPr>
@@ -1861,7 +2209,7 @@
         </w:tc>
         <w:tc>
           <w:tcPr>
-            <w:tcW w:type="dxa" w:w="1728"/>
+            <w:tcW w:type="dxa" w:w="1440"/>
           </w:tcPr>
           <w:p>
             <w:pPr>
@@ -1877,7 +2225,7 @@
         </w:tc>
         <w:tc>
           <w:tcPr>
-            <w:tcW w:type="dxa" w:w="1728"/>
+            <w:tcW w:type="dxa" w:w="1440"/>
           </w:tcPr>
           <w:p>
             <w:pPr>
@@ -1891,11 +2239,27 @@
             </w:r>
           </w:p>
         </w:tc>
+        <w:tc>
+          <w:tcPr>
+            <w:tcW w:type="dxa" w:w="1440"/>
+          </w:tcPr>
+          <w:p>
+            <w:pPr>
+              <w:jc w:val="center"/>
+            </w:pPr>
+            <w:r>
+              <w:rPr>
+                <w:sz w:val="20"/>
+              </w:rPr>
+              <w:t>13269</w:t>
+            </w:r>
+          </w:p>
+        </w:tc>
       </w:tr>
       <w:tr>
         <w:tc>
           <w:tcPr>
-            <w:tcW w:type="dxa" w:w="1728"/>
+            <w:tcW w:type="dxa" w:w="1440"/>
           </w:tcPr>
           <w:p>
             <w:pPr>
@@ -1911,7 +2275,7 @@
         </w:tc>
         <w:tc>
           <w:tcPr>
-            <w:tcW w:type="dxa" w:w="1728"/>
+            <w:tcW w:type="dxa" w:w="1440"/>
           </w:tcPr>
           <w:p>
             <w:pPr>
@@ -1927,7 +2291,7 @@
         </w:tc>
         <w:tc>
           <w:tcPr>
-            <w:tcW w:type="dxa" w:w="1728"/>
+            <w:tcW w:type="dxa" w:w="1440"/>
           </w:tcPr>
           <w:p>
             <w:pPr>
@@ -1943,7 +2307,7 @@
         </w:tc>
         <w:tc>
           <w:tcPr>
-            <w:tcW w:type="dxa" w:w="1728"/>
+            <w:tcW w:type="dxa" w:w="1440"/>
           </w:tcPr>
           <w:p>
             <w:pPr>
@@ -1959,7 +2323,7 @@
         </w:tc>
         <w:tc>
           <w:tcPr>
-            <w:tcW w:type="dxa" w:w="1728"/>
+            <w:tcW w:type="dxa" w:w="1440"/>
           </w:tcPr>
           <w:p>
             <w:pPr>
@@ -1973,11 +2337,27 @@
             </w:r>
           </w:p>
         </w:tc>
+        <w:tc>
+          <w:tcPr>
+            <w:tcW w:type="dxa" w:w="1440"/>
+          </w:tcPr>
+          <w:p>
+            <w:pPr>
+              <w:jc w:val="center"/>
+            </w:pPr>
+            <w:r>
+              <w:rPr>
+                <w:sz w:val="20"/>
+              </w:rPr>
+              <w:t>16643</w:t>
+            </w:r>
+          </w:p>
+        </w:tc>
       </w:tr>
       <w:tr>
         <w:tc>
           <w:tcPr>
-            <w:tcW w:type="dxa" w:w="1728"/>
+            <w:tcW w:type="dxa" w:w="1440"/>
           </w:tcPr>
           <w:p>
             <w:pPr>
@@ -1993,7 +2373,7 @@
         </w:tc>
         <w:tc>
           <w:tcPr>
-            <w:tcW w:type="dxa" w:w="1728"/>
+            <w:tcW w:type="dxa" w:w="1440"/>
           </w:tcPr>
           <w:p>
             <w:pPr>
@@ -2009,7 +2389,7 @@
         </w:tc>
         <w:tc>
           <w:tcPr>
-            <w:tcW w:type="dxa" w:w="1728"/>
+            <w:tcW w:type="dxa" w:w="1440"/>
           </w:tcPr>
           <w:p>
             <w:pPr>
@@ -2025,7 +2405,7 @@
         </w:tc>
         <w:tc>
           <w:tcPr>
-            <w:tcW w:type="dxa" w:w="1728"/>
+            <w:tcW w:type="dxa" w:w="1440"/>
           </w:tcPr>
           <w:p>
             <w:pPr>
@@ -2041,7 +2421,7 @@
         </w:tc>
         <w:tc>
           <w:tcPr>
-            <w:tcW w:type="dxa" w:w="1728"/>
+            <w:tcW w:type="dxa" w:w="1440"/>
           </w:tcPr>
           <w:p>
             <w:pPr>
@@ -2055,11 +2435,27 @@
             </w:r>
           </w:p>
         </w:tc>
+        <w:tc>
+          <w:tcPr>
+            <w:tcW w:type="dxa" w:w="1440"/>
+          </w:tcPr>
+          <w:p>
+            <w:pPr>
+              <w:jc w:val="center"/>
+            </w:pPr>
+            <w:r>
+              <w:rPr>
+                <w:sz w:val="20"/>
+              </w:rPr>
+              <w:t>20555</w:t>
+            </w:r>
+          </w:p>
+        </w:tc>
       </w:tr>
       <w:tr>
         <w:tc>
           <w:tcPr>
-            <w:tcW w:type="dxa" w:w="1728"/>
+            <w:tcW w:type="dxa" w:w="1440"/>
           </w:tcPr>
           <w:p>
             <w:pPr>
@@ -2075,7 +2471,7 @@
         </w:tc>
         <w:tc>
           <w:tcPr>
-            <w:tcW w:type="dxa" w:w="1728"/>
+            <w:tcW w:type="dxa" w:w="1440"/>
           </w:tcPr>
           <w:p>
             <w:pPr>
@@ -2091,7 +2487,7 @@
         </w:tc>
         <w:tc>
           <w:tcPr>
-            <w:tcW w:type="dxa" w:w="1728"/>
+            <w:tcW w:type="dxa" w:w="1440"/>
           </w:tcPr>
           <w:p>
             <w:pPr>
@@ -2107,7 +2503,7 @@
         </w:tc>
         <w:tc>
           <w:tcPr>
-            <w:tcW w:type="dxa" w:w="1728"/>
+            <w:tcW w:type="dxa" w:w="1440"/>
           </w:tcPr>
           <w:p>
             <w:pPr>
@@ -2123,7 +2519,7 @@
         </w:tc>
         <w:tc>
           <w:tcPr>
-            <w:tcW w:type="dxa" w:w="1728"/>
+            <w:tcW w:type="dxa" w:w="1440"/>
           </w:tcPr>
           <w:p>
             <w:pPr>
@@ -2137,11 +2533,27 @@
             </w:r>
           </w:p>
         </w:tc>
+        <w:tc>
+          <w:tcPr>
+            <w:tcW w:type="dxa" w:w="1440"/>
+          </w:tcPr>
+          <w:p>
+            <w:pPr>
+              <w:jc w:val="center"/>
+            </w:pPr>
+            <w:r>
+              <w:rPr>
+                <w:sz w:val="20"/>
+              </w:rPr>
+              <w:t>10483</w:t>
+            </w:r>
+          </w:p>
+        </w:tc>
       </w:tr>
       <w:tr>
         <w:tc>
           <w:tcPr>
-            <w:tcW w:type="dxa" w:w="1728"/>
+            <w:tcW w:type="dxa" w:w="1440"/>
           </w:tcPr>
           <w:p>
             <w:pPr>
@@ -2157,7 +2569,7 @@
         </w:tc>
         <w:tc>
           <w:tcPr>
-            <w:tcW w:type="dxa" w:w="1728"/>
+            <w:tcW w:type="dxa" w:w="1440"/>
           </w:tcPr>
           <w:p>
             <w:pPr>
@@ -2173,7 +2585,7 @@
         </w:tc>
         <w:tc>
           <w:tcPr>
-            <w:tcW w:type="dxa" w:w="1728"/>
+            <w:tcW w:type="dxa" w:w="1440"/>
           </w:tcPr>
           <w:p>
             <w:pPr>
@@ -2189,7 +2601,7 @@
         </w:tc>
         <w:tc>
           <w:tcPr>
-            <w:tcW w:type="dxa" w:w="1728"/>
+            <w:tcW w:type="dxa" w:w="1440"/>
           </w:tcPr>
           <w:p>
             <w:pPr>
@@ -2205,7 +2617,7 @@
         </w:tc>
         <w:tc>
           <w:tcPr>
-            <w:tcW w:type="dxa" w:w="1728"/>
+            <w:tcW w:type="dxa" w:w="1440"/>
           </w:tcPr>
           <w:p>
             <w:pPr>
@@ -2219,11 +2631,27 @@
             </w:r>
           </w:p>
         </w:tc>
+        <w:tc>
+          <w:tcPr>
+            <w:tcW w:type="dxa" w:w="1440"/>
+          </w:tcPr>
+          <w:p>
+            <w:pPr>
+              <w:jc w:val="center"/>
+            </w:pPr>
+            <w:r>
+              <w:rPr>
+                <w:sz w:val="20"/>
+              </w:rPr>
+              <w:t>13708</w:t>
+            </w:r>
+          </w:p>
+        </w:tc>
       </w:tr>
       <w:tr>
         <w:tc>
           <w:tcPr>
-            <w:tcW w:type="dxa" w:w="1728"/>
+            <w:tcW w:type="dxa" w:w="1440"/>
           </w:tcPr>
           <w:p>
             <w:pPr>
@@ -2239,7 +2667,7 @@
         </w:tc>
         <w:tc>
           <w:tcPr>
-            <w:tcW w:type="dxa" w:w="1728"/>
+            <w:tcW w:type="dxa" w:w="1440"/>
           </w:tcPr>
           <w:p>
             <w:pPr>
@@ -2255,7 +2683,7 @@
         </w:tc>
         <w:tc>
           <w:tcPr>
-            <w:tcW w:type="dxa" w:w="1728"/>
+            <w:tcW w:type="dxa" w:w="1440"/>
           </w:tcPr>
           <w:p>
             <w:pPr>
@@ -2271,7 +2699,7 @@
         </w:tc>
         <w:tc>
           <w:tcPr>
-            <w:tcW w:type="dxa" w:w="1728"/>
+            <w:tcW w:type="dxa" w:w="1440"/>
           </w:tcPr>
           <w:p>
             <w:pPr>
@@ -2287,7 +2715,7 @@
         </w:tc>
         <w:tc>
           <w:tcPr>
-            <w:tcW w:type="dxa" w:w="1728"/>
+            <w:tcW w:type="dxa" w:w="1440"/>
           </w:tcPr>
           <w:p>
             <w:pPr>
@@ -2301,11 +2729,27 @@
             </w:r>
           </w:p>
         </w:tc>
+        <w:tc>
+          <w:tcPr>
+            <w:tcW w:type="dxa" w:w="1440"/>
+          </w:tcPr>
+          <w:p>
+            <w:pPr>
+              <w:jc w:val="center"/>
+            </w:pPr>
+            <w:r>
+              <w:rPr>
+                <w:sz w:val="20"/>
+              </w:rPr>
+              <w:t>19719</w:t>
+            </w:r>
+          </w:p>
+        </w:tc>
       </w:tr>
       <w:tr>
         <w:tc>
           <w:tcPr>
-            <w:tcW w:type="dxa" w:w="1728"/>
+            <w:tcW w:type="dxa" w:w="1440"/>
           </w:tcPr>
           <w:p>
             <w:pPr>
@@ -2321,7 +2765,7 @@
         </w:tc>
         <w:tc>
           <w:tcPr>
-            <w:tcW w:type="dxa" w:w="1728"/>
+            <w:tcW w:type="dxa" w:w="1440"/>
           </w:tcPr>
           <w:p>
             <w:pPr>
@@ -2337,7 +2781,7 @@
         </w:tc>
         <w:tc>
           <w:tcPr>
-            <w:tcW w:type="dxa" w:w="1728"/>
+            <w:tcW w:type="dxa" w:w="1440"/>
           </w:tcPr>
           <w:p>
             <w:pPr>
@@ -2353,7 +2797,7 @@
         </w:tc>
         <w:tc>
           <w:tcPr>
-            <w:tcW w:type="dxa" w:w="1728"/>
+            <w:tcW w:type="dxa" w:w="1440"/>
           </w:tcPr>
           <w:p>
             <w:pPr>
@@ -2369,7 +2813,7 @@
         </w:tc>
         <w:tc>
           <w:tcPr>
-            <w:tcW w:type="dxa" w:w="1728"/>
+            <w:tcW w:type="dxa" w:w="1440"/>
           </w:tcPr>
           <w:p>
             <w:pPr>
@@ -2383,11 +2827,27 @@
             </w:r>
           </w:p>
         </w:tc>
+        <w:tc>
+          <w:tcPr>
+            <w:tcW w:type="dxa" w:w="1440"/>
+          </w:tcPr>
+          <w:p>
+            <w:pPr>
+              <w:jc w:val="center"/>
+            </w:pPr>
+            <w:r>
+              <w:rPr>
+                <w:sz w:val="20"/>
+              </w:rPr>
+              <w:t>8438</w:t>
+            </w:r>
+          </w:p>
+        </w:tc>
       </w:tr>
       <w:tr>
         <w:tc>
           <w:tcPr>
-            <w:tcW w:type="dxa" w:w="1728"/>
+            <w:tcW w:type="dxa" w:w="1440"/>
           </w:tcPr>
           <w:p>
             <w:pPr>
@@ -2403,7 +2863,7 @@
         </w:tc>
         <w:tc>
           <w:tcPr>
-            <w:tcW w:type="dxa" w:w="1728"/>
+            <w:tcW w:type="dxa" w:w="1440"/>
           </w:tcPr>
           <w:p>
             <w:pPr>
@@ -2419,7 +2879,7 @@
         </w:tc>
         <w:tc>
           <w:tcPr>
-            <w:tcW w:type="dxa" w:w="1728"/>
+            <w:tcW w:type="dxa" w:w="1440"/>
           </w:tcPr>
           <w:p>
             <w:pPr>
@@ -2435,7 +2895,7 @@
         </w:tc>
         <w:tc>
           <w:tcPr>
-            <w:tcW w:type="dxa" w:w="1728"/>
+            <w:tcW w:type="dxa" w:w="1440"/>
           </w:tcPr>
           <w:p>
             <w:pPr>
@@ -2451,7 +2911,7 @@
         </w:tc>
         <w:tc>
           <w:tcPr>
-            <w:tcW w:type="dxa" w:w="1728"/>
+            <w:tcW w:type="dxa" w:w="1440"/>
           </w:tcPr>
           <w:p>
             <w:pPr>
@@ -2465,11 +2925,27 @@
             </w:r>
           </w:p>
         </w:tc>
+        <w:tc>
+          <w:tcPr>
+            <w:tcW w:type="dxa" w:w="1440"/>
+          </w:tcPr>
+          <w:p>
+            <w:pPr>
+              <w:jc w:val="center"/>
+            </w:pPr>
+            <w:r>
+              <w:rPr>
+                <w:sz w:val="20"/>
+              </w:rPr>
+              <w:t>12358</w:t>
+            </w:r>
+          </w:p>
+        </w:tc>
       </w:tr>
       <w:tr>
         <w:tc>
           <w:tcPr>
-            <w:tcW w:type="dxa" w:w="1728"/>
+            <w:tcW w:type="dxa" w:w="1440"/>
           </w:tcPr>
           <w:p>
             <w:pPr>
@@ -2485,7 +2961,7 @@
         </w:tc>
         <w:tc>
           <w:tcPr>
-            <w:tcW w:type="dxa" w:w="1728"/>
+            <w:tcW w:type="dxa" w:w="1440"/>
           </w:tcPr>
           <w:p>
             <w:pPr>
@@ -2501,7 +2977,7 @@
         </w:tc>
         <w:tc>
           <w:tcPr>
-            <w:tcW w:type="dxa" w:w="1728"/>
+            <w:tcW w:type="dxa" w:w="1440"/>
           </w:tcPr>
           <w:p>
             <w:pPr>
@@ -2517,7 +2993,7 @@
         </w:tc>
         <w:tc>
           <w:tcPr>
-            <w:tcW w:type="dxa" w:w="1728"/>
+            <w:tcW w:type="dxa" w:w="1440"/>
           </w:tcPr>
           <w:p>
             <w:pPr>
@@ -2533,7 +3009,7 @@
         </w:tc>
         <w:tc>
           <w:tcPr>
-            <w:tcW w:type="dxa" w:w="1728"/>
+            <w:tcW w:type="dxa" w:w="1440"/>
           </w:tcPr>
           <w:p>
             <w:pPr>
@@ -2547,11 +3023,27 @@
             </w:r>
           </w:p>
         </w:tc>
+        <w:tc>
+          <w:tcPr>
+            <w:tcW w:type="dxa" w:w="1440"/>
+          </w:tcPr>
+          <w:p>
+            <w:pPr>
+              <w:jc w:val="center"/>
+            </w:pPr>
+            <w:r>
+              <w:rPr>
+                <w:sz w:val="20"/>
+              </w:rPr>
+              <w:t>18360</w:t>
+            </w:r>
+          </w:p>
+        </w:tc>
       </w:tr>
       <w:tr>
         <w:tc>
           <w:tcPr>
-            <w:tcW w:type="dxa" w:w="1728"/>
+            <w:tcW w:type="dxa" w:w="1440"/>
           </w:tcPr>
           <w:p>
             <w:pPr>
@@ -2567,7 +3059,7 @@
         </w:tc>
         <w:tc>
           <w:tcPr>
-            <w:tcW w:type="dxa" w:w="1728"/>
+            <w:tcW w:type="dxa" w:w="1440"/>
           </w:tcPr>
           <w:p>
             <w:pPr>
@@ -2583,7 +3075,7 @@
         </w:tc>
         <w:tc>
           <w:tcPr>
-            <w:tcW w:type="dxa" w:w="1728"/>
+            <w:tcW w:type="dxa" w:w="1440"/>
           </w:tcPr>
           <w:p>
             <w:pPr>
@@ -2599,7 +3091,7 @@
         </w:tc>
         <w:tc>
           <w:tcPr>
-            <w:tcW w:type="dxa" w:w="1728"/>
+            <w:tcW w:type="dxa" w:w="1440"/>
           </w:tcPr>
           <w:p>
             <w:pPr>
@@ -2615,7 +3107,7 @@
         </w:tc>
         <w:tc>
           <w:tcPr>
-            <w:tcW w:type="dxa" w:w="1728"/>
+            <w:tcW w:type="dxa" w:w="1440"/>
           </w:tcPr>
           <w:p>
             <w:pPr>
@@ -2629,11 +3121,27 @@
             </w:r>
           </w:p>
         </w:tc>
+        <w:tc>
+          <w:tcPr>
+            <w:tcW w:type="dxa" w:w="1440"/>
+          </w:tcPr>
+          <w:p>
+            <w:pPr>
+              <w:jc w:val="center"/>
+            </w:pPr>
+            <w:r>
+              <w:rPr>
+                <w:sz w:val="20"/>
+              </w:rPr>
+              <w:t>8096</w:t>
+            </w:r>
+          </w:p>
+        </w:tc>
       </w:tr>
       <w:tr>
         <w:tc>
           <w:tcPr>
-            <w:tcW w:type="dxa" w:w="1728"/>
+            <w:tcW w:type="dxa" w:w="1440"/>
           </w:tcPr>
           <w:p>
             <w:pPr>
@@ -2649,7 +3157,7 @@
         </w:tc>
         <w:tc>
           <w:tcPr>
-            <w:tcW w:type="dxa" w:w="1728"/>
+            <w:tcW w:type="dxa" w:w="1440"/>
           </w:tcPr>
           <w:p>
             <w:pPr>
@@ -2665,7 +3173,7 @@
         </w:tc>
         <w:tc>
           <w:tcPr>
-            <w:tcW w:type="dxa" w:w="1728"/>
+            <w:tcW w:type="dxa" w:w="1440"/>
           </w:tcPr>
           <w:p>
             <w:pPr>
@@ -2681,7 +3189,7 @@
         </w:tc>
         <w:tc>
           <w:tcPr>
-            <w:tcW w:type="dxa" w:w="1728"/>
+            <w:tcW w:type="dxa" w:w="1440"/>
           </w:tcPr>
           <w:p>
             <w:pPr>
@@ -2697,7 +3205,7 @@
         </w:tc>
         <w:tc>
           <w:tcPr>
-            <w:tcW w:type="dxa" w:w="1728"/>
+            <w:tcW w:type="dxa" w:w="1440"/>
           </w:tcPr>
           <w:p>
             <w:pPr>
@@ -2711,11 +3219,27 @@
             </w:r>
           </w:p>
         </w:tc>
+        <w:tc>
+          <w:tcPr>
+            <w:tcW w:type="dxa" w:w="1440"/>
+          </w:tcPr>
+          <w:p>
+            <w:pPr>
+              <w:jc w:val="center"/>
+            </w:pPr>
+            <w:r>
+              <w:rPr>
+                <w:sz w:val="20"/>
+              </w:rPr>
+              <w:t>15340</w:t>
+            </w:r>
+          </w:p>
+        </w:tc>
       </w:tr>
       <w:tr>
         <w:tc>
           <w:tcPr>
-            <w:tcW w:type="dxa" w:w="1728"/>
+            <w:tcW w:type="dxa" w:w="1440"/>
           </w:tcPr>
           <w:p>
             <w:pPr>
@@ -2731,7 +3255,7 @@
         </w:tc>
         <w:tc>
           <w:tcPr>
-            <w:tcW w:type="dxa" w:w="1728"/>
+            <w:tcW w:type="dxa" w:w="1440"/>
           </w:tcPr>
           <w:p>
             <w:pPr>
@@ -2747,7 +3271,7 @@
         </w:tc>
         <w:tc>
           <w:tcPr>
-            <w:tcW w:type="dxa" w:w="1728"/>
+            <w:tcW w:type="dxa" w:w="1440"/>
           </w:tcPr>
           <w:p>
             <w:pPr>
@@ -2763,7 +3287,7 @@
         </w:tc>
         <w:tc>
           <w:tcPr>
-            <w:tcW w:type="dxa" w:w="1728"/>
+            <w:tcW w:type="dxa" w:w="1440"/>
           </w:tcPr>
           <w:p>
             <w:pPr>
@@ -2779,7 +3303,7 @@
         </w:tc>
         <w:tc>
           <w:tcPr>
-            <w:tcW w:type="dxa" w:w="1728"/>
+            <w:tcW w:type="dxa" w:w="1440"/>
           </w:tcPr>
           <w:p>
             <w:pPr>
@@ -2793,11 +3317,27 @@
             </w:r>
           </w:p>
         </w:tc>
+        <w:tc>
+          <w:tcPr>
+            <w:tcW w:type="dxa" w:w="1440"/>
+          </w:tcPr>
+          <w:p>
+            <w:pPr>
+              <w:jc w:val="center"/>
+            </w:pPr>
+            <w:r>
+              <w:rPr>
+                <w:sz w:val="20"/>
+              </w:rPr>
+              <w:t>18440</w:t>
+            </w:r>
+          </w:p>
+        </w:tc>
       </w:tr>
       <w:tr>
         <w:tc>
           <w:tcPr>
-            <w:tcW w:type="dxa" w:w="1728"/>
+            <w:tcW w:type="dxa" w:w="1440"/>
           </w:tcPr>
           <w:p>
             <w:pPr>
@@ -2813,7 +3353,7 @@
         </w:tc>
         <w:tc>
           <w:tcPr>
-            <w:tcW w:type="dxa" w:w="1728"/>
+            <w:tcW w:type="dxa" w:w="1440"/>
           </w:tcPr>
           <w:p>
             <w:pPr>
@@ -2829,7 +3369,7 @@
         </w:tc>
         <w:tc>
           <w:tcPr>
-            <w:tcW w:type="dxa" w:w="1728"/>
+            <w:tcW w:type="dxa" w:w="1440"/>
           </w:tcPr>
           <w:p>
             <w:pPr>
@@ -2845,7 +3385,7 @@
         </w:tc>
         <w:tc>
           <w:tcPr>
-            <w:tcW w:type="dxa" w:w="1728"/>
+            <w:tcW w:type="dxa" w:w="1440"/>
           </w:tcPr>
           <w:p>
             <w:pPr>
@@ -2861,7 +3401,7 @@
         </w:tc>
         <w:tc>
           <w:tcPr>
-            <w:tcW w:type="dxa" w:w="1728"/>
+            <w:tcW w:type="dxa" w:w="1440"/>
           </w:tcPr>
           <w:p>
             <w:pPr>
@@ -2875,11 +3415,27 @@
             </w:r>
           </w:p>
         </w:tc>
+        <w:tc>
+          <w:tcPr>
+            <w:tcW w:type="dxa" w:w="1440"/>
+          </w:tcPr>
+          <w:p>
+            <w:pPr>
+              <w:jc w:val="center"/>
+            </w:pPr>
+            <w:r>
+              <w:rPr>
+                <w:sz w:val="20"/>
+              </w:rPr>
+              <w:t>12500</w:t>
+            </w:r>
+          </w:p>
+        </w:tc>
       </w:tr>
       <w:tr>
         <w:tc>
           <w:tcPr>
-            <w:tcW w:type="dxa" w:w="1728"/>
+            <w:tcW w:type="dxa" w:w="1440"/>
           </w:tcPr>
           <w:p>
             <w:pPr>
@@ -2895,7 +3451,7 @@
         </w:tc>
         <w:tc>
           <w:tcPr>
-            <w:tcW w:type="dxa" w:w="1728"/>
+            <w:tcW w:type="dxa" w:w="1440"/>
           </w:tcPr>
           <w:p>
             <w:pPr>
@@ -2911,7 +3467,7 @@
         </w:tc>
         <w:tc>
           <w:tcPr>
-            <w:tcW w:type="dxa" w:w="1728"/>
+            <w:tcW w:type="dxa" w:w="1440"/>
           </w:tcPr>
           <w:p>
             <w:pPr>
@@ -2927,7 +3483,7 @@
         </w:tc>
         <w:tc>
           <w:tcPr>
-            <w:tcW w:type="dxa" w:w="1728"/>
+            <w:tcW w:type="dxa" w:w="1440"/>
           </w:tcPr>
           <w:p>
             <w:pPr>
@@ -2943,7 +3499,7 @@
         </w:tc>
         <w:tc>
           <w:tcPr>
-            <w:tcW w:type="dxa" w:w="1728"/>
+            <w:tcW w:type="dxa" w:w="1440"/>
           </w:tcPr>
           <w:p>
             <w:pPr>
@@ -2957,11 +3513,27 @@
             </w:r>
           </w:p>
         </w:tc>
+        <w:tc>
+          <w:tcPr>
+            <w:tcW w:type="dxa" w:w="1440"/>
+          </w:tcPr>
+          <w:p>
+            <w:pPr>
+              <w:jc w:val="center"/>
+            </w:pPr>
+            <w:r>
+              <w:rPr>
+                <w:sz w:val="20"/>
+              </w:rPr>
+              <w:t>11740</w:t>
+            </w:r>
+          </w:p>
+        </w:tc>
       </w:tr>
       <w:tr>
         <w:tc>
           <w:tcPr>
-            <w:tcW w:type="dxa" w:w="1728"/>
+            <w:tcW w:type="dxa" w:w="1440"/>
           </w:tcPr>
           <w:p>
             <w:pPr>
@@ -2977,7 +3549,7 @@
         </w:tc>
         <w:tc>
           <w:tcPr>
-            <w:tcW w:type="dxa" w:w="1728"/>
+            <w:tcW w:type="dxa" w:w="1440"/>
           </w:tcPr>
           <w:p>
             <w:pPr>
@@ -2993,7 +3565,7 @@
         </w:tc>
         <w:tc>
           <w:tcPr>
-            <w:tcW w:type="dxa" w:w="1728"/>
+            <w:tcW w:type="dxa" w:w="1440"/>
           </w:tcPr>
           <w:p>
             <w:pPr>
@@ -3009,7 +3581,7 @@
         </w:tc>
         <w:tc>
           <w:tcPr>
-            <w:tcW w:type="dxa" w:w="1728"/>
+            <w:tcW w:type="dxa" w:w="1440"/>
           </w:tcPr>
           <w:p>
             <w:pPr>
@@ -3025,7 +3597,7 @@
         </w:tc>
         <w:tc>
           <w:tcPr>
-            <w:tcW w:type="dxa" w:w="1728"/>
+            <w:tcW w:type="dxa" w:w="1440"/>
           </w:tcPr>
           <w:p>
             <w:pPr>
@@ -3039,11 +3611,27 @@
             </w:r>
           </w:p>
         </w:tc>
+        <w:tc>
+          <w:tcPr>
+            <w:tcW w:type="dxa" w:w="1440"/>
+          </w:tcPr>
+          <w:p>
+            <w:pPr>
+              <w:jc w:val="center"/>
+            </w:pPr>
+            <w:r>
+              <w:rPr>
+                <w:sz w:val="20"/>
+              </w:rPr>
+              <w:t>17649</w:t>
+            </w:r>
+          </w:p>
+        </w:tc>
       </w:tr>
       <w:tr>
         <w:tc>
           <w:tcPr>
-            <w:tcW w:type="dxa" w:w="1728"/>
+            <w:tcW w:type="dxa" w:w="1440"/>
           </w:tcPr>
           <w:p>
             <w:pPr>
@@ -3059,7 +3647,7 @@
         </w:tc>
         <w:tc>
           <w:tcPr>
-            <w:tcW w:type="dxa" w:w="1728"/>
+            <w:tcW w:type="dxa" w:w="1440"/>
           </w:tcPr>
           <w:p>
             <w:pPr>
@@ -3075,7 +3663,7 @@
         </w:tc>
         <w:tc>
           <w:tcPr>
-            <w:tcW w:type="dxa" w:w="1728"/>
+            <w:tcW w:type="dxa" w:w="1440"/>
           </w:tcPr>
           <w:p>
             <w:pPr>
@@ -3091,7 +3679,7 @@
         </w:tc>
         <w:tc>
           <w:tcPr>
-            <w:tcW w:type="dxa" w:w="1728"/>
+            <w:tcW w:type="dxa" w:w="1440"/>
           </w:tcPr>
           <w:p>
             <w:pPr>
@@ -3107,7 +3695,7 @@
         </w:tc>
         <w:tc>
           <w:tcPr>
-            <w:tcW w:type="dxa" w:w="1728"/>
+            <w:tcW w:type="dxa" w:w="1440"/>
           </w:tcPr>
           <w:p>
             <w:pPr>
@@ -3118,6 +3706,22 @@
                 <w:sz w:val="20"/>
               </w:rPr>
               <w:t>0.78 ± 0.02</w:t>
+            </w:r>
+          </w:p>
+        </w:tc>
+        <w:tc>
+          <w:tcPr>
+            <w:tcW w:type="dxa" w:w="1440"/>
+          </w:tcPr>
+          <w:p>
+            <w:pPr>
+              <w:jc w:val="center"/>
+            </w:pPr>
+            <w:r>
+              <w:rPr>
+                <w:sz w:val="20"/>
+              </w:rPr>
+              <w:t>9394</w:t>
             </w:r>
           </w:p>
         </w:tc>

--- a/results/Machine Learning for Polymer Design to Enhance Pervaporation-Based Organic Recovery/target_log (Total flux)/tabular results/kernel_combination_scores.docx
+++ b/results/Machine Learning for Polymer Design to Enhance Pervaporation-Based Organic Recovery/target_log (Total flux)/tabular results/kernel_combination_scores.docx
@@ -9,17 +9,20 @@
         <w:tblLook w:firstColumn="1" w:firstRow="1" w:lastColumn="0" w:lastRow="0" w:noHBand="0" w:noVBand="1" w:val="04A0"/>
       </w:tblPr>
       <w:tblGrid>
-        <w:gridCol w:w="1440"/>
-        <w:gridCol w:w="1440"/>
-        <w:gridCol w:w="1440"/>
-        <w:gridCol w:w="1440"/>
-        <w:gridCol w:w="1440"/>
-        <w:gridCol w:w="1440"/>
+        <w:gridCol w:w="960"/>
+        <w:gridCol w:w="960"/>
+        <w:gridCol w:w="960"/>
+        <w:gridCol w:w="960"/>
+        <w:gridCol w:w="960"/>
+        <w:gridCol w:w="960"/>
+        <w:gridCol w:w="960"/>
+        <w:gridCol w:w="960"/>
+        <w:gridCol w:w="960"/>
       </w:tblGrid>
       <w:tr>
         <w:tc>
           <w:tcPr>
-            <w:tcW w:type="dxa" w:w="4320"/>
+            <w:tcW w:type="dxa" w:w="2880"/>
             <w:gridSpan w:val="3"/>
           </w:tcPr>
           <w:p>
@@ -36,7 +39,7 @@
         </w:tc>
         <w:tc>
           <w:tcPr>
-            <w:tcW w:type="dxa" w:w="4320"/>
+            <w:tcW w:type="dxa" w:w="2880"/>
             <w:gridSpan w:val="3"/>
           </w:tcPr>
           <w:p>
@@ -47,7 +50,24 @@
               <w:rPr>
                 <w:sz w:val="20"/>
               </w:rPr>
-              <w:t>GP pyro</w:t>
+              <w:t>GPyro HMC</w:t>
+            </w:r>
+          </w:p>
+        </w:tc>
+        <w:tc>
+          <w:tcPr>
+            <w:tcW w:type="dxa" w:w="2880"/>
+            <w:gridSpan w:val="3"/>
+          </w:tcPr>
+          <w:p>
+            <w:pPr>
+              <w:jc w:val="center"/>
+            </w:pPr>
+            <w:r>
+              <w:rPr>
+                <w:sz w:val="20"/>
+              </w:rPr>
+              <w:t>GPyTorch MAP</w:t>
             </w:r>
           </w:p>
         </w:tc>
@@ -55,7 +75,7 @@
       <w:tr>
         <w:tc>
           <w:tcPr>
-            <w:tcW w:type="dxa" w:w="2880"/>
+            <w:tcW w:type="dxa" w:w="1920"/>
             <w:gridSpan w:val="2"/>
           </w:tcPr>
           <w:p>
@@ -72,7 +92,7 @@
         </w:tc>
         <w:tc>
           <w:tcPr>
-            <w:tcW w:type="dxa" w:w="1440"/>
+            <w:tcW w:type="dxa" w:w="960"/>
             <w:vMerge w:val="restart"/>
           </w:tcPr>
           <w:p>
@@ -89,7 +109,7 @@
         </w:tc>
         <w:tc>
           <w:tcPr>
-            <w:tcW w:type="dxa" w:w="1440"/>
+            <w:tcW w:type="dxa" w:w="960"/>
             <w:vMerge w:val="restart"/>
           </w:tcPr>
           <w:p>
@@ -106,7 +126,7 @@
         </w:tc>
         <w:tc>
           <w:tcPr>
-            <w:tcW w:type="dxa" w:w="1440"/>
+            <w:tcW w:type="dxa" w:w="960"/>
             <w:vMerge w:val="restart"/>
           </w:tcPr>
           <w:p>
@@ -123,7 +143,58 @@
         </w:tc>
         <w:tc>
           <w:tcPr>
-            <w:tcW w:type="dxa" w:w="1440"/>
+            <w:tcW w:type="dxa" w:w="960"/>
+            <w:vMerge w:val="restart"/>
+          </w:tcPr>
+          <w:p>
+            <w:pPr>
+              <w:jc w:val="center"/>
+            </w:pPr>
+            <w:r>
+              <w:rPr>
+                <w:sz w:val="20"/>
+              </w:rPr>
+              <w:t>Run time (sec)</w:t>
+            </w:r>
+          </w:p>
+        </w:tc>
+        <w:tc>
+          <w:tcPr>
+            <w:tcW w:type="dxa" w:w="960"/>
+            <w:vMerge w:val="restart"/>
+          </w:tcPr>
+          <w:p>
+            <w:pPr>
+              <w:jc w:val="center"/>
+            </w:pPr>
+            <w:r>
+              <w:rPr>
+                <w:sz w:val="20"/>
+              </w:rPr>
+              <w:t>RMSE</w:t>
+            </w:r>
+          </w:p>
+        </w:tc>
+        <w:tc>
+          <w:tcPr>
+            <w:tcW w:type="dxa" w:w="960"/>
+            <w:vMerge w:val="restart"/>
+          </w:tcPr>
+          <w:p>
+            <w:pPr>
+              <w:jc w:val="center"/>
+            </w:pPr>
+            <w:r>
+              <w:rPr>
+                <w:sz w:val="20"/>
+              </w:rPr>
+              <w:t>R²</w:t>
+            </w:r>
+          </w:p>
+        </w:tc>
+        <w:tc>
+          <w:tcPr>
+            <w:tcW w:type="dxa" w:w="960"/>
             <w:vMerge w:val="restart"/>
           </w:tcPr>
           <w:p>
@@ -142,7 +213,7 @@
       <w:tr>
         <w:tc>
           <w:tcPr>
-            <w:tcW w:type="dxa" w:w="1440"/>
+            <w:tcW w:type="dxa" w:w="960"/>
           </w:tcPr>
           <w:p>
             <w:pPr>
@@ -158,7 +229,7 @@
         </w:tc>
         <w:tc>
           <w:tcPr>
-            <w:tcW w:type="dxa" w:w="1440"/>
+            <w:tcW w:type="dxa" w:w="960"/>
           </w:tcPr>
           <w:p>
             <w:pPr>
@@ -174,28 +245,49 @@
         </w:tc>
         <w:tc>
           <w:tcPr>
-            <w:tcW w:type="dxa" w:w="1440"/>
+            <w:tcW w:type="dxa" w:w="960"/>
             <w:vMerge/>
           </w:tcPr>
           <w:p/>
         </w:tc>
         <w:tc>
           <w:tcPr>
-            <w:tcW w:type="dxa" w:w="1440"/>
+            <w:tcW w:type="dxa" w:w="960"/>
             <w:vMerge/>
           </w:tcPr>
           <w:p/>
         </w:tc>
         <w:tc>
           <w:tcPr>
-            <w:tcW w:type="dxa" w:w="1440"/>
+            <w:tcW w:type="dxa" w:w="960"/>
             <w:vMerge/>
           </w:tcPr>
           <w:p/>
         </w:tc>
         <w:tc>
           <w:tcPr>
-            <w:tcW w:type="dxa" w:w="1440"/>
+            <w:tcW w:type="dxa" w:w="960"/>
+            <w:vMerge/>
+          </w:tcPr>
+          <w:p/>
+        </w:tc>
+        <w:tc>
+          <w:tcPr>
+            <w:tcW w:type="dxa" w:w="960"/>
+            <w:vMerge/>
+          </w:tcPr>
+          <w:p/>
+        </w:tc>
+        <w:tc>
+          <w:tcPr>
+            <w:tcW w:type="dxa" w:w="960"/>
+            <w:vMerge/>
+          </w:tcPr>
+          <w:p/>
+        </w:tc>
+        <w:tc>
+          <w:tcPr>
+            <w:tcW w:type="dxa" w:w="960"/>
             <w:vMerge/>
           </w:tcPr>
           <w:p/>
@@ -204,7 +296,7 @@
       <w:tr>
         <w:tc>
           <w:tcPr>
-            <w:tcW w:type="dxa" w:w="1440"/>
+            <w:tcW w:type="dxa" w:w="960"/>
           </w:tcPr>
           <w:p>
             <w:pPr>
@@ -220,7 +312,7 @@
         </w:tc>
         <w:tc>
           <w:tcPr>
-            <w:tcW w:type="dxa" w:w="1440"/>
+            <w:tcW w:type="dxa" w:w="960"/>
           </w:tcPr>
           <w:p>
             <w:pPr>
@@ -236,7 +328,7 @@
         </w:tc>
         <w:tc>
           <w:tcPr>
-            <w:tcW w:type="dxa" w:w="1440"/>
+            <w:tcW w:type="dxa" w:w="960"/>
           </w:tcPr>
           <w:p>
             <w:pPr>
@@ -252,37 +344,82 @@
         </w:tc>
         <w:tc>
           <w:tcPr>
-            <w:tcW w:type="dxa" w:w="1440"/>
-          </w:tcPr>
-          <w:p>
-            <w:pPr>
-              <w:jc w:val="center"/>
-            </w:pPr>
-            <w:r>
-              <w:rPr>
-                <w:sz w:val="20"/>
-              </w:rPr>
-            </w:r>
-          </w:p>
-        </w:tc>
-        <w:tc>
-          <w:tcPr>
-            <w:tcW w:type="dxa" w:w="1440"/>
-          </w:tcPr>
-          <w:p>
-            <w:pPr>
-              <w:jc w:val="center"/>
-            </w:pPr>
-            <w:r>
-              <w:rPr>
-                <w:sz w:val="20"/>
-              </w:rPr>
-            </w:r>
-          </w:p>
-        </w:tc>
-        <w:tc>
-          <w:tcPr>
-            <w:tcW w:type="dxa" w:w="1440"/>
+            <w:tcW w:type="dxa" w:w="960"/>
+          </w:tcPr>
+          <w:p>
+            <w:pPr>
+              <w:jc w:val="center"/>
+            </w:pPr>
+            <w:r>
+              <w:rPr>
+                <w:sz w:val="20"/>
+              </w:rPr>
+            </w:r>
+          </w:p>
+        </w:tc>
+        <w:tc>
+          <w:tcPr>
+            <w:tcW w:type="dxa" w:w="960"/>
+          </w:tcPr>
+          <w:p>
+            <w:pPr>
+              <w:jc w:val="center"/>
+            </w:pPr>
+            <w:r>
+              <w:rPr>
+                <w:sz w:val="20"/>
+              </w:rPr>
+            </w:r>
+          </w:p>
+        </w:tc>
+        <w:tc>
+          <w:tcPr>
+            <w:tcW w:type="dxa" w:w="960"/>
+          </w:tcPr>
+          <w:p>
+            <w:pPr>
+              <w:jc w:val="center"/>
+            </w:pPr>
+            <w:r>
+              <w:rPr>
+                <w:sz w:val="20"/>
+              </w:rPr>
+            </w:r>
+          </w:p>
+        </w:tc>
+        <w:tc>
+          <w:tcPr>
+            <w:tcW w:type="dxa" w:w="960"/>
+          </w:tcPr>
+          <w:p>
+            <w:pPr>
+              <w:jc w:val="center"/>
+            </w:pPr>
+            <w:r>
+              <w:rPr>
+                <w:sz w:val="20"/>
+              </w:rPr>
+            </w:r>
+          </w:p>
+        </w:tc>
+        <w:tc>
+          <w:tcPr>
+            <w:tcW w:type="dxa" w:w="960"/>
+          </w:tcPr>
+          <w:p>
+            <w:pPr>
+              <w:jc w:val="center"/>
+            </w:pPr>
+            <w:r>
+              <w:rPr>
+                <w:sz w:val="20"/>
+              </w:rPr>
+            </w:r>
+          </w:p>
+        </w:tc>
+        <w:tc>
+          <w:tcPr>
+            <w:tcW w:type="dxa" w:w="960"/>
           </w:tcPr>
           <w:p>
             <w:pPr>
@@ -299,7 +436,7 @@
       <w:tr>
         <w:tc>
           <w:tcPr>
-            <w:tcW w:type="dxa" w:w="1440"/>
+            <w:tcW w:type="dxa" w:w="960"/>
           </w:tcPr>
           <w:p>
             <w:pPr>
@@ -315,7 +452,7 @@
         </w:tc>
         <w:tc>
           <w:tcPr>
-            <w:tcW w:type="dxa" w:w="1440"/>
+            <w:tcW w:type="dxa" w:w="960"/>
           </w:tcPr>
           <w:p>
             <w:pPr>
@@ -331,7 +468,7 @@
         </w:tc>
         <w:tc>
           <w:tcPr>
-            <w:tcW w:type="dxa" w:w="1440"/>
+            <w:tcW w:type="dxa" w:w="960"/>
           </w:tcPr>
           <w:p>
             <w:pPr>
@@ -347,7 +484,7 @@
         </w:tc>
         <w:tc>
           <w:tcPr>
-            <w:tcW w:type="dxa" w:w="1440"/>
+            <w:tcW w:type="dxa" w:w="960"/>
           </w:tcPr>
           <w:p>
             <w:pPr>
@@ -363,7 +500,7 @@
         </w:tc>
         <w:tc>
           <w:tcPr>
-            <w:tcW w:type="dxa" w:w="1440"/>
+            <w:tcW w:type="dxa" w:w="960"/>
           </w:tcPr>
           <w:p>
             <w:pPr>
@@ -379,7 +516,7 @@
         </w:tc>
         <w:tc>
           <w:tcPr>
-            <w:tcW w:type="dxa" w:w="1440"/>
+            <w:tcW w:type="dxa" w:w="960"/>
           </w:tcPr>
           <w:p>
             <w:pPr>
@@ -390,6 +527,51 @@
                 <w:sz w:val="20"/>
               </w:rPr>
               <w:t>14380</w:t>
+            </w:r>
+          </w:p>
+        </w:tc>
+        <w:tc>
+          <w:tcPr>
+            <w:tcW w:type="dxa" w:w="960"/>
+          </w:tcPr>
+          <w:p>
+            <w:pPr>
+              <w:jc w:val="center"/>
+            </w:pPr>
+            <w:r>
+              <w:rPr>
+                <w:sz w:val="20"/>
+              </w:rPr>
+            </w:r>
+          </w:p>
+        </w:tc>
+        <w:tc>
+          <w:tcPr>
+            <w:tcW w:type="dxa" w:w="960"/>
+          </w:tcPr>
+          <w:p>
+            <w:pPr>
+              <w:jc w:val="center"/>
+            </w:pPr>
+            <w:r>
+              <w:rPr>
+                <w:sz w:val="20"/>
+              </w:rPr>
+            </w:r>
+          </w:p>
+        </w:tc>
+        <w:tc>
+          <w:tcPr>
+            <w:tcW w:type="dxa" w:w="960"/>
+          </w:tcPr>
+          <w:p>
+            <w:pPr>
+              <w:jc w:val="center"/>
+            </w:pPr>
+            <w:r>
+              <w:rPr>
+                <w:sz w:val="20"/>
+              </w:rPr>
             </w:r>
           </w:p>
         </w:tc>
@@ -397,7 +579,7 @@
       <w:tr>
         <w:tc>
           <w:tcPr>
-            <w:tcW w:type="dxa" w:w="1440"/>
+            <w:tcW w:type="dxa" w:w="960"/>
           </w:tcPr>
           <w:p>
             <w:pPr>
@@ -413,7 +595,7 @@
         </w:tc>
         <w:tc>
           <w:tcPr>
-            <w:tcW w:type="dxa" w:w="1440"/>
+            <w:tcW w:type="dxa" w:w="960"/>
           </w:tcPr>
           <w:p>
             <w:pPr>
@@ -429,7 +611,7 @@
         </w:tc>
         <w:tc>
           <w:tcPr>
-            <w:tcW w:type="dxa" w:w="1440"/>
+            <w:tcW w:type="dxa" w:w="960"/>
           </w:tcPr>
           <w:p>
             <w:pPr>
@@ -445,7 +627,7 @@
         </w:tc>
         <w:tc>
           <w:tcPr>
-            <w:tcW w:type="dxa" w:w="1440"/>
+            <w:tcW w:type="dxa" w:w="960"/>
           </w:tcPr>
           <w:p>
             <w:pPr>
@@ -461,7 +643,7 @@
         </w:tc>
         <w:tc>
           <w:tcPr>
-            <w:tcW w:type="dxa" w:w="1440"/>
+            <w:tcW w:type="dxa" w:w="960"/>
           </w:tcPr>
           <w:p>
             <w:pPr>
@@ -477,7 +659,7 @@
         </w:tc>
         <w:tc>
           <w:tcPr>
-            <w:tcW w:type="dxa" w:w="1440"/>
+            <w:tcW w:type="dxa" w:w="960"/>
           </w:tcPr>
           <w:p>
             <w:pPr>
@@ -488,6 +670,51 @@
                 <w:sz w:val="20"/>
               </w:rPr>
               <w:t>9417</w:t>
+            </w:r>
+          </w:p>
+        </w:tc>
+        <w:tc>
+          <w:tcPr>
+            <w:tcW w:type="dxa" w:w="960"/>
+          </w:tcPr>
+          <w:p>
+            <w:pPr>
+              <w:jc w:val="center"/>
+            </w:pPr>
+            <w:r>
+              <w:rPr>
+                <w:sz w:val="20"/>
+              </w:rPr>
+            </w:r>
+          </w:p>
+        </w:tc>
+        <w:tc>
+          <w:tcPr>
+            <w:tcW w:type="dxa" w:w="960"/>
+          </w:tcPr>
+          <w:p>
+            <w:pPr>
+              <w:jc w:val="center"/>
+            </w:pPr>
+            <w:r>
+              <w:rPr>
+                <w:sz w:val="20"/>
+              </w:rPr>
+            </w:r>
+          </w:p>
+        </w:tc>
+        <w:tc>
+          <w:tcPr>
+            <w:tcW w:type="dxa" w:w="960"/>
+          </w:tcPr>
+          <w:p>
+            <w:pPr>
+              <w:jc w:val="center"/>
+            </w:pPr>
+            <w:r>
+              <w:rPr>
+                <w:sz w:val="20"/>
+              </w:rPr>
             </w:r>
           </w:p>
         </w:tc>
@@ -495,7 +722,7 @@
       <w:tr>
         <w:tc>
           <w:tcPr>
-            <w:tcW w:type="dxa" w:w="1440"/>
+            <w:tcW w:type="dxa" w:w="960"/>
           </w:tcPr>
           <w:p>
             <w:pPr>
@@ -511,7 +738,7 @@
         </w:tc>
         <w:tc>
           <w:tcPr>
-            <w:tcW w:type="dxa" w:w="1440"/>
+            <w:tcW w:type="dxa" w:w="960"/>
           </w:tcPr>
           <w:p>
             <w:pPr>
@@ -527,7 +754,7 @@
         </w:tc>
         <w:tc>
           <w:tcPr>
-            <w:tcW w:type="dxa" w:w="1440"/>
+            <w:tcW w:type="dxa" w:w="960"/>
           </w:tcPr>
           <w:p>
             <w:pPr>
@@ -543,7 +770,7 @@
         </w:tc>
         <w:tc>
           <w:tcPr>
-            <w:tcW w:type="dxa" w:w="1440"/>
+            <w:tcW w:type="dxa" w:w="960"/>
           </w:tcPr>
           <w:p>
             <w:pPr>
@@ -559,7 +786,7 @@
         </w:tc>
         <w:tc>
           <w:tcPr>
-            <w:tcW w:type="dxa" w:w="1440"/>
+            <w:tcW w:type="dxa" w:w="960"/>
           </w:tcPr>
           <w:p>
             <w:pPr>
@@ -575,7 +802,7 @@
         </w:tc>
         <w:tc>
           <w:tcPr>
-            <w:tcW w:type="dxa" w:w="1440"/>
+            <w:tcW w:type="dxa" w:w="960"/>
           </w:tcPr>
           <w:p>
             <w:pPr>
@@ -586,6 +813,51 @@
                 <w:sz w:val="20"/>
               </w:rPr>
               <w:t>22617</w:t>
+            </w:r>
+          </w:p>
+        </w:tc>
+        <w:tc>
+          <w:tcPr>
+            <w:tcW w:type="dxa" w:w="960"/>
+          </w:tcPr>
+          <w:p>
+            <w:pPr>
+              <w:jc w:val="center"/>
+            </w:pPr>
+            <w:r>
+              <w:rPr>
+                <w:sz w:val="20"/>
+              </w:rPr>
+            </w:r>
+          </w:p>
+        </w:tc>
+        <w:tc>
+          <w:tcPr>
+            <w:tcW w:type="dxa" w:w="960"/>
+          </w:tcPr>
+          <w:p>
+            <w:pPr>
+              <w:jc w:val="center"/>
+            </w:pPr>
+            <w:r>
+              <w:rPr>
+                <w:sz w:val="20"/>
+              </w:rPr>
+            </w:r>
+          </w:p>
+        </w:tc>
+        <w:tc>
+          <w:tcPr>
+            <w:tcW w:type="dxa" w:w="960"/>
+          </w:tcPr>
+          <w:p>
+            <w:pPr>
+              <w:jc w:val="center"/>
+            </w:pPr>
+            <w:r>
+              <w:rPr>
+                <w:sz w:val="20"/>
+              </w:rPr>
             </w:r>
           </w:p>
         </w:tc>
@@ -593,7 +865,7 @@
       <w:tr>
         <w:tc>
           <w:tcPr>
-            <w:tcW w:type="dxa" w:w="1440"/>
+            <w:tcW w:type="dxa" w:w="960"/>
           </w:tcPr>
           <w:p>
             <w:pPr>
@@ -609,7 +881,7 @@
         </w:tc>
         <w:tc>
           <w:tcPr>
-            <w:tcW w:type="dxa" w:w="1440"/>
+            <w:tcW w:type="dxa" w:w="960"/>
           </w:tcPr>
           <w:p>
             <w:pPr>
@@ -625,7 +897,7 @@
         </w:tc>
         <w:tc>
           <w:tcPr>
-            <w:tcW w:type="dxa" w:w="1440"/>
+            <w:tcW w:type="dxa" w:w="960"/>
           </w:tcPr>
           <w:p>
             <w:pPr>
@@ -641,7 +913,7 @@
         </w:tc>
         <w:tc>
           <w:tcPr>
-            <w:tcW w:type="dxa" w:w="1440"/>
+            <w:tcW w:type="dxa" w:w="960"/>
           </w:tcPr>
           <w:p>
             <w:pPr>
@@ -657,7 +929,7 @@
         </w:tc>
         <w:tc>
           <w:tcPr>
-            <w:tcW w:type="dxa" w:w="1440"/>
+            <w:tcW w:type="dxa" w:w="960"/>
           </w:tcPr>
           <w:p>
             <w:pPr>
@@ -673,7 +945,7 @@
         </w:tc>
         <w:tc>
           <w:tcPr>
-            <w:tcW w:type="dxa" w:w="1440"/>
+            <w:tcW w:type="dxa" w:w="960"/>
           </w:tcPr>
           <w:p>
             <w:pPr>
@@ -684,6 +956,51 @@
                 <w:sz w:val="20"/>
               </w:rPr>
               <w:t>15380</w:t>
+            </w:r>
+          </w:p>
+        </w:tc>
+        <w:tc>
+          <w:tcPr>
+            <w:tcW w:type="dxa" w:w="960"/>
+          </w:tcPr>
+          <w:p>
+            <w:pPr>
+              <w:jc w:val="center"/>
+            </w:pPr>
+            <w:r>
+              <w:rPr>
+                <w:sz w:val="20"/>
+              </w:rPr>
+            </w:r>
+          </w:p>
+        </w:tc>
+        <w:tc>
+          <w:tcPr>
+            <w:tcW w:type="dxa" w:w="960"/>
+          </w:tcPr>
+          <w:p>
+            <w:pPr>
+              <w:jc w:val="center"/>
+            </w:pPr>
+            <w:r>
+              <w:rPr>
+                <w:sz w:val="20"/>
+              </w:rPr>
+            </w:r>
+          </w:p>
+        </w:tc>
+        <w:tc>
+          <w:tcPr>
+            <w:tcW w:type="dxa" w:w="960"/>
+          </w:tcPr>
+          <w:p>
+            <w:pPr>
+              <w:jc w:val="center"/>
+            </w:pPr>
+            <w:r>
+              <w:rPr>
+                <w:sz w:val="20"/>
+              </w:rPr>
             </w:r>
           </w:p>
         </w:tc>
@@ -691,7 +1008,7 @@
       <w:tr>
         <w:tc>
           <w:tcPr>
-            <w:tcW w:type="dxa" w:w="1440"/>
+            <w:tcW w:type="dxa" w:w="960"/>
           </w:tcPr>
           <w:p>
             <w:pPr>
@@ -707,7 +1024,7 @@
         </w:tc>
         <w:tc>
           <w:tcPr>
-            <w:tcW w:type="dxa" w:w="1440"/>
+            <w:tcW w:type="dxa" w:w="960"/>
           </w:tcPr>
           <w:p>
             <w:pPr>
@@ -723,7 +1040,7 @@
         </w:tc>
         <w:tc>
           <w:tcPr>
-            <w:tcW w:type="dxa" w:w="1440"/>
+            <w:tcW w:type="dxa" w:w="960"/>
           </w:tcPr>
           <w:p>
             <w:pPr>
@@ -739,7 +1056,7 @@
         </w:tc>
         <w:tc>
           <w:tcPr>
-            <w:tcW w:type="dxa" w:w="1440"/>
+            <w:tcW w:type="dxa" w:w="960"/>
           </w:tcPr>
           <w:p>
             <w:pPr>
@@ -755,7 +1072,7 @@
         </w:tc>
         <w:tc>
           <w:tcPr>
-            <w:tcW w:type="dxa" w:w="1440"/>
+            <w:tcW w:type="dxa" w:w="960"/>
           </w:tcPr>
           <w:p>
             <w:pPr>
@@ -771,7 +1088,7 @@
         </w:tc>
         <w:tc>
           <w:tcPr>
-            <w:tcW w:type="dxa" w:w="1440"/>
+            <w:tcW w:type="dxa" w:w="960"/>
           </w:tcPr>
           <w:p>
             <w:pPr>
@@ -782,6 +1099,51 @@
                 <w:sz w:val="20"/>
               </w:rPr>
               <w:t>9310</w:t>
+            </w:r>
+          </w:p>
+        </w:tc>
+        <w:tc>
+          <w:tcPr>
+            <w:tcW w:type="dxa" w:w="960"/>
+          </w:tcPr>
+          <w:p>
+            <w:pPr>
+              <w:jc w:val="center"/>
+            </w:pPr>
+            <w:r>
+              <w:rPr>
+                <w:sz w:val="20"/>
+              </w:rPr>
+            </w:r>
+          </w:p>
+        </w:tc>
+        <w:tc>
+          <w:tcPr>
+            <w:tcW w:type="dxa" w:w="960"/>
+          </w:tcPr>
+          <w:p>
+            <w:pPr>
+              <w:jc w:val="center"/>
+            </w:pPr>
+            <w:r>
+              <w:rPr>
+                <w:sz w:val="20"/>
+              </w:rPr>
+            </w:r>
+          </w:p>
+        </w:tc>
+        <w:tc>
+          <w:tcPr>
+            <w:tcW w:type="dxa" w:w="960"/>
+          </w:tcPr>
+          <w:p>
+            <w:pPr>
+              <w:jc w:val="center"/>
+            </w:pPr>
+            <w:r>
+              <w:rPr>
+                <w:sz w:val="20"/>
+              </w:rPr>
             </w:r>
           </w:p>
         </w:tc>
@@ -789,7 +1151,7 @@
       <w:tr>
         <w:tc>
           <w:tcPr>
-            <w:tcW w:type="dxa" w:w="1440"/>
+            <w:tcW w:type="dxa" w:w="960"/>
           </w:tcPr>
           <w:p>
             <w:pPr>
@@ -805,7 +1167,7 @@
         </w:tc>
         <w:tc>
           <w:tcPr>
-            <w:tcW w:type="dxa" w:w="1440"/>
+            <w:tcW w:type="dxa" w:w="960"/>
           </w:tcPr>
           <w:p>
             <w:pPr>
@@ -821,7 +1183,7 @@
         </w:tc>
         <w:tc>
           <w:tcPr>
-            <w:tcW w:type="dxa" w:w="1440"/>
+            <w:tcW w:type="dxa" w:w="960"/>
           </w:tcPr>
           <w:p>
             <w:pPr>
@@ -837,7 +1199,7 @@
         </w:tc>
         <w:tc>
           <w:tcPr>
-            <w:tcW w:type="dxa" w:w="1440"/>
+            <w:tcW w:type="dxa" w:w="960"/>
           </w:tcPr>
           <w:p>
             <w:pPr>
@@ -853,7 +1215,7 @@
         </w:tc>
         <w:tc>
           <w:tcPr>
-            <w:tcW w:type="dxa" w:w="1440"/>
+            <w:tcW w:type="dxa" w:w="960"/>
           </w:tcPr>
           <w:p>
             <w:pPr>
@@ -869,7 +1231,7 @@
         </w:tc>
         <w:tc>
           <w:tcPr>
-            <w:tcW w:type="dxa" w:w="1440"/>
+            <w:tcW w:type="dxa" w:w="960"/>
           </w:tcPr>
           <w:p>
             <w:pPr>
@@ -880,6 +1242,51 @@
                 <w:sz w:val="20"/>
               </w:rPr>
               <w:t>19551</w:t>
+            </w:r>
+          </w:p>
+        </w:tc>
+        <w:tc>
+          <w:tcPr>
+            <w:tcW w:type="dxa" w:w="960"/>
+          </w:tcPr>
+          <w:p>
+            <w:pPr>
+              <w:jc w:val="center"/>
+            </w:pPr>
+            <w:r>
+              <w:rPr>
+                <w:sz w:val="20"/>
+              </w:rPr>
+            </w:r>
+          </w:p>
+        </w:tc>
+        <w:tc>
+          <w:tcPr>
+            <w:tcW w:type="dxa" w:w="960"/>
+          </w:tcPr>
+          <w:p>
+            <w:pPr>
+              <w:jc w:val="center"/>
+            </w:pPr>
+            <w:r>
+              <w:rPr>
+                <w:sz w:val="20"/>
+              </w:rPr>
+            </w:r>
+          </w:p>
+        </w:tc>
+        <w:tc>
+          <w:tcPr>
+            <w:tcW w:type="dxa" w:w="960"/>
+          </w:tcPr>
+          <w:p>
+            <w:pPr>
+              <w:jc w:val="center"/>
+            </w:pPr>
+            <w:r>
+              <w:rPr>
+                <w:sz w:val="20"/>
+              </w:rPr>
             </w:r>
           </w:p>
         </w:tc>
@@ -887,7 +1294,7 @@
       <w:tr>
         <w:tc>
           <w:tcPr>
-            <w:tcW w:type="dxa" w:w="1440"/>
+            <w:tcW w:type="dxa" w:w="960"/>
           </w:tcPr>
           <w:p>
             <w:pPr>
@@ -903,7 +1310,7 @@
         </w:tc>
         <w:tc>
           <w:tcPr>
-            <w:tcW w:type="dxa" w:w="1440"/>
+            <w:tcW w:type="dxa" w:w="960"/>
           </w:tcPr>
           <w:p>
             <w:pPr>
@@ -919,7 +1326,7 @@
         </w:tc>
         <w:tc>
           <w:tcPr>
-            <w:tcW w:type="dxa" w:w="1440"/>
+            <w:tcW w:type="dxa" w:w="960"/>
           </w:tcPr>
           <w:p>
             <w:pPr>
@@ -935,7 +1342,7 @@
         </w:tc>
         <w:tc>
           <w:tcPr>
-            <w:tcW w:type="dxa" w:w="1440"/>
+            <w:tcW w:type="dxa" w:w="960"/>
           </w:tcPr>
           <w:p>
             <w:pPr>
@@ -951,7 +1358,7 @@
         </w:tc>
         <w:tc>
           <w:tcPr>
-            <w:tcW w:type="dxa" w:w="1440"/>
+            <w:tcW w:type="dxa" w:w="960"/>
           </w:tcPr>
           <w:p>
             <w:pPr>
@@ -967,7 +1374,7 @@
         </w:tc>
         <w:tc>
           <w:tcPr>
-            <w:tcW w:type="dxa" w:w="1440"/>
+            <w:tcW w:type="dxa" w:w="960"/>
           </w:tcPr>
           <w:p>
             <w:pPr>
@@ -978,6 +1385,51 @@
                 <w:sz w:val="20"/>
               </w:rPr>
               <w:t>12820</w:t>
+            </w:r>
+          </w:p>
+        </w:tc>
+        <w:tc>
+          <w:tcPr>
+            <w:tcW w:type="dxa" w:w="960"/>
+          </w:tcPr>
+          <w:p>
+            <w:pPr>
+              <w:jc w:val="center"/>
+            </w:pPr>
+            <w:r>
+              <w:rPr>
+                <w:sz w:val="20"/>
+              </w:rPr>
+            </w:r>
+          </w:p>
+        </w:tc>
+        <w:tc>
+          <w:tcPr>
+            <w:tcW w:type="dxa" w:w="960"/>
+          </w:tcPr>
+          <w:p>
+            <w:pPr>
+              <w:jc w:val="center"/>
+            </w:pPr>
+            <w:r>
+              <w:rPr>
+                <w:sz w:val="20"/>
+              </w:rPr>
+            </w:r>
+          </w:p>
+        </w:tc>
+        <w:tc>
+          <w:tcPr>
+            <w:tcW w:type="dxa" w:w="960"/>
+          </w:tcPr>
+          <w:p>
+            <w:pPr>
+              <w:jc w:val="center"/>
+            </w:pPr>
+            <w:r>
+              <w:rPr>
+                <w:sz w:val="20"/>
+              </w:rPr>
             </w:r>
           </w:p>
         </w:tc>
@@ -985,7 +1437,7 @@
       <w:tr>
         <w:tc>
           <w:tcPr>
-            <w:tcW w:type="dxa" w:w="1440"/>
+            <w:tcW w:type="dxa" w:w="960"/>
           </w:tcPr>
           <w:p>
             <w:pPr>
@@ -1001,7 +1453,7 @@
         </w:tc>
         <w:tc>
           <w:tcPr>
-            <w:tcW w:type="dxa" w:w="1440"/>
+            <w:tcW w:type="dxa" w:w="960"/>
           </w:tcPr>
           <w:p>
             <w:pPr>
@@ -1017,7 +1469,7 @@
         </w:tc>
         <w:tc>
           <w:tcPr>
-            <w:tcW w:type="dxa" w:w="1440"/>
+            <w:tcW w:type="dxa" w:w="960"/>
           </w:tcPr>
           <w:p>
             <w:pPr>
@@ -1033,7 +1485,7 @@
         </w:tc>
         <w:tc>
           <w:tcPr>
-            <w:tcW w:type="dxa" w:w="1440"/>
+            <w:tcW w:type="dxa" w:w="960"/>
           </w:tcPr>
           <w:p>
             <w:pPr>
@@ -1049,7 +1501,7 @@
         </w:tc>
         <w:tc>
           <w:tcPr>
-            <w:tcW w:type="dxa" w:w="1440"/>
+            <w:tcW w:type="dxa" w:w="960"/>
           </w:tcPr>
           <w:p>
             <w:pPr>
@@ -1065,7 +1517,7 @@
         </w:tc>
         <w:tc>
           <w:tcPr>
-            <w:tcW w:type="dxa" w:w="1440"/>
+            <w:tcW w:type="dxa" w:w="960"/>
           </w:tcPr>
           <w:p>
             <w:pPr>
@@ -1076,6 +1528,51 @@
                 <w:sz w:val="20"/>
               </w:rPr>
               <w:t>14119</w:t>
+            </w:r>
+          </w:p>
+        </w:tc>
+        <w:tc>
+          <w:tcPr>
+            <w:tcW w:type="dxa" w:w="960"/>
+          </w:tcPr>
+          <w:p>
+            <w:pPr>
+              <w:jc w:val="center"/>
+            </w:pPr>
+            <w:r>
+              <w:rPr>
+                <w:sz w:val="20"/>
+              </w:rPr>
+            </w:r>
+          </w:p>
+        </w:tc>
+        <w:tc>
+          <w:tcPr>
+            <w:tcW w:type="dxa" w:w="960"/>
+          </w:tcPr>
+          <w:p>
+            <w:pPr>
+              <w:jc w:val="center"/>
+            </w:pPr>
+            <w:r>
+              <w:rPr>
+                <w:sz w:val="20"/>
+              </w:rPr>
+            </w:r>
+          </w:p>
+        </w:tc>
+        <w:tc>
+          <w:tcPr>
+            <w:tcW w:type="dxa" w:w="960"/>
+          </w:tcPr>
+          <w:p>
+            <w:pPr>
+              <w:jc w:val="center"/>
+            </w:pPr>
+            <w:r>
+              <w:rPr>
+                <w:sz w:val="20"/>
+              </w:rPr>
             </w:r>
           </w:p>
         </w:tc>
@@ -1083,7 +1580,7 @@
       <w:tr>
         <w:tc>
           <w:tcPr>
-            <w:tcW w:type="dxa" w:w="1440"/>
+            <w:tcW w:type="dxa" w:w="960"/>
           </w:tcPr>
           <w:p>
             <w:pPr>
@@ -1099,7 +1596,7 @@
         </w:tc>
         <w:tc>
           <w:tcPr>
-            <w:tcW w:type="dxa" w:w="1440"/>
+            <w:tcW w:type="dxa" w:w="960"/>
           </w:tcPr>
           <w:p>
             <w:pPr>
@@ -1115,7 +1612,7 @@
         </w:tc>
         <w:tc>
           <w:tcPr>
-            <w:tcW w:type="dxa" w:w="1440"/>
+            <w:tcW w:type="dxa" w:w="960"/>
           </w:tcPr>
           <w:p>
             <w:pPr>
@@ -1131,7 +1628,7 @@
         </w:tc>
         <w:tc>
           <w:tcPr>
-            <w:tcW w:type="dxa" w:w="1440"/>
+            <w:tcW w:type="dxa" w:w="960"/>
           </w:tcPr>
           <w:p>
             <w:pPr>
@@ -1147,7 +1644,7 @@
         </w:tc>
         <w:tc>
           <w:tcPr>
-            <w:tcW w:type="dxa" w:w="1440"/>
+            <w:tcW w:type="dxa" w:w="960"/>
           </w:tcPr>
           <w:p>
             <w:pPr>
@@ -1163,7 +1660,7 @@
         </w:tc>
         <w:tc>
           <w:tcPr>
-            <w:tcW w:type="dxa" w:w="1440"/>
+            <w:tcW w:type="dxa" w:w="960"/>
           </w:tcPr>
           <w:p>
             <w:pPr>
@@ -1174,6 +1671,51 @@
                 <w:sz w:val="20"/>
               </w:rPr>
               <w:t>15483</w:t>
+            </w:r>
+          </w:p>
+        </w:tc>
+        <w:tc>
+          <w:tcPr>
+            <w:tcW w:type="dxa" w:w="960"/>
+          </w:tcPr>
+          <w:p>
+            <w:pPr>
+              <w:jc w:val="center"/>
+            </w:pPr>
+            <w:r>
+              <w:rPr>
+                <w:sz w:val="20"/>
+              </w:rPr>
+            </w:r>
+          </w:p>
+        </w:tc>
+        <w:tc>
+          <w:tcPr>
+            <w:tcW w:type="dxa" w:w="960"/>
+          </w:tcPr>
+          <w:p>
+            <w:pPr>
+              <w:jc w:val="center"/>
+            </w:pPr>
+            <w:r>
+              <w:rPr>
+                <w:sz w:val="20"/>
+              </w:rPr>
+            </w:r>
+          </w:p>
+        </w:tc>
+        <w:tc>
+          <w:tcPr>
+            <w:tcW w:type="dxa" w:w="960"/>
+          </w:tcPr>
+          <w:p>
+            <w:pPr>
+              <w:jc w:val="center"/>
+            </w:pPr>
+            <w:r>
+              <w:rPr>
+                <w:sz w:val="20"/>
+              </w:rPr>
             </w:r>
           </w:p>
         </w:tc>
@@ -1181,7 +1723,7 @@
       <w:tr>
         <w:tc>
           <w:tcPr>
-            <w:tcW w:type="dxa" w:w="1440"/>
+            <w:tcW w:type="dxa" w:w="960"/>
           </w:tcPr>
           <w:p>
             <w:pPr>
@@ -1197,7 +1739,7 @@
         </w:tc>
         <w:tc>
           <w:tcPr>
-            <w:tcW w:type="dxa" w:w="1440"/>
+            <w:tcW w:type="dxa" w:w="960"/>
           </w:tcPr>
           <w:p>
             <w:pPr>
@@ -1213,7 +1755,7 @@
         </w:tc>
         <w:tc>
           <w:tcPr>
-            <w:tcW w:type="dxa" w:w="1440"/>
+            <w:tcW w:type="dxa" w:w="960"/>
           </w:tcPr>
           <w:p>
             <w:pPr>
@@ -1229,7 +1771,7 @@
         </w:tc>
         <w:tc>
           <w:tcPr>
-            <w:tcW w:type="dxa" w:w="1440"/>
+            <w:tcW w:type="dxa" w:w="960"/>
           </w:tcPr>
           <w:p>
             <w:pPr>
@@ -1245,7 +1787,7 @@
         </w:tc>
         <w:tc>
           <w:tcPr>
-            <w:tcW w:type="dxa" w:w="1440"/>
+            <w:tcW w:type="dxa" w:w="960"/>
           </w:tcPr>
           <w:p>
             <w:pPr>
@@ -1261,7 +1803,7 @@
         </w:tc>
         <w:tc>
           <w:tcPr>
-            <w:tcW w:type="dxa" w:w="1440"/>
+            <w:tcW w:type="dxa" w:w="960"/>
           </w:tcPr>
           <w:p>
             <w:pPr>
@@ -1272,6 +1814,51 @@
                 <w:sz w:val="20"/>
               </w:rPr>
               <w:t>14454</w:t>
+            </w:r>
+          </w:p>
+        </w:tc>
+        <w:tc>
+          <w:tcPr>
+            <w:tcW w:type="dxa" w:w="960"/>
+          </w:tcPr>
+          <w:p>
+            <w:pPr>
+              <w:jc w:val="center"/>
+            </w:pPr>
+            <w:r>
+              <w:rPr>
+                <w:sz w:val="20"/>
+              </w:rPr>
+            </w:r>
+          </w:p>
+        </w:tc>
+        <w:tc>
+          <w:tcPr>
+            <w:tcW w:type="dxa" w:w="960"/>
+          </w:tcPr>
+          <w:p>
+            <w:pPr>
+              <w:jc w:val="center"/>
+            </w:pPr>
+            <w:r>
+              <w:rPr>
+                <w:sz w:val="20"/>
+              </w:rPr>
+            </w:r>
+          </w:p>
+        </w:tc>
+        <w:tc>
+          <w:tcPr>
+            <w:tcW w:type="dxa" w:w="960"/>
+          </w:tcPr>
+          <w:p>
+            <w:pPr>
+              <w:jc w:val="center"/>
+            </w:pPr>
+            <w:r>
+              <w:rPr>
+                <w:sz w:val="20"/>
+              </w:rPr>
             </w:r>
           </w:p>
         </w:tc>
@@ -1279,7 +1866,7 @@
       <w:tr>
         <w:tc>
           <w:tcPr>
-            <w:tcW w:type="dxa" w:w="1440"/>
+            <w:tcW w:type="dxa" w:w="960"/>
           </w:tcPr>
           <w:p>
             <w:pPr>
@@ -1295,7 +1882,7 @@
         </w:tc>
         <w:tc>
           <w:tcPr>
-            <w:tcW w:type="dxa" w:w="1440"/>
+            <w:tcW w:type="dxa" w:w="960"/>
           </w:tcPr>
           <w:p>
             <w:pPr>
@@ -1311,7 +1898,7 @@
         </w:tc>
         <w:tc>
           <w:tcPr>
-            <w:tcW w:type="dxa" w:w="1440"/>
+            <w:tcW w:type="dxa" w:w="960"/>
           </w:tcPr>
           <w:p>
             <w:pPr>
@@ -1327,7 +1914,7 @@
         </w:tc>
         <w:tc>
           <w:tcPr>
-            <w:tcW w:type="dxa" w:w="1440"/>
+            <w:tcW w:type="dxa" w:w="960"/>
           </w:tcPr>
           <w:p>
             <w:pPr>
@@ -1343,7 +1930,7 @@
         </w:tc>
         <w:tc>
           <w:tcPr>
-            <w:tcW w:type="dxa" w:w="1440"/>
+            <w:tcW w:type="dxa" w:w="960"/>
           </w:tcPr>
           <w:p>
             <w:pPr>
@@ -1359,7 +1946,7 @@
         </w:tc>
         <w:tc>
           <w:tcPr>
-            <w:tcW w:type="dxa" w:w="1440"/>
+            <w:tcW w:type="dxa" w:w="960"/>
           </w:tcPr>
           <w:p>
             <w:pPr>
@@ -1370,6 +1957,51 @@
                 <w:sz w:val="20"/>
               </w:rPr>
               <w:t>9905</w:t>
+            </w:r>
+          </w:p>
+        </w:tc>
+        <w:tc>
+          <w:tcPr>
+            <w:tcW w:type="dxa" w:w="960"/>
+          </w:tcPr>
+          <w:p>
+            <w:pPr>
+              <w:jc w:val="center"/>
+            </w:pPr>
+            <w:r>
+              <w:rPr>
+                <w:sz w:val="20"/>
+              </w:rPr>
+            </w:r>
+          </w:p>
+        </w:tc>
+        <w:tc>
+          <w:tcPr>
+            <w:tcW w:type="dxa" w:w="960"/>
+          </w:tcPr>
+          <w:p>
+            <w:pPr>
+              <w:jc w:val="center"/>
+            </w:pPr>
+            <w:r>
+              <w:rPr>
+                <w:sz w:val="20"/>
+              </w:rPr>
+            </w:r>
+          </w:p>
+        </w:tc>
+        <w:tc>
+          <w:tcPr>
+            <w:tcW w:type="dxa" w:w="960"/>
+          </w:tcPr>
+          <w:p>
+            <w:pPr>
+              <w:jc w:val="center"/>
+            </w:pPr>
+            <w:r>
+              <w:rPr>
+                <w:sz w:val="20"/>
+              </w:rPr>
             </w:r>
           </w:p>
         </w:tc>
@@ -1377,7 +2009,7 @@
       <w:tr>
         <w:tc>
           <w:tcPr>
-            <w:tcW w:type="dxa" w:w="1440"/>
+            <w:tcW w:type="dxa" w:w="960"/>
           </w:tcPr>
           <w:p>
             <w:pPr>
@@ -1393,7 +2025,7 @@
         </w:tc>
         <w:tc>
           <w:tcPr>
-            <w:tcW w:type="dxa" w:w="1440"/>
+            <w:tcW w:type="dxa" w:w="960"/>
           </w:tcPr>
           <w:p>
             <w:pPr>
@@ -1409,7 +2041,7 @@
         </w:tc>
         <w:tc>
           <w:tcPr>
-            <w:tcW w:type="dxa" w:w="1440"/>
+            <w:tcW w:type="dxa" w:w="960"/>
           </w:tcPr>
           <w:p>
             <w:pPr>
@@ -1425,7 +2057,7 @@
         </w:tc>
         <w:tc>
           <w:tcPr>
-            <w:tcW w:type="dxa" w:w="1440"/>
+            <w:tcW w:type="dxa" w:w="960"/>
           </w:tcPr>
           <w:p>
             <w:pPr>
@@ -1441,7 +2073,7 @@
         </w:tc>
         <w:tc>
           <w:tcPr>
-            <w:tcW w:type="dxa" w:w="1440"/>
+            <w:tcW w:type="dxa" w:w="960"/>
           </w:tcPr>
           <w:p>
             <w:pPr>
@@ -1457,7 +2089,7 @@
         </w:tc>
         <w:tc>
           <w:tcPr>
-            <w:tcW w:type="dxa" w:w="1440"/>
+            <w:tcW w:type="dxa" w:w="960"/>
           </w:tcPr>
           <w:p>
             <w:pPr>
@@ -1468,6 +2100,51 @@
                 <w:sz w:val="20"/>
               </w:rPr>
               <w:t>23774</w:t>
+            </w:r>
+          </w:p>
+        </w:tc>
+        <w:tc>
+          <w:tcPr>
+            <w:tcW w:type="dxa" w:w="960"/>
+          </w:tcPr>
+          <w:p>
+            <w:pPr>
+              <w:jc w:val="center"/>
+            </w:pPr>
+            <w:r>
+              <w:rPr>
+                <w:sz w:val="20"/>
+              </w:rPr>
+            </w:r>
+          </w:p>
+        </w:tc>
+        <w:tc>
+          <w:tcPr>
+            <w:tcW w:type="dxa" w:w="960"/>
+          </w:tcPr>
+          <w:p>
+            <w:pPr>
+              <w:jc w:val="center"/>
+            </w:pPr>
+            <w:r>
+              <w:rPr>
+                <w:sz w:val="20"/>
+              </w:rPr>
+            </w:r>
+          </w:p>
+        </w:tc>
+        <w:tc>
+          <w:tcPr>
+            <w:tcW w:type="dxa" w:w="960"/>
+          </w:tcPr>
+          <w:p>
+            <w:pPr>
+              <w:jc w:val="center"/>
+            </w:pPr>
+            <w:r>
+              <w:rPr>
+                <w:sz w:val="20"/>
+              </w:rPr>
             </w:r>
           </w:p>
         </w:tc>
@@ -1475,7 +2152,7 @@
       <w:tr>
         <w:tc>
           <w:tcPr>
-            <w:tcW w:type="dxa" w:w="1440"/>
+            <w:tcW w:type="dxa" w:w="960"/>
           </w:tcPr>
           <w:p>
             <w:pPr>
@@ -1491,7 +2168,7 @@
         </w:tc>
         <w:tc>
           <w:tcPr>
-            <w:tcW w:type="dxa" w:w="1440"/>
+            <w:tcW w:type="dxa" w:w="960"/>
           </w:tcPr>
           <w:p>
             <w:pPr>
@@ -1507,7 +2184,7 @@
         </w:tc>
         <w:tc>
           <w:tcPr>
-            <w:tcW w:type="dxa" w:w="1440"/>
+            <w:tcW w:type="dxa" w:w="960"/>
           </w:tcPr>
           <w:p>
             <w:pPr>
@@ -1523,7 +2200,7 @@
         </w:tc>
         <w:tc>
           <w:tcPr>
-            <w:tcW w:type="dxa" w:w="1440"/>
+            <w:tcW w:type="dxa" w:w="960"/>
           </w:tcPr>
           <w:p>
             <w:pPr>
@@ -1539,7 +2216,7 @@
         </w:tc>
         <w:tc>
           <w:tcPr>
-            <w:tcW w:type="dxa" w:w="1440"/>
+            <w:tcW w:type="dxa" w:w="960"/>
           </w:tcPr>
           <w:p>
             <w:pPr>
@@ -1555,7 +2232,7 @@
         </w:tc>
         <w:tc>
           <w:tcPr>
-            <w:tcW w:type="dxa" w:w="1440"/>
+            <w:tcW w:type="dxa" w:w="960"/>
           </w:tcPr>
           <w:p>
             <w:pPr>
@@ -1566,6 +2243,51 @@
                 <w:sz w:val="20"/>
               </w:rPr>
               <w:t>19756</w:t>
+            </w:r>
+          </w:p>
+        </w:tc>
+        <w:tc>
+          <w:tcPr>
+            <w:tcW w:type="dxa" w:w="960"/>
+          </w:tcPr>
+          <w:p>
+            <w:pPr>
+              <w:jc w:val="center"/>
+            </w:pPr>
+            <w:r>
+              <w:rPr>
+                <w:sz w:val="20"/>
+              </w:rPr>
+            </w:r>
+          </w:p>
+        </w:tc>
+        <w:tc>
+          <w:tcPr>
+            <w:tcW w:type="dxa" w:w="960"/>
+          </w:tcPr>
+          <w:p>
+            <w:pPr>
+              <w:jc w:val="center"/>
+            </w:pPr>
+            <w:r>
+              <w:rPr>
+                <w:sz w:val="20"/>
+              </w:rPr>
+            </w:r>
+          </w:p>
+        </w:tc>
+        <w:tc>
+          <w:tcPr>
+            <w:tcW w:type="dxa" w:w="960"/>
+          </w:tcPr>
+          <w:p>
+            <w:pPr>
+              <w:jc w:val="center"/>
+            </w:pPr>
+            <w:r>
+              <w:rPr>
+                <w:sz w:val="20"/>
+              </w:rPr>
             </w:r>
           </w:p>
         </w:tc>
@@ -1573,7 +2295,7 @@
       <w:tr>
         <w:tc>
           <w:tcPr>
-            <w:tcW w:type="dxa" w:w="1440"/>
+            <w:tcW w:type="dxa" w:w="960"/>
           </w:tcPr>
           <w:p>
             <w:pPr>
@@ -1589,7 +2311,7 @@
         </w:tc>
         <w:tc>
           <w:tcPr>
-            <w:tcW w:type="dxa" w:w="1440"/>
+            <w:tcW w:type="dxa" w:w="960"/>
           </w:tcPr>
           <w:p>
             <w:pPr>
@@ -1605,7 +2327,7 @@
         </w:tc>
         <w:tc>
           <w:tcPr>
-            <w:tcW w:type="dxa" w:w="1440"/>
+            <w:tcW w:type="dxa" w:w="960"/>
           </w:tcPr>
           <w:p>
             <w:pPr>
@@ -1621,7 +2343,7 @@
         </w:tc>
         <w:tc>
           <w:tcPr>
-            <w:tcW w:type="dxa" w:w="1440"/>
+            <w:tcW w:type="dxa" w:w="960"/>
           </w:tcPr>
           <w:p>
             <w:pPr>
@@ -1637,7 +2359,7 @@
         </w:tc>
         <w:tc>
           <w:tcPr>
-            <w:tcW w:type="dxa" w:w="1440"/>
+            <w:tcW w:type="dxa" w:w="960"/>
           </w:tcPr>
           <w:p>
             <w:pPr>
@@ -1653,7 +2375,7 @@
         </w:tc>
         <w:tc>
           <w:tcPr>
-            <w:tcW w:type="dxa" w:w="1440"/>
+            <w:tcW w:type="dxa" w:w="960"/>
           </w:tcPr>
           <w:p>
             <w:pPr>
@@ -1664,6 +2386,51 @@
                 <w:sz w:val="20"/>
               </w:rPr>
               <w:t>10447</w:t>
+            </w:r>
+          </w:p>
+        </w:tc>
+        <w:tc>
+          <w:tcPr>
+            <w:tcW w:type="dxa" w:w="960"/>
+          </w:tcPr>
+          <w:p>
+            <w:pPr>
+              <w:jc w:val="center"/>
+            </w:pPr>
+            <w:r>
+              <w:rPr>
+                <w:sz w:val="20"/>
+              </w:rPr>
+            </w:r>
+          </w:p>
+        </w:tc>
+        <w:tc>
+          <w:tcPr>
+            <w:tcW w:type="dxa" w:w="960"/>
+          </w:tcPr>
+          <w:p>
+            <w:pPr>
+              <w:jc w:val="center"/>
+            </w:pPr>
+            <w:r>
+              <w:rPr>
+                <w:sz w:val="20"/>
+              </w:rPr>
+            </w:r>
+          </w:p>
+        </w:tc>
+        <w:tc>
+          <w:tcPr>
+            <w:tcW w:type="dxa" w:w="960"/>
+          </w:tcPr>
+          <w:p>
+            <w:pPr>
+              <w:jc w:val="center"/>
+            </w:pPr>
+            <w:r>
+              <w:rPr>
+                <w:sz w:val="20"/>
+              </w:rPr>
             </w:r>
           </w:p>
         </w:tc>
@@ -1671,7 +2438,7 @@
       <w:tr>
         <w:tc>
           <w:tcPr>
-            <w:tcW w:type="dxa" w:w="1440"/>
+            <w:tcW w:type="dxa" w:w="960"/>
           </w:tcPr>
           <w:p>
             <w:pPr>
@@ -1687,7 +2454,7 @@
         </w:tc>
         <w:tc>
           <w:tcPr>
-            <w:tcW w:type="dxa" w:w="1440"/>
+            <w:tcW w:type="dxa" w:w="960"/>
           </w:tcPr>
           <w:p>
             <w:pPr>
@@ -1703,7 +2470,7 @@
         </w:tc>
         <w:tc>
           <w:tcPr>
-            <w:tcW w:type="dxa" w:w="1440"/>
+            <w:tcW w:type="dxa" w:w="960"/>
           </w:tcPr>
           <w:p>
             <w:pPr>
@@ -1719,7 +2486,7 @@
         </w:tc>
         <w:tc>
           <w:tcPr>
-            <w:tcW w:type="dxa" w:w="1440"/>
+            <w:tcW w:type="dxa" w:w="960"/>
           </w:tcPr>
           <w:p>
             <w:pPr>
@@ -1735,7 +2502,7 @@
         </w:tc>
         <w:tc>
           <w:tcPr>
-            <w:tcW w:type="dxa" w:w="1440"/>
+            <w:tcW w:type="dxa" w:w="960"/>
           </w:tcPr>
           <w:p>
             <w:pPr>
@@ -1751,7 +2518,7 @@
         </w:tc>
         <w:tc>
           <w:tcPr>
-            <w:tcW w:type="dxa" w:w="1440"/>
+            <w:tcW w:type="dxa" w:w="960"/>
           </w:tcPr>
           <w:p>
             <w:pPr>
@@ -1762,6 +2529,51 @@
                 <w:sz w:val="20"/>
               </w:rPr>
               <w:t>19508</w:t>
+            </w:r>
+          </w:p>
+        </w:tc>
+        <w:tc>
+          <w:tcPr>
+            <w:tcW w:type="dxa" w:w="960"/>
+          </w:tcPr>
+          <w:p>
+            <w:pPr>
+              <w:jc w:val="center"/>
+            </w:pPr>
+            <w:r>
+              <w:rPr>
+                <w:sz w:val="20"/>
+              </w:rPr>
+            </w:r>
+          </w:p>
+        </w:tc>
+        <w:tc>
+          <w:tcPr>
+            <w:tcW w:type="dxa" w:w="960"/>
+          </w:tcPr>
+          <w:p>
+            <w:pPr>
+              <w:jc w:val="center"/>
+            </w:pPr>
+            <w:r>
+              <w:rPr>
+                <w:sz w:val="20"/>
+              </w:rPr>
+            </w:r>
+          </w:p>
+        </w:tc>
+        <w:tc>
+          <w:tcPr>
+            <w:tcW w:type="dxa" w:w="960"/>
+          </w:tcPr>
+          <w:p>
+            <w:pPr>
+              <w:jc w:val="center"/>
+            </w:pPr>
+            <w:r>
+              <w:rPr>
+                <w:sz w:val="20"/>
+              </w:rPr>
             </w:r>
           </w:p>
         </w:tc>
@@ -1769,7 +2581,7 @@
       <w:tr>
         <w:tc>
           <w:tcPr>
-            <w:tcW w:type="dxa" w:w="1440"/>
+            <w:tcW w:type="dxa" w:w="960"/>
           </w:tcPr>
           <w:p>
             <w:pPr>
@@ -1785,7 +2597,7 @@
         </w:tc>
         <w:tc>
           <w:tcPr>
-            <w:tcW w:type="dxa" w:w="1440"/>
+            <w:tcW w:type="dxa" w:w="960"/>
           </w:tcPr>
           <w:p>
             <w:pPr>
@@ -1801,7 +2613,7 @@
         </w:tc>
         <w:tc>
           <w:tcPr>
-            <w:tcW w:type="dxa" w:w="1440"/>
+            <w:tcW w:type="dxa" w:w="960"/>
           </w:tcPr>
           <w:p>
             <w:pPr>
@@ -1817,7 +2629,7 @@
         </w:tc>
         <w:tc>
           <w:tcPr>
-            <w:tcW w:type="dxa" w:w="1440"/>
+            <w:tcW w:type="dxa" w:w="960"/>
           </w:tcPr>
           <w:p>
             <w:pPr>
@@ -1833,7 +2645,7 @@
         </w:tc>
         <w:tc>
           <w:tcPr>
-            <w:tcW w:type="dxa" w:w="1440"/>
+            <w:tcW w:type="dxa" w:w="960"/>
           </w:tcPr>
           <w:p>
             <w:pPr>
@@ -1849,7 +2661,7 @@
         </w:tc>
         <w:tc>
           <w:tcPr>
-            <w:tcW w:type="dxa" w:w="1440"/>
+            <w:tcW w:type="dxa" w:w="960"/>
           </w:tcPr>
           <w:p>
             <w:pPr>
@@ -1860,6 +2672,51 @@
                 <w:sz w:val="20"/>
               </w:rPr>
               <w:t>19768</w:t>
+            </w:r>
+          </w:p>
+        </w:tc>
+        <w:tc>
+          <w:tcPr>
+            <w:tcW w:type="dxa" w:w="960"/>
+          </w:tcPr>
+          <w:p>
+            <w:pPr>
+              <w:jc w:val="center"/>
+            </w:pPr>
+            <w:r>
+              <w:rPr>
+                <w:sz w:val="20"/>
+              </w:rPr>
+            </w:r>
+          </w:p>
+        </w:tc>
+        <w:tc>
+          <w:tcPr>
+            <w:tcW w:type="dxa" w:w="960"/>
+          </w:tcPr>
+          <w:p>
+            <w:pPr>
+              <w:jc w:val="center"/>
+            </w:pPr>
+            <w:r>
+              <w:rPr>
+                <w:sz w:val="20"/>
+              </w:rPr>
+            </w:r>
+          </w:p>
+        </w:tc>
+        <w:tc>
+          <w:tcPr>
+            <w:tcW w:type="dxa" w:w="960"/>
+          </w:tcPr>
+          <w:p>
+            <w:pPr>
+              <w:jc w:val="center"/>
+            </w:pPr>
+            <w:r>
+              <w:rPr>
+                <w:sz w:val="20"/>
+              </w:rPr>
             </w:r>
           </w:p>
         </w:tc>
@@ -1867,7 +2724,7 @@
       <w:tr>
         <w:tc>
           <w:tcPr>
-            <w:tcW w:type="dxa" w:w="1440"/>
+            <w:tcW w:type="dxa" w:w="960"/>
           </w:tcPr>
           <w:p>
             <w:pPr>
@@ -1883,7 +2740,7 @@
         </w:tc>
         <w:tc>
           <w:tcPr>
-            <w:tcW w:type="dxa" w:w="1440"/>
+            <w:tcW w:type="dxa" w:w="960"/>
           </w:tcPr>
           <w:p>
             <w:pPr>
@@ -1899,7 +2756,7 @@
         </w:tc>
         <w:tc>
           <w:tcPr>
-            <w:tcW w:type="dxa" w:w="1440"/>
+            <w:tcW w:type="dxa" w:w="960"/>
           </w:tcPr>
           <w:p>
             <w:pPr>
@@ -1915,7 +2772,7 @@
         </w:tc>
         <w:tc>
           <w:tcPr>
-            <w:tcW w:type="dxa" w:w="1440"/>
+            <w:tcW w:type="dxa" w:w="960"/>
           </w:tcPr>
           <w:p>
             <w:pPr>
@@ -1931,7 +2788,7 @@
         </w:tc>
         <w:tc>
           <w:tcPr>
-            <w:tcW w:type="dxa" w:w="1440"/>
+            <w:tcW w:type="dxa" w:w="960"/>
           </w:tcPr>
           <w:p>
             <w:pPr>
@@ -1947,7 +2804,7 @@
         </w:tc>
         <w:tc>
           <w:tcPr>
-            <w:tcW w:type="dxa" w:w="1440"/>
+            <w:tcW w:type="dxa" w:w="960"/>
           </w:tcPr>
           <w:p>
             <w:pPr>
@@ -1958,6 +2815,51 @@
                 <w:sz w:val="20"/>
               </w:rPr>
               <w:t>10130</w:t>
+            </w:r>
+          </w:p>
+        </w:tc>
+        <w:tc>
+          <w:tcPr>
+            <w:tcW w:type="dxa" w:w="960"/>
+          </w:tcPr>
+          <w:p>
+            <w:pPr>
+              <w:jc w:val="center"/>
+            </w:pPr>
+            <w:r>
+              <w:rPr>
+                <w:sz w:val="20"/>
+              </w:rPr>
+            </w:r>
+          </w:p>
+        </w:tc>
+        <w:tc>
+          <w:tcPr>
+            <w:tcW w:type="dxa" w:w="960"/>
+          </w:tcPr>
+          <w:p>
+            <w:pPr>
+              <w:jc w:val="center"/>
+            </w:pPr>
+            <w:r>
+              <w:rPr>
+                <w:sz w:val="20"/>
+              </w:rPr>
+            </w:r>
+          </w:p>
+        </w:tc>
+        <w:tc>
+          <w:tcPr>
+            <w:tcW w:type="dxa" w:w="960"/>
+          </w:tcPr>
+          <w:p>
+            <w:pPr>
+              <w:jc w:val="center"/>
+            </w:pPr>
+            <w:r>
+              <w:rPr>
+                <w:sz w:val="20"/>
+              </w:rPr>
             </w:r>
           </w:p>
         </w:tc>
@@ -1965,7 +2867,7 @@
       <w:tr>
         <w:tc>
           <w:tcPr>
-            <w:tcW w:type="dxa" w:w="1440"/>
+            <w:tcW w:type="dxa" w:w="960"/>
           </w:tcPr>
           <w:p>
             <w:pPr>
@@ -1981,7 +2883,7 @@
         </w:tc>
         <w:tc>
           <w:tcPr>
-            <w:tcW w:type="dxa" w:w="1440"/>
+            <w:tcW w:type="dxa" w:w="960"/>
           </w:tcPr>
           <w:p>
             <w:pPr>
@@ -1997,7 +2899,7 @@
         </w:tc>
         <w:tc>
           <w:tcPr>
-            <w:tcW w:type="dxa" w:w="1440"/>
+            <w:tcW w:type="dxa" w:w="960"/>
           </w:tcPr>
           <w:p>
             <w:pPr>
@@ -2013,7 +2915,7 @@
         </w:tc>
         <w:tc>
           <w:tcPr>
-            <w:tcW w:type="dxa" w:w="1440"/>
+            <w:tcW w:type="dxa" w:w="960"/>
           </w:tcPr>
           <w:p>
             <w:pPr>
@@ -2029,7 +2931,7 @@
         </w:tc>
         <w:tc>
           <w:tcPr>
-            <w:tcW w:type="dxa" w:w="1440"/>
+            <w:tcW w:type="dxa" w:w="960"/>
           </w:tcPr>
           <w:p>
             <w:pPr>
@@ -2045,7 +2947,7 @@
         </w:tc>
         <w:tc>
           <w:tcPr>
-            <w:tcW w:type="dxa" w:w="1440"/>
+            <w:tcW w:type="dxa" w:w="960"/>
           </w:tcPr>
           <w:p>
             <w:pPr>
@@ -2056,6 +2958,51 @@
                 <w:sz w:val="20"/>
               </w:rPr>
               <w:t>21501</w:t>
+            </w:r>
+          </w:p>
+        </w:tc>
+        <w:tc>
+          <w:tcPr>
+            <w:tcW w:type="dxa" w:w="960"/>
+          </w:tcPr>
+          <w:p>
+            <w:pPr>
+              <w:jc w:val="center"/>
+            </w:pPr>
+            <w:r>
+              <w:rPr>
+                <w:sz w:val="20"/>
+              </w:rPr>
+            </w:r>
+          </w:p>
+        </w:tc>
+        <w:tc>
+          <w:tcPr>
+            <w:tcW w:type="dxa" w:w="960"/>
+          </w:tcPr>
+          <w:p>
+            <w:pPr>
+              <w:jc w:val="center"/>
+            </w:pPr>
+            <w:r>
+              <w:rPr>
+                <w:sz w:val="20"/>
+              </w:rPr>
+            </w:r>
+          </w:p>
+        </w:tc>
+        <w:tc>
+          <w:tcPr>
+            <w:tcW w:type="dxa" w:w="960"/>
+          </w:tcPr>
+          <w:p>
+            <w:pPr>
+              <w:jc w:val="center"/>
+            </w:pPr>
+            <w:r>
+              <w:rPr>
+                <w:sz w:val="20"/>
+              </w:rPr>
             </w:r>
           </w:p>
         </w:tc>
@@ -2063,7 +3010,7 @@
       <w:tr>
         <w:tc>
           <w:tcPr>
-            <w:tcW w:type="dxa" w:w="1440"/>
+            <w:tcW w:type="dxa" w:w="960"/>
           </w:tcPr>
           <w:p>
             <w:pPr>
@@ -2079,7 +3026,7 @@
         </w:tc>
         <w:tc>
           <w:tcPr>
-            <w:tcW w:type="dxa" w:w="1440"/>
+            <w:tcW w:type="dxa" w:w="960"/>
           </w:tcPr>
           <w:p>
             <w:pPr>
@@ -2095,7 +3042,7 @@
         </w:tc>
         <w:tc>
           <w:tcPr>
-            <w:tcW w:type="dxa" w:w="1440"/>
+            <w:tcW w:type="dxa" w:w="960"/>
           </w:tcPr>
           <w:p>
             <w:pPr>
@@ -2111,7 +3058,7 @@
         </w:tc>
         <w:tc>
           <w:tcPr>
-            <w:tcW w:type="dxa" w:w="1440"/>
+            <w:tcW w:type="dxa" w:w="960"/>
           </w:tcPr>
           <w:p>
             <w:pPr>
@@ -2127,7 +3074,7 @@
         </w:tc>
         <w:tc>
           <w:tcPr>
-            <w:tcW w:type="dxa" w:w="1440"/>
+            <w:tcW w:type="dxa" w:w="960"/>
           </w:tcPr>
           <w:p>
             <w:pPr>
@@ -2143,7 +3090,7 @@
         </w:tc>
         <w:tc>
           <w:tcPr>
-            <w:tcW w:type="dxa" w:w="1440"/>
+            <w:tcW w:type="dxa" w:w="960"/>
           </w:tcPr>
           <w:p>
             <w:pPr>
@@ -2154,6 +3101,51 @@
                 <w:sz w:val="20"/>
               </w:rPr>
               <w:t>20106</w:t>
+            </w:r>
+          </w:p>
+        </w:tc>
+        <w:tc>
+          <w:tcPr>
+            <w:tcW w:type="dxa" w:w="960"/>
+          </w:tcPr>
+          <w:p>
+            <w:pPr>
+              <w:jc w:val="center"/>
+            </w:pPr>
+            <w:r>
+              <w:rPr>
+                <w:sz w:val="20"/>
+              </w:rPr>
+            </w:r>
+          </w:p>
+        </w:tc>
+        <w:tc>
+          <w:tcPr>
+            <w:tcW w:type="dxa" w:w="960"/>
+          </w:tcPr>
+          <w:p>
+            <w:pPr>
+              <w:jc w:val="center"/>
+            </w:pPr>
+            <w:r>
+              <w:rPr>
+                <w:sz w:val="20"/>
+              </w:rPr>
+            </w:r>
+          </w:p>
+        </w:tc>
+        <w:tc>
+          <w:tcPr>
+            <w:tcW w:type="dxa" w:w="960"/>
+          </w:tcPr>
+          <w:p>
+            <w:pPr>
+              <w:jc w:val="center"/>
+            </w:pPr>
+            <w:r>
+              <w:rPr>
+                <w:sz w:val="20"/>
+              </w:rPr>
             </w:r>
           </w:p>
         </w:tc>
@@ -2161,7 +3153,7 @@
       <w:tr>
         <w:tc>
           <w:tcPr>
-            <w:tcW w:type="dxa" w:w="1440"/>
+            <w:tcW w:type="dxa" w:w="960"/>
           </w:tcPr>
           <w:p>
             <w:pPr>
@@ -2177,7 +3169,7 @@
         </w:tc>
         <w:tc>
           <w:tcPr>
-            <w:tcW w:type="dxa" w:w="1440"/>
+            <w:tcW w:type="dxa" w:w="960"/>
           </w:tcPr>
           <w:p>
             <w:pPr>
@@ -2193,7 +3185,7 @@
         </w:tc>
         <w:tc>
           <w:tcPr>
-            <w:tcW w:type="dxa" w:w="1440"/>
+            <w:tcW w:type="dxa" w:w="960"/>
           </w:tcPr>
           <w:p>
             <w:pPr>
@@ -2209,7 +3201,7 @@
         </w:tc>
         <w:tc>
           <w:tcPr>
-            <w:tcW w:type="dxa" w:w="1440"/>
+            <w:tcW w:type="dxa" w:w="960"/>
           </w:tcPr>
           <w:p>
             <w:pPr>
@@ -2225,7 +3217,7 @@
         </w:tc>
         <w:tc>
           <w:tcPr>
-            <w:tcW w:type="dxa" w:w="1440"/>
+            <w:tcW w:type="dxa" w:w="960"/>
           </w:tcPr>
           <w:p>
             <w:pPr>
@@ -2241,7 +3233,7 @@
         </w:tc>
         <w:tc>
           <w:tcPr>
-            <w:tcW w:type="dxa" w:w="1440"/>
+            <w:tcW w:type="dxa" w:w="960"/>
           </w:tcPr>
           <w:p>
             <w:pPr>
@@ -2252,6 +3244,51 @@
                 <w:sz w:val="20"/>
               </w:rPr>
               <w:t>13269</w:t>
+            </w:r>
+          </w:p>
+        </w:tc>
+        <w:tc>
+          <w:tcPr>
+            <w:tcW w:type="dxa" w:w="960"/>
+          </w:tcPr>
+          <w:p>
+            <w:pPr>
+              <w:jc w:val="center"/>
+            </w:pPr>
+            <w:r>
+              <w:rPr>
+                <w:sz w:val="20"/>
+              </w:rPr>
+            </w:r>
+          </w:p>
+        </w:tc>
+        <w:tc>
+          <w:tcPr>
+            <w:tcW w:type="dxa" w:w="960"/>
+          </w:tcPr>
+          <w:p>
+            <w:pPr>
+              <w:jc w:val="center"/>
+            </w:pPr>
+            <w:r>
+              <w:rPr>
+                <w:sz w:val="20"/>
+              </w:rPr>
+            </w:r>
+          </w:p>
+        </w:tc>
+        <w:tc>
+          <w:tcPr>
+            <w:tcW w:type="dxa" w:w="960"/>
+          </w:tcPr>
+          <w:p>
+            <w:pPr>
+              <w:jc w:val="center"/>
+            </w:pPr>
+            <w:r>
+              <w:rPr>
+                <w:sz w:val="20"/>
+              </w:rPr>
             </w:r>
           </w:p>
         </w:tc>
@@ -2259,7 +3296,7 @@
       <w:tr>
         <w:tc>
           <w:tcPr>
-            <w:tcW w:type="dxa" w:w="1440"/>
+            <w:tcW w:type="dxa" w:w="960"/>
           </w:tcPr>
           <w:p>
             <w:pPr>
@@ -2275,7 +3312,7 @@
         </w:tc>
         <w:tc>
           <w:tcPr>
-            <w:tcW w:type="dxa" w:w="1440"/>
+            <w:tcW w:type="dxa" w:w="960"/>
           </w:tcPr>
           <w:p>
             <w:pPr>
@@ -2291,7 +3328,7 @@
         </w:tc>
         <w:tc>
           <w:tcPr>
-            <w:tcW w:type="dxa" w:w="1440"/>
+            <w:tcW w:type="dxa" w:w="960"/>
           </w:tcPr>
           <w:p>
             <w:pPr>
@@ -2307,7 +3344,7 @@
         </w:tc>
         <w:tc>
           <w:tcPr>
-            <w:tcW w:type="dxa" w:w="1440"/>
+            <w:tcW w:type="dxa" w:w="960"/>
           </w:tcPr>
           <w:p>
             <w:pPr>
@@ -2323,7 +3360,7 @@
         </w:tc>
         <w:tc>
           <w:tcPr>
-            <w:tcW w:type="dxa" w:w="1440"/>
+            <w:tcW w:type="dxa" w:w="960"/>
           </w:tcPr>
           <w:p>
             <w:pPr>
@@ -2339,7 +3376,7 @@
         </w:tc>
         <w:tc>
           <w:tcPr>
-            <w:tcW w:type="dxa" w:w="1440"/>
+            <w:tcW w:type="dxa" w:w="960"/>
           </w:tcPr>
           <w:p>
             <w:pPr>
@@ -2350,6 +3387,51 @@
                 <w:sz w:val="20"/>
               </w:rPr>
               <w:t>16643</w:t>
+            </w:r>
+          </w:p>
+        </w:tc>
+        <w:tc>
+          <w:tcPr>
+            <w:tcW w:type="dxa" w:w="960"/>
+          </w:tcPr>
+          <w:p>
+            <w:pPr>
+              <w:jc w:val="center"/>
+            </w:pPr>
+            <w:r>
+              <w:rPr>
+                <w:sz w:val="20"/>
+              </w:rPr>
+            </w:r>
+          </w:p>
+        </w:tc>
+        <w:tc>
+          <w:tcPr>
+            <w:tcW w:type="dxa" w:w="960"/>
+          </w:tcPr>
+          <w:p>
+            <w:pPr>
+              <w:jc w:val="center"/>
+            </w:pPr>
+            <w:r>
+              <w:rPr>
+                <w:sz w:val="20"/>
+              </w:rPr>
+            </w:r>
+          </w:p>
+        </w:tc>
+        <w:tc>
+          <w:tcPr>
+            <w:tcW w:type="dxa" w:w="960"/>
+          </w:tcPr>
+          <w:p>
+            <w:pPr>
+              <w:jc w:val="center"/>
+            </w:pPr>
+            <w:r>
+              <w:rPr>
+                <w:sz w:val="20"/>
+              </w:rPr>
             </w:r>
           </w:p>
         </w:tc>
@@ -2357,7 +3439,7 @@
       <w:tr>
         <w:tc>
           <w:tcPr>
-            <w:tcW w:type="dxa" w:w="1440"/>
+            <w:tcW w:type="dxa" w:w="960"/>
           </w:tcPr>
           <w:p>
             <w:pPr>
@@ -2373,7 +3455,7 @@
         </w:tc>
         <w:tc>
           <w:tcPr>
-            <w:tcW w:type="dxa" w:w="1440"/>
+            <w:tcW w:type="dxa" w:w="960"/>
           </w:tcPr>
           <w:p>
             <w:pPr>
@@ -2389,7 +3471,7 @@
         </w:tc>
         <w:tc>
           <w:tcPr>
-            <w:tcW w:type="dxa" w:w="1440"/>
+            <w:tcW w:type="dxa" w:w="960"/>
           </w:tcPr>
           <w:p>
             <w:pPr>
@@ -2405,7 +3487,7 @@
         </w:tc>
         <w:tc>
           <w:tcPr>
-            <w:tcW w:type="dxa" w:w="1440"/>
+            <w:tcW w:type="dxa" w:w="960"/>
           </w:tcPr>
           <w:p>
             <w:pPr>
@@ -2421,7 +3503,7 @@
         </w:tc>
         <w:tc>
           <w:tcPr>
-            <w:tcW w:type="dxa" w:w="1440"/>
+            <w:tcW w:type="dxa" w:w="960"/>
           </w:tcPr>
           <w:p>
             <w:pPr>
@@ -2437,7 +3519,7 @@
         </w:tc>
         <w:tc>
           <w:tcPr>
-            <w:tcW w:type="dxa" w:w="1440"/>
+            <w:tcW w:type="dxa" w:w="960"/>
           </w:tcPr>
           <w:p>
             <w:pPr>
@@ -2448,6 +3530,51 @@
                 <w:sz w:val="20"/>
               </w:rPr>
               <w:t>20555</w:t>
+            </w:r>
+          </w:p>
+        </w:tc>
+        <w:tc>
+          <w:tcPr>
+            <w:tcW w:type="dxa" w:w="960"/>
+          </w:tcPr>
+          <w:p>
+            <w:pPr>
+              <w:jc w:val="center"/>
+            </w:pPr>
+            <w:r>
+              <w:rPr>
+                <w:sz w:val="20"/>
+              </w:rPr>
+            </w:r>
+          </w:p>
+        </w:tc>
+        <w:tc>
+          <w:tcPr>
+            <w:tcW w:type="dxa" w:w="960"/>
+          </w:tcPr>
+          <w:p>
+            <w:pPr>
+              <w:jc w:val="center"/>
+            </w:pPr>
+            <w:r>
+              <w:rPr>
+                <w:sz w:val="20"/>
+              </w:rPr>
+            </w:r>
+          </w:p>
+        </w:tc>
+        <w:tc>
+          <w:tcPr>
+            <w:tcW w:type="dxa" w:w="960"/>
+          </w:tcPr>
+          <w:p>
+            <w:pPr>
+              <w:jc w:val="center"/>
+            </w:pPr>
+            <w:r>
+              <w:rPr>
+                <w:sz w:val="20"/>
+              </w:rPr>
             </w:r>
           </w:p>
         </w:tc>
@@ -2455,7 +3582,7 @@
       <w:tr>
         <w:tc>
           <w:tcPr>
-            <w:tcW w:type="dxa" w:w="1440"/>
+            <w:tcW w:type="dxa" w:w="960"/>
           </w:tcPr>
           <w:p>
             <w:pPr>
@@ -2471,7 +3598,7 @@
         </w:tc>
         <w:tc>
           <w:tcPr>
-            <w:tcW w:type="dxa" w:w="1440"/>
+            <w:tcW w:type="dxa" w:w="960"/>
           </w:tcPr>
           <w:p>
             <w:pPr>
@@ -2487,7 +3614,7 @@
         </w:tc>
         <w:tc>
           <w:tcPr>
-            <w:tcW w:type="dxa" w:w="1440"/>
+            <w:tcW w:type="dxa" w:w="960"/>
           </w:tcPr>
           <w:p>
             <w:pPr>
@@ -2503,7 +3630,7 @@
         </w:tc>
         <w:tc>
           <w:tcPr>
-            <w:tcW w:type="dxa" w:w="1440"/>
+            <w:tcW w:type="dxa" w:w="960"/>
           </w:tcPr>
           <w:p>
             <w:pPr>
@@ -2519,7 +3646,7 @@
         </w:tc>
         <w:tc>
           <w:tcPr>
-            <w:tcW w:type="dxa" w:w="1440"/>
+            <w:tcW w:type="dxa" w:w="960"/>
           </w:tcPr>
           <w:p>
             <w:pPr>
@@ -2535,7 +3662,7 @@
         </w:tc>
         <w:tc>
           <w:tcPr>
-            <w:tcW w:type="dxa" w:w="1440"/>
+            <w:tcW w:type="dxa" w:w="960"/>
           </w:tcPr>
           <w:p>
             <w:pPr>
@@ -2546,6 +3673,51 @@
                 <w:sz w:val="20"/>
               </w:rPr>
               <w:t>10483</w:t>
+            </w:r>
+          </w:p>
+        </w:tc>
+        <w:tc>
+          <w:tcPr>
+            <w:tcW w:type="dxa" w:w="960"/>
+          </w:tcPr>
+          <w:p>
+            <w:pPr>
+              <w:jc w:val="center"/>
+            </w:pPr>
+            <w:r>
+              <w:rPr>
+                <w:sz w:val="20"/>
+              </w:rPr>
+            </w:r>
+          </w:p>
+        </w:tc>
+        <w:tc>
+          <w:tcPr>
+            <w:tcW w:type="dxa" w:w="960"/>
+          </w:tcPr>
+          <w:p>
+            <w:pPr>
+              <w:jc w:val="center"/>
+            </w:pPr>
+            <w:r>
+              <w:rPr>
+                <w:sz w:val="20"/>
+              </w:rPr>
+            </w:r>
+          </w:p>
+        </w:tc>
+        <w:tc>
+          <w:tcPr>
+            <w:tcW w:type="dxa" w:w="960"/>
+          </w:tcPr>
+          <w:p>
+            <w:pPr>
+              <w:jc w:val="center"/>
+            </w:pPr>
+            <w:r>
+              <w:rPr>
+                <w:sz w:val="20"/>
+              </w:rPr>
             </w:r>
           </w:p>
         </w:tc>
@@ -2553,7 +3725,7 @@
       <w:tr>
         <w:tc>
           <w:tcPr>
-            <w:tcW w:type="dxa" w:w="1440"/>
+            <w:tcW w:type="dxa" w:w="960"/>
           </w:tcPr>
           <w:p>
             <w:pPr>
@@ -2569,7 +3741,7 @@
         </w:tc>
         <w:tc>
           <w:tcPr>
-            <w:tcW w:type="dxa" w:w="1440"/>
+            <w:tcW w:type="dxa" w:w="960"/>
           </w:tcPr>
           <w:p>
             <w:pPr>
@@ -2585,7 +3757,7 @@
         </w:tc>
         <w:tc>
           <w:tcPr>
-            <w:tcW w:type="dxa" w:w="1440"/>
+            <w:tcW w:type="dxa" w:w="960"/>
           </w:tcPr>
           <w:p>
             <w:pPr>
@@ -2601,7 +3773,7 @@
         </w:tc>
         <w:tc>
           <w:tcPr>
-            <w:tcW w:type="dxa" w:w="1440"/>
+            <w:tcW w:type="dxa" w:w="960"/>
           </w:tcPr>
           <w:p>
             <w:pPr>
@@ -2617,7 +3789,7 @@
         </w:tc>
         <w:tc>
           <w:tcPr>
-            <w:tcW w:type="dxa" w:w="1440"/>
+            <w:tcW w:type="dxa" w:w="960"/>
           </w:tcPr>
           <w:p>
             <w:pPr>
@@ -2633,7 +3805,7 @@
         </w:tc>
         <w:tc>
           <w:tcPr>
-            <w:tcW w:type="dxa" w:w="1440"/>
+            <w:tcW w:type="dxa" w:w="960"/>
           </w:tcPr>
           <w:p>
             <w:pPr>
@@ -2644,6 +3816,51 @@
                 <w:sz w:val="20"/>
               </w:rPr>
               <w:t>13708</w:t>
+            </w:r>
+          </w:p>
+        </w:tc>
+        <w:tc>
+          <w:tcPr>
+            <w:tcW w:type="dxa" w:w="960"/>
+          </w:tcPr>
+          <w:p>
+            <w:pPr>
+              <w:jc w:val="center"/>
+            </w:pPr>
+            <w:r>
+              <w:rPr>
+                <w:sz w:val="20"/>
+              </w:rPr>
+            </w:r>
+          </w:p>
+        </w:tc>
+        <w:tc>
+          <w:tcPr>
+            <w:tcW w:type="dxa" w:w="960"/>
+          </w:tcPr>
+          <w:p>
+            <w:pPr>
+              <w:jc w:val="center"/>
+            </w:pPr>
+            <w:r>
+              <w:rPr>
+                <w:sz w:val="20"/>
+              </w:rPr>
+            </w:r>
+          </w:p>
+        </w:tc>
+        <w:tc>
+          <w:tcPr>
+            <w:tcW w:type="dxa" w:w="960"/>
+          </w:tcPr>
+          <w:p>
+            <w:pPr>
+              <w:jc w:val="center"/>
+            </w:pPr>
+            <w:r>
+              <w:rPr>
+                <w:sz w:val="20"/>
+              </w:rPr>
             </w:r>
           </w:p>
         </w:tc>
@@ -2651,7 +3868,7 @@
       <w:tr>
         <w:tc>
           <w:tcPr>
-            <w:tcW w:type="dxa" w:w="1440"/>
+            <w:tcW w:type="dxa" w:w="960"/>
           </w:tcPr>
           <w:p>
             <w:pPr>
@@ -2667,7 +3884,7 @@
         </w:tc>
         <w:tc>
           <w:tcPr>
-            <w:tcW w:type="dxa" w:w="1440"/>
+            <w:tcW w:type="dxa" w:w="960"/>
           </w:tcPr>
           <w:p>
             <w:pPr>
@@ -2683,7 +3900,7 @@
         </w:tc>
         <w:tc>
           <w:tcPr>
-            <w:tcW w:type="dxa" w:w="1440"/>
+            <w:tcW w:type="dxa" w:w="960"/>
           </w:tcPr>
           <w:p>
             <w:pPr>
@@ -2699,7 +3916,7 @@
         </w:tc>
         <w:tc>
           <w:tcPr>
-            <w:tcW w:type="dxa" w:w="1440"/>
+            <w:tcW w:type="dxa" w:w="960"/>
           </w:tcPr>
           <w:p>
             <w:pPr>
@@ -2715,7 +3932,7 @@
         </w:tc>
         <w:tc>
           <w:tcPr>
-            <w:tcW w:type="dxa" w:w="1440"/>
+            <w:tcW w:type="dxa" w:w="960"/>
           </w:tcPr>
           <w:p>
             <w:pPr>
@@ -2731,7 +3948,7 @@
         </w:tc>
         <w:tc>
           <w:tcPr>
-            <w:tcW w:type="dxa" w:w="1440"/>
+            <w:tcW w:type="dxa" w:w="960"/>
           </w:tcPr>
           <w:p>
             <w:pPr>
@@ -2742,6 +3959,51 @@
                 <w:sz w:val="20"/>
               </w:rPr>
               <w:t>19719</w:t>
+            </w:r>
+          </w:p>
+        </w:tc>
+        <w:tc>
+          <w:tcPr>
+            <w:tcW w:type="dxa" w:w="960"/>
+          </w:tcPr>
+          <w:p>
+            <w:pPr>
+              <w:jc w:val="center"/>
+            </w:pPr>
+            <w:r>
+              <w:rPr>
+                <w:sz w:val="20"/>
+              </w:rPr>
+            </w:r>
+          </w:p>
+        </w:tc>
+        <w:tc>
+          <w:tcPr>
+            <w:tcW w:type="dxa" w:w="960"/>
+          </w:tcPr>
+          <w:p>
+            <w:pPr>
+              <w:jc w:val="center"/>
+            </w:pPr>
+            <w:r>
+              <w:rPr>
+                <w:sz w:val="20"/>
+              </w:rPr>
+            </w:r>
+          </w:p>
+        </w:tc>
+        <w:tc>
+          <w:tcPr>
+            <w:tcW w:type="dxa" w:w="960"/>
+          </w:tcPr>
+          <w:p>
+            <w:pPr>
+              <w:jc w:val="center"/>
+            </w:pPr>
+            <w:r>
+              <w:rPr>
+                <w:sz w:val="20"/>
+              </w:rPr>
             </w:r>
           </w:p>
         </w:tc>
@@ -2749,7 +4011,7 @@
       <w:tr>
         <w:tc>
           <w:tcPr>
-            <w:tcW w:type="dxa" w:w="1440"/>
+            <w:tcW w:type="dxa" w:w="960"/>
           </w:tcPr>
           <w:p>
             <w:pPr>
@@ -2765,7 +4027,7 @@
         </w:tc>
         <w:tc>
           <w:tcPr>
-            <w:tcW w:type="dxa" w:w="1440"/>
+            <w:tcW w:type="dxa" w:w="960"/>
           </w:tcPr>
           <w:p>
             <w:pPr>
@@ -2781,7 +4043,7 @@
         </w:tc>
         <w:tc>
           <w:tcPr>
-            <w:tcW w:type="dxa" w:w="1440"/>
+            <w:tcW w:type="dxa" w:w="960"/>
           </w:tcPr>
           <w:p>
             <w:pPr>
@@ -2797,7 +4059,7 @@
         </w:tc>
         <w:tc>
           <w:tcPr>
-            <w:tcW w:type="dxa" w:w="1440"/>
+            <w:tcW w:type="dxa" w:w="960"/>
           </w:tcPr>
           <w:p>
             <w:pPr>
@@ -2813,7 +4075,7 @@
         </w:tc>
         <w:tc>
           <w:tcPr>
-            <w:tcW w:type="dxa" w:w="1440"/>
+            <w:tcW w:type="dxa" w:w="960"/>
           </w:tcPr>
           <w:p>
             <w:pPr>
@@ -2829,7 +4091,7 @@
         </w:tc>
         <w:tc>
           <w:tcPr>
-            <w:tcW w:type="dxa" w:w="1440"/>
+            <w:tcW w:type="dxa" w:w="960"/>
           </w:tcPr>
           <w:p>
             <w:pPr>
@@ -2840,6 +4102,51 @@
                 <w:sz w:val="20"/>
               </w:rPr>
               <w:t>8438</w:t>
+            </w:r>
+          </w:p>
+        </w:tc>
+        <w:tc>
+          <w:tcPr>
+            <w:tcW w:type="dxa" w:w="960"/>
+          </w:tcPr>
+          <w:p>
+            <w:pPr>
+              <w:jc w:val="center"/>
+            </w:pPr>
+            <w:r>
+              <w:rPr>
+                <w:sz w:val="20"/>
+              </w:rPr>
+            </w:r>
+          </w:p>
+        </w:tc>
+        <w:tc>
+          <w:tcPr>
+            <w:tcW w:type="dxa" w:w="960"/>
+          </w:tcPr>
+          <w:p>
+            <w:pPr>
+              <w:jc w:val="center"/>
+            </w:pPr>
+            <w:r>
+              <w:rPr>
+                <w:sz w:val="20"/>
+              </w:rPr>
+            </w:r>
+          </w:p>
+        </w:tc>
+        <w:tc>
+          <w:tcPr>
+            <w:tcW w:type="dxa" w:w="960"/>
+          </w:tcPr>
+          <w:p>
+            <w:pPr>
+              <w:jc w:val="center"/>
+            </w:pPr>
+            <w:r>
+              <w:rPr>
+                <w:sz w:val="20"/>
+              </w:rPr>
             </w:r>
           </w:p>
         </w:tc>
@@ -2847,7 +4154,7 @@
       <w:tr>
         <w:tc>
           <w:tcPr>
-            <w:tcW w:type="dxa" w:w="1440"/>
+            <w:tcW w:type="dxa" w:w="960"/>
           </w:tcPr>
           <w:p>
             <w:pPr>
@@ -2863,7 +4170,7 @@
         </w:tc>
         <w:tc>
           <w:tcPr>
-            <w:tcW w:type="dxa" w:w="1440"/>
+            <w:tcW w:type="dxa" w:w="960"/>
           </w:tcPr>
           <w:p>
             <w:pPr>
@@ -2879,7 +4186,7 @@
         </w:tc>
         <w:tc>
           <w:tcPr>
-            <w:tcW w:type="dxa" w:w="1440"/>
+            <w:tcW w:type="dxa" w:w="960"/>
           </w:tcPr>
           <w:p>
             <w:pPr>
@@ -2895,7 +4202,7 @@
         </w:tc>
         <w:tc>
           <w:tcPr>
-            <w:tcW w:type="dxa" w:w="1440"/>
+            <w:tcW w:type="dxa" w:w="960"/>
           </w:tcPr>
           <w:p>
             <w:pPr>
@@ -2911,7 +4218,7 @@
         </w:tc>
         <w:tc>
           <w:tcPr>
-            <w:tcW w:type="dxa" w:w="1440"/>
+            <w:tcW w:type="dxa" w:w="960"/>
           </w:tcPr>
           <w:p>
             <w:pPr>
@@ -2927,7 +4234,7 @@
         </w:tc>
         <w:tc>
           <w:tcPr>
-            <w:tcW w:type="dxa" w:w="1440"/>
+            <w:tcW w:type="dxa" w:w="960"/>
           </w:tcPr>
           <w:p>
             <w:pPr>
@@ -2938,6 +4245,51 @@
                 <w:sz w:val="20"/>
               </w:rPr>
               <w:t>12358</w:t>
+            </w:r>
+          </w:p>
+        </w:tc>
+        <w:tc>
+          <w:tcPr>
+            <w:tcW w:type="dxa" w:w="960"/>
+          </w:tcPr>
+          <w:p>
+            <w:pPr>
+              <w:jc w:val="center"/>
+            </w:pPr>
+            <w:r>
+              <w:rPr>
+                <w:sz w:val="20"/>
+              </w:rPr>
+            </w:r>
+          </w:p>
+        </w:tc>
+        <w:tc>
+          <w:tcPr>
+            <w:tcW w:type="dxa" w:w="960"/>
+          </w:tcPr>
+          <w:p>
+            <w:pPr>
+              <w:jc w:val="center"/>
+            </w:pPr>
+            <w:r>
+              <w:rPr>
+                <w:sz w:val="20"/>
+              </w:rPr>
+            </w:r>
+          </w:p>
+        </w:tc>
+        <w:tc>
+          <w:tcPr>
+            <w:tcW w:type="dxa" w:w="960"/>
+          </w:tcPr>
+          <w:p>
+            <w:pPr>
+              <w:jc w:val="center"/>
+            </w:pPr>
+            <w:r>
+              <w:rPr>
+                <w:sz w:val="20"/>
+              </w:rPr>
             </w:r>
           </w:p>
         </w:tc>
@@ -2945,7 +4297,7 @@
       <w:tr>
         <w:tc>
           <w:tcPr>
-            <w:tcW w:type="dxa" w:w="1440"/>
+            <w:tcW w:type="dxa" w:w="960"/>
           </w:tcPr>
           <w:p>
             <w:pPr>
@@ -2961,7 +4313,7 @@
         </w:tc>
         <w:tc>
           <w:tcPr>
-            <w:tcW w:type="dxa" w:w="1440"/>
+            <w:tcW w:type="dxa" w:w="960"/>
           </w:tcPr>
           <w:p>
             <w:pPr>
@@ -2977,7 +4329,7 @@
         </w:tc>
         <w:tc>
           <w:tcPr>
-            <w:tcW w:type="dxa" w:w="1440"/>
+            <w:tcW w:type="dxa" w:w="960"/>
           </w:tcPr>
           <w:p>
             <w:pPr>
@@ -2993,7 +4345,7 @@
         </w:tc>
         <w:tc>
           <w:tcPr>
-            <w:tcW w:type="dxa" w:w="1440"/>
+            <w:tcW w:type="dxa" w:w="960"/>
           </w:tcPr>
           <w:p>
             <w:pPr>
@@ -3009,7 +4361,7 @@
         </w:tc>
         <w:tc>
           <w:tcPr>
-            <w:tcW w:type="dxa" w:w="1440"/>
+            <w:tcW w:type="dxa" w:w="960"/>
           </w:tcPr>
           <w:p>
             <w:pPr>
@@ -3025,7 +4377,7 @@
         </w:tc>
         <w:tc>
           <w:tcPr>
-            <w:tcW w:type="dxa" w:w="1440"/>
+            <w:tcW w:type="dxa" w:w="960"/>
           </w:tcPr>
           <w:p>
             <w:pPr>
@@ -3036,6 +4388,51 @@
                 <w:sz w:val="20"/>
               </w:rPr>
               <w:t>18360</w:t>
+            </w:r>
+          </w:p>
+        </w:tc>
+        <w:tc>
+          <w:tcPr>
+            <w:tcW w:type="dxa" w:w="960"/>
+          </w:tcPr>
+          <w:p>
+            <w:pPr>
+              <w:jc w:val="center"/>
+            </w:pPr>
+            <w:r>
+              <w:rPr>
+                <w:sz w:val="20"/>
+              </w:rPr>
+            </w:r>
+          </w:p>
+        </w:tc>
+        <w:tc>
+          <w:tcPr>
+            <w:tcW w:type="dxa" w:w="960"/>
+          </w:tcPr>
+          <w:p>
+            <w:pPr>
+              <w:jc w:val="center"/>
+            </w:pPr>
+            <w:r>
+              <w:rPr>
+                <w:sz w:val="20"/>
+              </w:rPr>
+            </w:r>
+          </w:p>
+        </w:tc>
+        <w:tc>
+          <w:tcPr>
+            <w:tcW w:type="dxa" w:w="960"/>
+          </w:tcPr>
+          <w:p>
+            <w:pPr>
+              <w:jc w:val="center"/>
+            </w:pPr>
+            <w:r>
+              <w:rPr>
+                <w:sz w:val="20"/>
+              </w:rPr>
             </w:r>
           </w:p>
         </w:tc>
@@ -3043,7 +4440,7 @@
       <w:tr>
         <w:tc>
           <w:tcPr>
-            <w:tcW w:type="dxa" w:w="1440"/>
+            <w:tcW w:type="dxa" w:w="960"/>
           </w:tcPr>
           <w:p>
             <w:pPr>
@@ -3059,7 +4456,7 @@
         </w:tc>
         <w:tc>
           <w:tcPr>
-            <w:tcW w:type="dxa" w:w="1440"/>
+            <w:tcW w:type="dxa" w:w="960"/>
           </w:tcPr>
           <w:p>
             <w:pPr>
@@ -3075,7 +4472,7 @@
         </w:tc>
         <w:tc>
           <w:tcPr>
-            <w:tcW w:type="dxa" w:w="1440"/>
+            <w:tcW w:type="dxa" w:w="960"/>
           </w:tcPr>
           <w:p>
             <w:pPr>
@@ -3091,7 +4488,7 @@
         </w:tc>
         <w:tc>
           <w:tcPr>
-            <w:tcW w:type="dxa" w:w="1440"/>
+            <w:tcW w:type="dxa" w:w="960"/>
           </w:tcPr>
           <w:p>
             <w:pPr>
@@ -3107,7 +4504,7 @@
         </w:tc>
         <w:tc>
           <w:tcPr>
-            <w:tcW w:type="dxa" w:w="1440"/>
+            <w:tcW w:type="dxa" w:w="960"/>
           </w:tcPr>
           <w:p>
             <w:pPr>
@@ -3123,7 +4520,7 @@
         </w:tc>
         <w:tc>
           <w:tcPr>
-            <w:tcW w:type="dxa" w:w="1440"/>
+            <w:tcW w:type="dxa" w:w="960"/>
           </w:tcPr>
           <w:p>
             <w:pPr>
@@ -3134,6 +4531,51 @@
                 <w:sz w:val="20"/>
               </w:rPr>
               <w:t>8096</w:t>
+            </w:r>
+          </w:p>
+        </w:tc>
+        <w:tc>
+          <w:tcPr>
+            <w:tcW w:type="dxa" w:w="960"/>
+          </w:tcPr>
+          <w:p>
+            <w:pPr>
+              <w:jc w:val="center"/>
+            </w:pPr>
+            <w:r>
+              <w:rPr>
+                <w:sz w:val="20"/>
+              </w:rPr>
+            </w:r>
+          </w:p>
+        </w:tc>
+        <w:tc>
+          <w:tcPr>
+            <w:tcW w:type="dxa" w:w="960"/>
+          </w:tcPr>
+          <w:p>
+            <w:pPr>
+              <w:jc w:val="center"/>
+            </w:pPr>
+            <w:r>
+              <w:rPr>
+                <w:sz w:val="20"/>
+              </w:rPr>
+            </w:r>
+          </w:p>
+        </w:tc>
+        <w:tc>
+          <w:tcPr>
+            <w:tcW w:type="dxa" w:w="960"/>
+          </w:tcPr>
+          <w:p>
+            <w:pPr>
+              <w:jc w:val="center"/>
+            </w:pPr>
+            <w:r>
+              <w:rPr>
+                <w:sz w:val="20"/>
+              </w:rPr>
             </w:r>
           </w:p>
         </w:tc>
@@ -3141,7 +4583,7 @@
       <w:tr>
         <w:tc>
           <w:tcPr>
-            <w:tcW w:type="dxa" w:w="1440"/>
+            <w:tcW w:type="dxa" w:w="960"/>
           </w:tcPr>
           <w:p>
             <w:pPr>
@@ -3157,7 +4599,7 @@
         </w:tc>
         <w:tc>
           <w:tcPr>
-            <w:tcW w:type="dxa" w:w="1440"/>
+            <w:tcW w:type="dxa" w:w="960"/>
           </w:tcPr>
           <w:p>
             <w:pPr>
@@ -3173,7 +4615,7 @@
         </w:tc>
         <w:tc>
           <w:tcPr>
-            <w:tcW w:type="dxa" w:w="1440"/>
+            <w:tcW w:type="dxa" w:w="960"/>
           </w:tcPr>
           <w:p>
             <w:pPr>
@@ -3189,7 +4631,7 @@
         </w:tc>
         <w:tc>
           <w:tcPr>
-            <w:tcW w:type="dxa" w:w="1440"/>
+            <w:tcW w:type="dxa" w:w="960"/>
           </w:tcPr>
           <w:p>
             <w:pPr>
@@ -3205,7 +4647,7 @@
         </w:tc>
         <w:tc>
           <w:tcPr>
-            <w:tcW w:type="dxa" w:w="1440"/>
+            <w:tcW w:type="dxa" w:w="960"/>
           </w:tcPr>
           <w:p>
             <w:pPr>
@@ -3221,7 +4663,7 @@
         </w:tc>
         <w:tc>
           <w:tcPr>
-            <w:tcW w:type="dxa" w:w="1440"/>
+            <w:tcW w:type="dxa" w:w="960"/>
           </w:tcPr>
           <w:p>
             <w:pPr>
@@ -3232,6 +4674,51 @@
                 <w:sz w:val="20"/>
               </w:rPr>
               <w:t>15340</w:t>
+            </w:r>
+          </w:p>
+        </w:tc>
+        <w:tc>
+          <w:tcPr>
+            <w:tcW w:type="dxa" w:w="960"/>
+          </w:tcPr>
+          <w:p>
+            <w:pPr>
+              <w:jc w:val="center"/>
+            </w:pPr>
+            <w:r>
+              <w:rPr>
+                <w:sz w:val="20"/>
+              </w:rPr>
+            </w:r>
+          </w:p>
+        </w:tc>
+        <w:tc>
+          <w:tcPr>
+            <w:tcW w:type="dxa" w:w="960"/>
+          </w:tcPr>
+          <w:p>
+            <w:pPr>
+              <w:jc w:val="center"/>
+            </w:pPr>
+            <w:r>
+              <w:rPr>
+                <w:sz w:val="20"/>
+              </w:rPr>
+            </w:r>
+          </w:p>
+        </w:tc>
+        <w:tc>
+          <w:tcPr>
+            <w:tcW w:type="dxa" w:w="960"/>
+          </w:tcPr>
+          <w:p>
+            <w:pPr>
+              <w:jc w:val="center"/>
+            </w:pPr>
+            <w:r>
+              <w:rPr>
+                <w:sz w:val="20"/>
+              </w:rPr>
             </w:r>
           </w:p>
         </w:tc>
@@ -3239,7 +4726,7 @@
       <w:tr>
         <w:tc>
           <w:tcPr>
-            <w:tcW w:type="dxa" w:w="1440"/>
+            <w:tcW w:type="dxa" w:w="960"/>
           </w:tcPr>
           <w:p>
             <w:pPr>
@@ -3255,7 +4742,7 @@
         </w:tc>
         <w:tc>
           <w:tcPr>
-            <w:tcW w:type="dxa" w:w="1440"/>
+            <w:tcW w:type="dxa" w:w="960"/>
           </w:tcPr>
           <w:p>
             <w:pPr>
@@ -3271,7 +4758,7 @@
         </w:tc>
         <w:tc>
           <w:tcPr>
-            <w:tcW w:type="dxa" w:w="1440"/>
+            <w:tcW w:type="dxa" w:w="960"/>
           </w:tcPr>
           <w:p>
             <w:pPr>
@@ -3287,7 +4774,7 @@
         </w:tc>
         <w:tc>
           <w:tcPr>
-            <w:tcW w:type="dxa" w:w="1440"/>
+            <w:tcW w:type="dxa" w:w="960"/>
           </w:tcPr>
           <w:p>
             <w:pPr>
@@ -3303,7 +4790,7 @@
         </w:tc>
         <w:tc>
           <w:tcPr>
-            <w:tcW w:type="dxa" w:w="1440"/>
+            <w:tcW w:type="dxa" w:w="960"/>
           </w:tcPr>
           <w:p>
             <w:pPr>
@@ -3319,7 +4806,7 @@
         </w:tc>
         <w:tc>
           <w:tcPr>
-            <w:tcW w:type="dxa" w:w="1440"/>
+            <w:tcW w:type="dxa" w:w="960"/>
           </w:tcPr>
           <w:p>
             <w:pPr>
@@ -3330,6 +4817,51 @@
                 <w:sz w:val="20"/>
               </w:rPr>
               <w:t>18440</w:t>
+            </w:r>
+          </w:p>
+        </w:tc>
+        <w:tc>
+          <w:tcPr>
+            <w:tcW w:type="dxa" w:w="960"/>
+          </w:tcPr>
+          <w:p>
+            <w:pPr>
+              <w:jc w:val="center"/>
+            </w:pPr>
+            <w:r>
+              <w:rPr>
+                <w:sz w:val="20"/>
+              </w:rPr>
+            </w:r>
+          </w:p>
+        </w:tc>
+        <w:tc>
+          <w:tcPr>
+            <w:tcW w:type="dxa" w:w="960"/>
+          </w:tcPr>
+          <w:p>
+            <w:pPr>
+              <w:jc w:val="center"/>
+            </w:pPr>
+            <w:r>
+              <w:rPr>
+                <w:sz w:val="20"/>
+              </w:rPr>
+            </w:r>
+          </w:p>
+        </w:tc>
+        <w:tc>
+          <w:tcPr>
+            <w:tcW w:type="dxa" w:w="960"/>
+          </w:tcPr>
+          <w:p>
+            <w:pPr>
+              <w:jc w:val="center"/>
+            </w:pPr>
+            <w:r>
+              <w:rPr>
+                <w:sz w:val="20"/>
+              </w:rPr>
             </w:r>
           </w:p>
         </w:tc>
@@ -3337,7 +4869,7 @@
       <w:tr>
         <w:tc>
           <w:tcPr>
-            <w:tcW w:type="dxa" w:w="1440"/>
+            <w:tcW w:type="dxa" w:w="960"/>
           </w:tcPr>
           <w:p>
             <w:pPr>
@@ -3353,7 +4885,7 @@
         </w:tc>
         <w:tc>
           <w:tcPr>
-            <w:tcW w:type="dxa" w:w="1440"/>
+            <w:tcW w:type="dxa" w:w="960"/>
           </w:tcPr>
           <w:p>
             <w:pPr>
@@ -3369,7 +4901,7 @@
         </w:tc>
         <w:tc>
           <w:tcPr>
-            <w:tcW w:type="dxa" w:w="1440"/>
+            <w:tcW w:type="dxa" w:w="960"/>
           </w:tcPr>
           <w:p>
             <w:pPr>
@@ -3385,7 +4917,7 @@
         </w:tc>
         <w:tc>
           <w:tcPr>
-            <w:tcW w:type="dxa" w:w="1440"/>
+            <w:tcW w:type="dxa" w:w="960"/>
           </w:tcPr>
           <w:p>
             <w:pPr>
@@ -3401,7 +4933,7 @@
         </w:tc>
         <w:tc>
           <w:tcPr>
-            <w:tcW w:type="dxa" w:w="1440"/>
+            <w:tcW w:type="dxa" w:w="960"/>
           </w:tcPr>
           <w:p>
             <w:pPr>
@@ -3417,7 +4949,7 @@
         </w:tc>
         <w:tc>
           <w:tcPr>
-            <w:tcW w:type="dxa" w:w="1440"/>
+            <w:tcW w:type="dxa" w:w="960"/>
           </w:tcPr>
           <w:p>
             <w:pPr>
@@ -3428,6 +4960,51 @@
                 <w:sz w:val="20"/>
               </w:rPr>
               <w:t>12500</w:t>
+            </w:r>
+          </w:p>
+        </w:tc>
+        <w:tc>
+          <w:tcPr>
+            <w:tcW w:type="dxa" w:w="960"/>
+          </w:tcPr>
+          <w:p>
+            <w:pPr>
+              <w:jc w:val="center"/>
+            </w:pPr>
+            <w:r>
+              <w:rPr>
+                <w:sz w:val="20"/>
+              </w:rPr>
+            </w:r>
+          </w:p>
+        </w:tc>
+        <w:tc>
+          <w:tcPr>
+            <w:tcW w:type="dxa" w:w="960"/>
+          </w:tcPr>
+          <w:p>
+            <w:pPr>
+              <w:jc w:val="center"/>
+            </w:pPr>
+            <w:r>
+              <w:rPr>
+                <w:sz w:val="20"/>
+              </w:rPr>
+            </w:r>
+          </w:p>
+        </w:tc>
+        <w:tc>
+          <w:tcPr>
+            <w:tcW w:type="dxa" w:w="960"/>
+          </w:tcPr>
+          <w:p>
+            <w:pPr>
+              <w:jc w:val="center"/>
+            </w:pPr>
+            <w:r>
+              <w:rPr>
+                <w:sz w:val="20"/>
+              </w:rPr>
             </w:r>
           </w:p>
         </w:tc>
@@ -3435,7 +5012,7 @@
       <w:tr>
         <w:tc>
           <w:tcPr>
-            <w:tcW w:type="dxa" w:w="1440"/>
+            <w:tcW w:type="dxa" w:w="960"/>
           </w:tcPr>
           <w:p>
             <w:pPr>
@@ -3451,7 +5028,7 @@
         </w:tc>
         <w:tc>
           <w:tcPr>
-            <w:tcW w:type="dxa" w:w="1440"/>
+            <w:tcW w:type="dxa" w:w="960"/>
           </w:tcPr>
           <w:p>
             <w:pPr>
@@ -3467,7 +5044,7 @@
         </w:tc>
         <w:tc>
           <w:tcPr>
-            <w:tcW w:type="dxa" w:w="1440"/>
+            <w:tcW w:type="dxa" w:w="960"/>
           </w:tcPr>
           <w:p>
             <w:pPr>
@@ -3483,7 +5060,7 @@
         </w:tc>
         <w:tc>
           <w:tcPr>
-            <w:tcW w:type="dxa" w:w="1440"/>
+            <w:tcW w:type="dxa" w:w="960"/>
           </w:tcPr>
           <w:p>
             <w:pPr>
@@ -3499,7 +5076,7 @@
         </w:tc>
         <w:tc>
           <w:tcPr>
-            <w:tcW w:type="dxa" w:w="1440"/>
+            <w:tcW w:type="dxa" w:w="960"/>
           </w:tcPr>
           <w:p>
             <w:pPr>
@@ -3515,7 +5092,7 @@
         </w:tc>
         <w:tc>
           <w:tcPr>
-            <w:tcW w:type="dxa" w:w="1440"/>
+            <w:tcW w:type="dxa" w:w="960"/>
           </w:tcPr>
           <w:p>
             <w:pPr>
@@ -3526,6 +5103,51 @@
                 <w:sz w:val="20"/>
               </w:rPr>
               <w:t>11740</w:t>
+            </w:r>
+          </w:p>
+        </w:tc>
+        <w:tc>
+          <w:tcPr>
+            <w:tcW w:type="dxa" w:w="960"/>
+          </w:tcPr>
+          <w:p>
+            <w:pPr>
+              <w:jc w:val="center"/>
+            </w:pPr>
+            <w:r>
+              <w:rPr>
+                <w:sz w:val="20"/>
+              </w:rPr>
+            </w:r>
+          </w:p>
+        </w:tc>
+        <w:tc>
+          <w:tcPr>
+            <w:tcW w:type="dxa" w:w="960"/>
+          </w:tcPr>
+          <w:p>
+            <w:pPr>
+              <w:jc w:val="center"/>
+            </w:pPr>
+            <w:r>
+              <w:rPr>
+                <w:sz w:val="20"/>
+              </w:rPr>
+            </w:r>
+          </w:p>
+        </w:tc>
+        <w:tc>
+          <w:tcPr>
+            <w:tcW w:type="dxa" w:w="960"/>
+          </w:tcPr>
+          <w:p>
+            <w:pPr>
+              <w:jc w:val="center"/>
+            </w:pPr>
+            <w:r>
+              <w:rPr>
+                <w:sz w:val="20"/>
+              </w:rPr>
             </w:r>
           </w:p>
         </w:tc>
@@ -3533,7 +5155,7 @@
       <w:tr>
         <w:tc>
           <w:tcPr>
-            <w:tcW w:type="dxa" w:w="1440"/>
+            <w:tcW w:type="dxa" w:w="960"/>
           </w:tcPr>
           <w:p>
             <w:pPr>
@@ -3549,7 +5171,7 @@
         </w:tc>
         <w:tc>
           <w:tcPr>
-            <w:tcW w:type="dxa" w:w="1440"/>
+            <w:tcW w:type="dxa" w:w="960"/>
           </w:tcPr>
           <w:p>
             <w:pPr>
@@ -3565,7 +5187,7 @@
         </w:tc>
         <w:tc>
           <w:tcPr>
-            <w:tcW w:type="dxa" w:w="1440"/>
+            <w:tcW w:type="dxa" w:w="960"/>
           </w:tcPr>
           <w:p>
             <w:pPr>
@@ -3581,7 +5203,7 @@
         </w:tc>
         <w:tc>
           <w:tcPr>
-            <w:tcW w:type="dxa" w:w="1440"/>
+            <w:tcW w:type="dxa" w:w="960"/>
           </w:tcPr>
           <w:p>
             <w:pPr>
@@ -3597,7 +5219,7 @@
         </w:tc>
         <w:tc>
           <w:tcPr>
-            <w:tcW w:type="dxa" w:w="1440"/>
+            <w:tcW w:type="dxa" w:w="960"/>
           </w:tcPr>
           <w:p>
             <w:pPr>
@@ -3613,7 +5235,7 @@
         </w:tc>
         <w:tc>
           <w:tcPr>
-            <w:tcW w:type="dxa" w:w="1440"/>
+            <w:tcW w:type="dxa" w:w="960"/>
           </w:tcPr>
           <w:p>
             <w:pPr>
@@ -3624,6 +5246,51 @@
                 <w:sz w:val="20"/>
               </w:rPr>
               <w:t>17649</w:t>
+            </w:r>
+          </w:p>
+        </w:tc>
+        <w:tc>
+          <w:tcPr>
+            <w:tcW w:type="dxa" w:w="960"/>
+          </w:tcPr>
+          <w:p>
+            <w:pPr>
+              <w:jc w:val="center"/>
+            </w:pPr>
+            <w:r>
+              <w:rPr>
+                <w:sz w:val="20"/>
+              </w:rPr>
+            </w:r>
+          </w:p>
+        </w:tc>
+        <w:tc>
+          <w:tcPr>
+            <w:tcW w:type="dxa" w:w="960"/>
+          </w:tcPr>
+          <w:p>
+            <w:pPr>
+              <w:jc w:val="center"/>
+            </w:pPr>
+            <w:r>
+              <w:rPr>
+                <w:sz w:val="20"/>
+              </w:rPr>
+            </w:r>
+          </w:p>
+        </w:tc>
+        <w:tc>
+          <w:tcPr>
+            <w:tcW w:type="dxa" w:w="960"/>
+          </w:tcPr>
+          <w:p>
+            <w:pPr>
+              <w:jc w:val="center"/>
+            </w:pPr>
+            <w:r>
+              <w:rPr>
+                <w:sz w:val="20"/>
+              </w:rPr>
             </w:r>
           </w:p>
         </w:tc>
@@ -3631,7 +5298,7 @@
       <w:tr>
         <w:tc>
           <w:tcPr>
-            <w:tcW w:type="dxa" w:w="1440"/>
+            <w:tcW w:type="dxa" w:w="960"/>
           </w:tcPr>
           <w:p>
             <w:pPr>
@@ -3647,7 +5314,7 @@
         </w:tc>
         <w:tc>
           <w:tcPr>
-            <w:tcW w:type="dxa" w:w="1440"/>
+            <w:tcW w:type="dxa" w:w="960"/>
           </w:tcPr>
           <w:p>
             <w:pPr>
@@ -3663,7 +5330,7 @@
         </w:tc>
         <w:tc>
           <w:tcPr>
-            <w:tcW w:type="dxa" w:w="1440"/>
+            <w:tcW w:type="dxa" w:w="960"/>
           </w:tcPr>
           <w:p>
             <w:pPr>
@@ -3679,7 +5346,7 @@
         </w:tc>
         <w:tc>
           <w:tcPr>
-            <w:tcW w:type="dxa" w:w="1440"/>
+            <w:tcW w:type="dxa" w:w="960"/>
           </w:tcPr>
           <w:p>
             <w:pPr>
@@ -3695,7 +5362,7 @@
         </w:tc>
         <w:tc>
           <w:tcPr>
-            <w:tcW w:type="dxa" w:w="1440"/>
+            <w:tcW w:type="dxa" w:w="960"/>
           </w:tcPr>
           <w:p>
             <w:pPr>
@@ -3711,7 +5378,7 @@
         </w:tc>
         <w:tc>
           <w:tcPr>
-            <w:tcW w:type="dxa" w:w="1440"/>
+            <w:tcW w:type="dxa" w:w="960"/>
           </w:tcPr>
           <w:p>
             <w:pPr>
@@ -3722,6 +5389,51 @@
                 <w:sz w:val="20"/>
               </w:rPr>
               <w:t>9394</w:t>
+            </w:r>
+          </w:p>
+        </w:tc>
+        <w:tc>
+          <w:tcPr>
+            <w:tcW w:type="dxa" w:w="960"/>
+          </w:tcPr>
+          <w:p>
+            <w:pPr>
+              <w:jc w:val="center"/>
+            </w:pPr>
+            <w:r>
+              <w:rPr>
+                <w:sz w:val="20"/>
+              </w:rPr>
+            </w:r>
+          </w:p>
+        </w:tc>
+        <w:tc>
+          <w:tcPr>
+            <w:tcW w:type="dxa" w:w="960"/>
+          </w:tcPr>
+          <w:p>
+            <w:pPr>
+              <w:jc w:val="center"/>
+            </w:pPr>
+            <w:r>
+              <w:rPr>
+                <w:sz w:val="20"/>
+              </w:rPr>
+            </w:r>
+          </w:p>
+        </w:tc>
+        <w:tc>
+          <w:tcPr>
+            <w:tcW w:type="dxa" w:w="960"/>
+          </w:tcPr>
+          <w:p>
+            <w:pPr>
+              <w:jc w:val="center"/>
+            </w:pPr>
+            <w:r>
+              <w:rPr>
+                <w:sz w:val="20"/>
+              </w:rPr>
             </w:r>
           </w:p>
         </w:tc>

--- a/results/Machine Learning for Polymer Design to Enhance Pervaporation-Based Organic Recovery/target_log (Total flux)/tabular results/kernel_combination_scores.docx
+++ b/results/Machine Learning for Polymer Design to Enhance Pervaporation-Based Organic Recovery/target_log (Total flux)/tabular results/kernel_combination_scores.docx
@@ -399,36 +399,39 @@
               <w:rPr>
                 <w:sz w:val="20"/>
               </w:rPr>
-            </w:r>
-          </w:p>
-        </w:tc>
-        <w:tc>
-          <w:tcPr>
-            <w:tcW w:type="dxa" w:w="960"/>
-          </w:tcPr>
-          <w:p>
-            <w:pPr>
-              <w:jc w:val="center"/>
-            </w:pPr>
-            <w:r>
-              <w:rPr>
-                <w:sz w:val="20"/>
-              </w:rPr>
-            </w:r>
-          </w:p>
-        </w:tc>
-        <w:tc>
-          <w:tcPr>
-            <w:tcW w:type="dxa" w:w="960"/>
-          </w:tcPr>
-          <w:p>
-            <w:pPr>
-              <w:jc w:val="center"/>
-            </w:pPr>
-            <w:r>
-              <w:rPr>
-                <w:sz w:val="20"/>
-              </w:rPr>
+              <w:t>0.35 ± 0.01</w:t>
+            </w:r>
+          </w:p>
+        </w:tc>
+        <w:tc>
+          <w:tcPr>
+            <w:tcW w:type="dxa" w:w="960"/>
+          </w:tcPr>
+          <w:p>
+            <w:pPr>
+              <w:jc w:val="center"/>
+            </w:pPr>
+            <w:r>
+              <w:rPr>
+                <w:sz w:val="20"/>
+              </w:rPr>
+              <w:t>0.77 ± 0.02</w:t>
+            </w:r>
+          </w:p>
+        </w:tc>
+        <w:tc>
+          <w:tcPr>
+            <w:tcW w:type="dxa" w:w="960"/>
+          </w:tcPr>
+          <w:p>
+            <w:pPr>
+              <w:jc w:val="center"/>
+            </w:pPr>
+            <w:r>
+              <w:rPr>
+                <w:sz w:val="20"/>
+              </w:rPr>
+              <w:t>1656</w:t>
             </w:r>
           </w:p>
         </w:tc>
@@ -828,36 +831,39 @@
               <w:rPr>
                 <w:sz w:val="20"/>
               </w:rPr>
-            </w:r>
-          </w:p>
-        </w:tc>
-        <w:tc>
-          <w:tcPr>
-            <w:tcW w:type="dxa" w:w="960"/>
-          </w:tcPr>
-          <w:p>
-            <w:pPr>
-              <w:jc w:val="center"/>
-            </w:pPr>
-            <w:r>
-              <w:rPr>
-                <w:sz w:val="20"/>
-              </w:rPr>
-            </w:r>
-          </w:p>
-        </w:tc>
-        <w:tc>
-          <w:tcPr>
-            <w:tcW w:type="dxa" w:w="960"/>
-          </w:tcPr>
-          <w:p>
-            <w:pPr>
-              <w:jc w:val="center"/>
-            </w:pPr>
-            <w:r>
-              <w:rPr>
-                <w:sz w:val="20"/>
-              </w:rPr>
+              <w:t>0.35 ± 0.01</w:t>
+            </w:r>
+          </w:p>
+        </w:tc>
+        <w:tc>
+          <w:tcPr>
+            <w:tcW w:type="dxa" w:w="960"/>
+          </w:tcPr>
+          <w:p>
+            <w:pPr>
+              <w:jc w:val="center"/>
+            </w:pPr>
+            <w:r>
+              <w:rPr>
+                <w:sz w:val="20"/>
+              </w:rPr>
+              <w:t>0.77 ± 0.02</w:t>
+            </w:r>
+          </w:p>
+        </w:tc>
+        <w:tc>
+          <w:tcPr>
+            <w:tcW w:type="dxa" w:w="960"/>
+          </w:tcPr>
+          <w:p>
+            <w:pPr>
+              <w:jc w:val="center"/>
+            </w:pPr>
+            <w:r>
+              <w:rPr>
+                <w:sz w:val="20"/>
+              </w:rPr>
+              <w:t>1865</w:t>
             </w:r>
           </w:p>
         </w:tc>
@@ -1257,36 +1263,39 @@
               <w:rPr>
                 <w:sz w:val="20"/>
               </w:rPr>
-            </w:r>
-          </w:p>
-        </w:tc>
-        <w:tc>
-          <w:tcPr>
-            <w:tcW w:type="dxa" w:w="960"/>
-          </w:tcPr>
-          <w:p>
-            <w:pPr>
-              <w:jc w:val="center"/>
-            </w:pPr>
-            <w:r>
-              <w:rPr>
-                <w:sz w:val="20"/>
-              </w:rPr>
-            </w:r>
-          </w:p>
-        </w:tc>
-        <w:tc>
-          <w:tcPr>
-            <w:tcW w:type="dxa" w:w="960"/>
-          </w:tcPr>
-          <w:p>
-            <w:pPr>
-              <w:jc w:val="center"/>
-            </w:pPr>
-            <w:r>
-              <w:rPr>
-                <w:sz w:val="20"/>
-              </w:rPr>
+              <w:t>0.35 ± 0.01</w:t>
+            </w:r>
+          </w:p>
+        </w:tc>
+        <w:tc>
+          <w:tcPr>
+            <w:tcW w:type="dxa" w:w="960"/>
+          </w:tcPr>
+          <w:p>
+            <w:pPr>
+              <w:jc w:val="center"/>
+            </w:pPr>
+            <w:r>
+              <w:rPr>
+                <w:sz w:val="20"/>
+              </w:rPr>
+              <w:t>0.77 ± 0.02</w:t>
+            </w:r>
+          </w:p>
+        </w:tc>
+        <w:tc>
+          <w:tcPr>
+            <w:tcW w:type="dxa" w:w="960"/>
+          </w:tcPr>
+          <w:p>
+            <w:pPr>
+              <w:jc w:val="center"/>
+            </w:pPr>
+            <w:r>
+              <w:rPr>
+                <w:sz w:val="20"/>
+              </w:rPr>
+              <w:t>1714</w:t>
             </w:r>
           </w:p>
         </w:tc>
@@ -1686,36 +1695,39 @@
               <w:rPr>
                 <w:sz w:val="20"/>
               </w:rPr>
-            </w:r>
-          </w:p>
-        </w:tc>
-        <w:tc>
-          <w:tcPr>
-            <w:tcW w:type="dxa" w:w="960"/>
-          </w:tcPr>
-          <w:p>
-            <w:pPr>
-              <w:jc w:val="center"/>
-            </w:pPr>
-            <w:r>
-              <w:rPr>
-                <w:sz w:val="20"/>
-              </w:rPr>
-            </w:r>
-          </w:p>
-        </w:tc>
-        <w:tc>
-          <w:tcPr>
-            <w:tcW w:type="dxa" w:w="960"/>
-          </w:tcPr>
-          <w:p>
-            <w:pPr>
-              <w:jc w:val="center"/>
-            </w:pPr>
-            <w:r>
-              <w:rPr>
-                <w:sz w:val="20"/>
-              </w:rPr>
+              <w:t>10305.26 ± 20230.75</w:t>
+            </w:r>
+          </w:p>
+        </w:tc>
+        <w:tc>
+          <w:tcPr>
+            <w:tcW w:type="dxa" w:w="960"/>
+          </w:tcPr>
+          <w:p>
+            <w:pPr>
+              <w:jc w:val="center"/>
+            </w:pPr>
+            <w:r>
+              <w:rPr>
+                <w:sz w:val="20"/>
+              </w:rPr>
+              <w:t>-1045904498.88 ± 2940478157.39</w:t>
+            </w:r>
+          </w:p>
+        </w:tc>
+        <w:tc>
+          <w:tcPr>
+            <w:tcW w:type="dxa" w:w="960"/>
+          </w:tcPr>
+          <w:p>
+            <w:pPr>
+              <w:jc w:val="center"/>
+            </w:pPr>
+            <w:r>
+              <w:rPr>
+                <w:sz w:val="20"/>
+              </w:rPr>
+              <w:t>1781</w:t>
             </w:r>
           </w:p>
         </w:tc>
@@ -2115,36 +2127,39 @@
               <w:rPr>
                 <w:sz w:val="20"/>
               </w:rPr>
-            </w:r>
-          </w:p>
-        </w:tc>
-        <w:tc>
-          <w:tcPr>
-            <w:tcW w:type="dxa" w:w="960"/>
-          </w:tcPr>
-          <w:p>
-            <w:pPr>
-              <w:jc w:val="center"/>
-            </w:pPr>
-            <w:r>
-              <w:rPr>
-                <w:sz w:val="20"/>
-              </w:rPr>
-            </w:r>
-          </w:p>
-        </w:tc>
-        <w:tc>
-          <w:tcPr>
-            <w:tcW w:type="dxa" w:w="960"/>
-          </w:tcPr>
-          <w:p>
-            <w:pPr>
-              <w:jc w:val="center"/>
-            </w:pPr>
-            <w:r>
-              <w:rPr>
-                <w:sz w:val="20"/>
-              </w:rPr>
+              <w:t>0.36 ± 0.02</w:t>
+            </w:r>
+          </w:p>
+        </w:tc>
+        <w:tc>
+          <w:tcPr>
+            <w:tcW w:type="dxa" w:w="960"/>
+          </w:tcPr>
+          <w:p>
+            <w:pPr>
+              <w:jc w:val="center"/>
+            </w:pPr>
+            <w:r>
+              <w:rPr>
+                <w:sz w:val="20"/>
+              </w:rPr>
+              <w:t>0.75 ± 0.03</w:t>
+            </w:r>
+          </w:p>
+        </w:tc>
+        <w:tc>
+          <w:tcPr>
+            <w:tcW w:type="dxa" w:w="960"/>
+          </w:tcPr>
+          <w:p>
+            <w:pPr>
+              <w:jc w:val="center"/>
+            </w:pPr>
+            <w:r>
+              <w:rPr>
+                <w:sz w:val="20"/>
+              </w:rPr>
+              <w:t>1589</w:t>
             </w:r>
           </w:p>
         </w:tc>
@@ -3688,36 +3703,39 @@
               <w:rPr>
                 <w:sz w:val="20"/>
               </w:rPr>
-            </w:r>
-          </w:p>
-        </w:tc>
-        <w:tc>
-          <w:tcPr>
-            <w:tcW w:type="dxa" w:w="960"/>
-          </w:tcPr>
-          <w:p>
-            <w:pPr>
-              <w:jc w:val="center"/>
-            </w:pPr>
-            <w:r>
-              <w:rPr>
-                <w:sz w:val="20"/>
-              </w:rPr>
-            </w:r>
-          </w:p>
-        </w:tc>
-        <w:tc>
-          <w:tcPr>
-            <w:tcW w:type="dxa" w:w="960"/>
-          </w:tcPr>
-          <w:p>
-            <w:pPr>
-              <w:jc w:val="center"/>
-            </w:pPr>
-            <w:r>
-              <w:rPr>
-                <w:sz w:val="20"/>
-              </w:rPr>
+              <w:t>0.74 ± 0.04</w:t>
+            </w:r>
+          </w:p>
+        </w:tc>
+        <w:tc>
+          <w:tcPr>
+            <w:tcW w:type="dxa" w:w="960"/>
+          </w:tcPr>
+          <w:p>
+            <w:pPr>
+              <w:jc w:val="center"/>
+            </w:pPr>
+            <w:r>
+              <w:rPr>
+                <w:sz w:val="20"/>
+              </w:rPr>
+              <w:t>-0.0 ± 0.0</w:t>
+            </w:r>
+          </w:p>
+        </w:tc>
+        <w:tc>
+          <w:tcPr>
+            <w:tcW w:type="dxa" w:w="960"/>
+          </w:tcPr>
+          <w:p>
+            <w:pPr>
+              <w:jc w:val="center"/>
+            </w:pPr>
+            <w:r>
+              <w:rPr>
+                <w:sz w:val="20"/>
+              </w:rPr>
+              <w:t>1938</w:t>
             </w:r>
           </w:p>
         </w:tc>
@@ -3831,36 +3849,39 @@
               <w:rPr>
                 <w:sz w:val="20"/>
               </w:rPr>
-            </w:r>
-          </w:p>
-        </w:tc>
-        <w:tc>
-          <w:tcPr>
-            <w:tcW w:type="dxa" w:w="960"/>
-          </w:tcPr>
-          <w:p>
-            <w:pPr>
-              <w:jc w:val="center"/>
-            </w:pPr>
-            <w:r>
-              <w:rPr>
-                <w:sz w:val="20"/>
-              </w:rPr>
-            </w:r>
-          </w:p>
-        </w:tc>
-        <w:tc>
-          <w:tcPr>
-            <w:tcW w:type="dxa" w:w="960"/>
-          </w:tcPr>
-          <w:p>
-            <w:pPr>
-              <w:jc w:val="center"/>
-            </w:pPr>
-            <w:r>
-              <w:rPr>
-                <w:sz w:val="20"/>
-              </w:rPr>
+              <w:t>0.39 ± 0.02</w:t>
+            </w:r>
+          </w:p>
+        </w:tc>
+        <w:tc>
+          <w:tcPr>
+            <w:tcW w:type="dxa" w:w="960"/>
+          </w:tcPr>
+          <w:p>
+            <w:pPr>
+              <w:jc w:val="center"/>
+            </w:pPr>
+            <w:r>
+              <w:rPr>
+                <w:sz w:val="20"/>
+              </w:rPr>
+              <w:t>0.72 ± 0.03</w:t>
+            </w:r>
+          </w:p>
+        </w:tc>
+        <w:tc>
+          <w:tcPr>
+            <w:tcW w:type="dxa" w:w="960"/>
+          </w:tcPr>
+          <w:p>
+            <w:pPr>
+              <w:jc w:val="center"/>
+            </w:pPr>
+            <w:r>
+              <w:rPr>
+                <w:sz w:val="20"/>
+              </w:rPr>
+              <w:t>2342</w:t>
             </w:r>
           </w:p>
         </w:tc>
@@ -4260,36 +4281,39 @@
               <w:rPr>
                 <w:sz w:val="20"/>
               </w:rPr>
-            </w:r>
-          </w:p>
-        </w:tc>
-        <w:tc>
-          <w:tcPr>
-            <w:tcW w:type="dxa" w:w="960"/>
-          </w:tcPr>
-          <w:p>
-            <w:pPr>
-              <w:jc w:val="center"/>
-            </w:pPr>
-            <w:r>
-              <w:rPr>
-                <w:sz w:val="20"/>
-              </w:rPr>
-            </w:r>
-          </w:p>
-        </w:tc>
-        <w:tc>
-          <w:tcPr>
-            <w:tcW w:type="dxa" w:w="960"/>
-          </w:tcPr>
-          <w:p>
-            <w:pPr>
-              <w:jc w:val="center"/>
-            </w:pPr>
-            <w:r>
-              <w:rPr>
-                <w:sz w:val="20"/>
-              </w:rPr>
+              <w:t>0.39 ± 0.02</w:t>
+            </w:r>
+          </w:p>
+        </w:tc>
+        <w:tc>
+          <w:tcPr>
+            <w:tcW w:type="dxa" w:w="960"/>
+          </w:tcPr>
+          <w:p>
+            <w:pPr>
+              <w:jc w:val="center"/>
+            </w:pPr>
+            <w:r>
+              <w:rPr>
+                <w:sz w:val="20"/>
+              </w:rPr>
+              <w:t>0.72 ± 0.03</w:t>
+            </w:r>
+          </w:p>
+        </w:tc>
+        <w:tc>
+          <w:tcPr>
+            <w:tcW w:type="dxa" w:w="960"/>
+          </w:tcPr>
+          <w:p>
+            <w:pPr>
+              <w:jc w:val="center"/>
+            </w:pPr>
+            <w:r>
+              <w:rPr>
+                <w:sz w:val="20"/>
+              </w:rPr>
+              <w:t>1612</w:t>
             </w:r>
           </w:p>
         </w:tc>
@@ -4832,36 +4856,39 @@
               <w:rPr>
                 <w:sz w:val="20"/>
               </w:rPr>
-            </w:r>
-          </w:p>
-        </w:tc>
-        <w:tc>
-          <w:tcPr>
-            <w:tcW w:type="dxa" w:w="960"/>
-          </w:tcPr>
-          <w:p>
-            <w:pPr>
-              <w:jc w:val="center"/>
-            </w:pPr>
-            <w:r>
-              <w:rPr>
-                <w:sz w:val="20"/>
-              </w:rPr>
-            </w:r>
-          </w:p>
-        </w:tc>
-        <w:tc>
-          <w:tcPr>
-            <w:tcW w:type="dxa" w:w="960"/>
-          </w:tcPr>
-          <w:p>
-            <w:pPr>
-              <w:jc w:val="center"/>
-            </w:pPr>
-            <w:r>
-              <w:rPr>
-                <w:sz w:val="20"/>
-              </w:rPr>
+              <w:t>0.27 ± 0.02</w:t>
+            </w:r>
+          </w:p>
+        </w:tc>
+        <w:tc>
+          <w:tcPr>
+            <w:tcW w:type="dxa" w:w="960"/>
+          </w:tcPr>
+          <w:p>
+            <w:pPr>
+              <w:jc w:val="center"/>
+            </w:pPr>
+            <w:r>
+              <w:rPr>
+                <w:sz w:val="20"/>
+              </w:rPr>
+              <w:t>0.86 ± 0.02</w:t>
+            </w:r>
+          </w:p>
+        </w:tc>
+        <w:tc>
+          <w:tcPr>
+            <w:tcW w:type="dxa" w:w="960"/>
+          </w:tcPr>
+          <w:p>
+            <w:pPr>
+              <w:jc w:val="center"/>
+            </w:pPr>
+            <w:r>
+              <w:rPr>
+                <w:sz w:val="20"/>
+              </w:rPr>
+              <w:t>1650</w:t>
             </w:r>
           </w:p>
         </w:tc>

--- a/results/Machine Learning for Polymer Design to Enhance Pervaporation-Based Organic Recovery/target_log (Total flux)/tabular results/kernel_combination_scores.docx
+++ b/results/Machine Learning for Polymer Design to Enhance Pervaporation-Based Organic Recovery/target_log (Total flux)/tabular results/kernel_combination_scores.docx
@@ -431,7 +431,7 @@
               <w:rPr>
                 <w:sz w:val="20"/>
               </w:rPr>
-              <w:t>1656</w:t>
+              <w:t>3052</w:t>
             </w:r>
           </w:p>
         </w:tc>
@@ -545,36 +545,39 @@
               <w:rPr>
                 <w:sz w:val="20"/>
               </w:rPr>
-            </w:r>
-          </w:p>
-        </w:tc>
-        <w:tc>
-          <w:tcPr>
-            <w:tcW w:type="dxa" w:w="960"/>
-          </w:tcPr>
-          <w:p>
-            <w:pPr>
-              <w:jc w:val="center"/>
-            </w:pPr>
-            <w:r>
-              <w:rPr>
-                <w:sz w:val="20"/>
-              </w:rPr>
-            </w:r>
-          </w:p>
-        </w:tc>
-        <w:tc>
-          <w:tcPr>
-            <w:tcW w:type="dxa" w:w="960"/>
-          </w:tcPr>
-          <w:p>
-            <w:pPr>
-              <w:jc w:val="center"/>
-            </w:pPr>
-            <w:r>
-              <w:rPr>
-                <w:sz w:val="20"/>
-              </w:rPr>
+              <w:t>0.26 ± 0.02</w:t>
+            </w:r>
+          </w:p>
+        </w:tc>
+        <w:tc>
+          <w:tcPr>
+            <w:tcW w:type="dxa" w:w="960"/>
+          </w:tcPr>
+          <w:p>
+            <w:pPr>
+              <w:jc w:val="center"/>
+            </w:pPr>
+            <w:r>
+              <w:rPr>
+                <w:sz w:val="20"/>
+              </w:rPr>
+              <w:t>0.87 ± 0.02</w:t>
+            </w:r>
+          </w:p>
+        </w:tc>
+        <w:tc>
+          <w:tcPr>
+            <w:tcW w:type="dxa" w:w="960"/>
+          </w:tcPr>
+          <w:p>
+            <w:pPr>
+              <w:jc w:val="center"/>
+            </w:pPr>
+            <w:r>
+              <w:rPr>
+                <w:sz w:val="20"/>
+              </w:rPr>
+              <w:t>2497</w:t>
             </w:r>
           </w:p>
         </w:tc>
@@ -688,36 +691,39 @@
               <w:rPr>
                 <w:sz w:val="20"/>
               </w:rPr>
-            </w:r>
-          </w:p>
-        </w:tc>
-        <w:tc>
-          <w:tcPr>
-            <w:tcW w:type="dxa" w:w="960"/>
-          </w:tcPr>
-          <w:p>
-            <w:pPr>
-              <w:jc w:val="center"/>
-            </w:pPr>
-            <w:r>
-              <w:rPr>
-                <w:sz w:val="20"/>
-              </w:rPr>
-            </w:r>
-          </w:p>
-        </w:tc>
-        <w:tc>
-          <w:tcPr>
-            <w:tcW w:type="dxa" w:w="960"/>
-          </w:tcPr>
-          <w:p>
-            <w:pPr>
-              <w:jc w:val="center"/>
-            </w:pPr>
-            <w:r>
-              <w:rPr>
-                <w:sz w:val="20"/>
-              </w:rPr>
+              <w:t>0.3 ± 0.03</w:t>
+            </w:r>
+          </w:p>
+        </w:tc>
+        <w:tc>
+          <w:tcPr>
+            <w:tcW w:type="dxa" w:w="960"/>
+          </w:tcPr>
+          <w:p>
+            <w:pPr>
+              <w:jc w:val="center"/>
+            </w:pPr>
+            <w:r>
+              <w:rPr>
+                <w:sz w:val="20"/>
+              </w:rPr>
+              <w:t>0.84 ± 0.02</w:t>
+            </w:r>
+          </w:p>
+        </w:tc>
+        <w:tc>
+          <w:tcPr>
+            <w:tcW w:type="dxa" w:w="960"/>
+          </w:tcPr>
+          <w:p>
+            <w:pPr>
+              <w:jc w:val="center"/>
+            </w:pPr>
+            <w:r>
+              <w:rPr>
+                <w:sz w:val="20"/>
+              </w:rPr>
+              <w:t>2452</w:t>
             </w:r>
           </w:p>
         </w:tc>
@@ -863,7 +869,7 @@
               <w:rPr>
                 <w:sz w:val="20"/>
               </w:rPr>
-              <w:t>1865</w:t>
+              <w:t>2744</w:t>
             </w:r>
           </w:p>
         </w:tc>
@@ -977,36 +983,39 @@
               <w:rPr>
                 <w:sz w:val="20"/>
               </w:rPr>
-            </w:r>
-          </w:p>
-        </w:tc>
-        <w:tc>
-          <w:tcPr>
-            <w:tcW w:type="dxa" w:w="960"/>
-          </w:tcPr>
-          <w:p>
-            <w:pPr>
-              <w:jc w:val="center"/>
-            </w:pPr>
-            <w:r>
-              <w:rPr>
-                <w:sz w:val="20"/>
-              </w:rPr>
-            </w:r>
-          </w:p>
-        </w:tc>
-        <w:tc>
-          <w:tcPr>
-            <w:tcW w:type="dxa" w:w="960"/>
-          </w:tcPr>
-          <w:p>
-            <w:pPr>
-              <w:jc w:val="center"/>
-            </w:pPr>
-            <w:r>
-              <w:rPr>
-                <w:sz w:val="20"/>
-              </w:rPr>
+              <w:t>0.26 ± 0.02</w:t>
+            </w:r>
+          </w:p>
+        </w:tc>
+        <w:tc>
+          <w:tcPr>
+            <w:tcW w:type="dxa" w:w="960"/>
+          </w:tcPr>
+          <w:p>
+            <w:pPr>
+              <w:jc w:val="center"/>
+            </w:pPr>
+            <w:r>
+              <w:rPr>
+                <w:sz w:val="20"/>
+              </w:rPr>
+              <w:t>0.87 ± 0.02</w:t>
+            </w:r>
+          </w:p>
+        </w:tc>
+        <w:tc>
+          <w:tcPr>
+            <w:tcW w:type="dxa" w:w="960"/>
+          </w:tcPr>
+          <w:p>
+            <w:pPr>
+              <w:jc w:val="center"/>
+            </w:pPr>
+            <w:r>
+              <w:rPr>
+                <w:sz w:val="20"/>
+              </w:rPr>
+              <w:t>2407</w:t>
             </w:r>
           </w:p>
         </w:tc>
@@ -1120,36 +1129,39 @@
               <w:rPr>
                 <w:sz w:val="20"/>
               </w:rPr>
-            </w:r>
-          </w:p>
-        </w:tc>
-        <w:tc>
-          <w:tcPr>
-            <w:tcW w:type="dxa" w:w="960"/>
-          </w:tcPr>
-          <w:p>
-            <w:pPr>
-              <w:jc w:val="center"/>
-            </w:pPr>
-            <w:r>
-              <w:rPr>
-                <w:sz w:val="20"/>
-              </w:rPr>
-            </w:r>
-          </w:p>
-        </w:tc>
-        <w:tc>
-          <w:tcPr>
-            <w:tcW w:type="dxa" w:w="960"/>
-          </w:tcPr>
-          <w:p>
-            <w:pPr>
-              <w:jc w:val="center"/>
-            </w:pPr>
-            <w:r>
-              <w:rPr>
-                <w:sz w:val="20"/>
-              </w:rPr>
+              <w:t>0.3 ± 0.02</w:t>
+            </w:r>
+          </w:p>
+        </w:tc>
+        <w:tc>
+          <w:tcPr>
+            <w:tcW w:type="dxa" w:w="960"/>
+          </w:tcPr>
+          <w:p>
+            <w:pPr>
+              <w:jc w:val="center"/>
+            </w:pPr>
+            <w:r>
+              <w:rPr>
+                <w:sz w:val="20"/>
+              </w:rPr>
+              <w:t>0.84 ± 0.02</w:t>
+            </w:r>
+          </w:p>
+        </w:tc>
+        <w:tc>
+          <w:tcPr>
+            <w:tcW w:type="dxa" w:w="960"/>
+          </w:tcPr>
+          <w:p>
+            <w:pPr>
+              <w:jc w:val="center"/>
+            </w:pPr>
+            <w:r>
+              <w:rPr>
+                <w:sz w:val="20"/>
+              </w:rPr>
+              <w:t>2623</w:t>
             </w:r>
           </w:p>
         </w:tc>
@@ -1295,7 +1307,7 @@
               <w:rPr>
                 <w:sz w:val="20"/>
               </w:rPr>
-              <w:t>1714</w:t>
+              <w:t>2644</w:t>
             </w:r>
           </w:p>
         </w:tc>
@@ -1409,36 +1421,39 @@
               <w:rPr>
                 <w:sz w:val="20"/>
               </w:rPr>
-            </w:r>
-          </w:p>
-        </w:tc>
-        <w:tc>
-          <w:tcPr>
-            <w:tcW w:type="dxa" w:w="960"/>
-          </w:tcPr>
-          <w:p>
-            <w:pPr>
-              <w:jc w:val="center"/>
-            </w:pPr>
-            <w:r>
-              <w:rPr>
-                <w:sz w:val="20"/>
-              </w:rPr>
-            </w:r>
-          </w:p>
-        </w:tc>
-        <w:tc>
-          <w:tcPr>
-            <w:tcW w:type="dxa" w:w="960"/>
-          </w:tcPr>
-          <w:p>
-            <w:pPr>
-              <w:jc w:val="center"/>
-            </w:pPr>
-            <w:r>
-              <w:rPr>
-                <w:sz w:val="20"/>
-              </w:rPr>
+              <w:t>0.26 ± 0.02</w:t>
+            </w:r>
+          </w:p>
+        </w:tc>
+        <w:tc>
+          <w:tcPr>
+            <w:tcW w:type="dxa" w:w="960"/>
+          </w:tcPr>
+          <w:p>
+            <w:pPr>
+              <w:jc w:val="center"/>
+            </w:pPr>
+            <w:r>
+              <w:rPr>
+                <w:sz w:val="20"/>
+              </w:rPr>
+              <w:t>0.87 ± 0.02</w:t>
+            </w:r>
+          </w:p>
+        </w:tc>
+        <w:tc>
+          <w:tcPr>
+            <w:tcW w:type="dxa" w:w="960"/>
+          </w:tcPr>
+          <w:p>
+            <w:pPr>
+              <w:jc w:val="center"/>
+            </w:pPr>
+            <w:r>
+              <w:rPr>
+                <w:sz w:val="20"/>
+              </w:rPr>
+              <w:t>2375</w:t>
             </w:r>
           </w:p>
         </w:tc>
@@ -1552,36 +1567,39 @@
               <w:rPr>
                 <w:sz w:val="20"/>
               </w:rPr>
-            </w:r>
-          </w:p>
-        </w:tc>
-        <w:tc>
-          <w:tcPr>
-            <w:tcW w:type="dxa" w:w="960"/>
-          </w:tcPr>
-          <w:p>
-            <w:pPr>
-              <w:jc w:val="center"/>
-            </w:pPr>
-            <w:r>
-              <w:rPr>
-                <w:sz w:val="20"/>
-              </w:rPr>
-            </w:r>
-          </w:p>
-        </w:tc>
-        <w:tc>
-          <w:tcPr>
-            <w:tcW w:type="dxa" w:w="960"/>
-          </w:tcPr>
-          <w:p>
-            <w:pPr>
-              <w:jc w:val="center"/>
-            </w:pPr>
-            <w:r>
-              <w:rPr>
-                <w:sz w:val="20"/>
-              </w:rPr>
+              <w:t>0.3 ± 0.03</w:t>
+            </w:r>
+          </w:p>
+        </w:tc>
+        <w:tc>
+          <w:tcPr>
+            <w:tcW w:type="dxa" w:w="960"/>
+          </w:tcPr>
+          <w:p>
+            <w:pPr>
+              <w:jc w:val="center"/>
+            </w:pPr>
+            <w:r>
+              <w:rPr>
+                <w:sz w:val="20"/>
+              </w:rPr>
+              <w:t>0.84 ± 0.02</w:t>
+            </w:r>
+          </w:p>
+        </w:tc>
+        <w:tc>
+          <w:tcPr>
+            <w:tcW w:type="dxa" w:w="960"/>
+          </w:tcPr>
+          <w:p>
+            <w:pPr>
+              <w:jc w:val="center"/>
+            </w:pPr>
+            <w:r>
+              <w:rPr>
+                <w:sz w:val="20"/>
+              </w:rPr>
+              <w:t>2531</w:t>
             </w:r>
           </w:p>
         </w:tc>
@@ -1695,39 +1713,39 @@
               <w:rPr>
                 <w:sz w:val="20"/>
               </w:rPr>
-              <w:t>10305.26 ± 20230.75</w:t>
-            </w:r>
-          </w:p>
-        </w:tc>
-        <w:tc>
-          <w:tcPr>
-            <w:tcW w:type="dxa" w:w="960"/>
-          </w:tcPr>
-          <w:p>
-            <w:pPr>
-              <w:jc w:val="center"/>
-            </w:pPr>
-            <w:r>
-              <w:rPr>
-                <w:sz w:val="20"/>
-              </w:rPr>
-              <w:t>-1045904498.88 ± 2940478157.39</w:t>
-            </w:r>
-          </w:p>
-        </w:tc>
-        <w:tc>
-          <w:tcPr>
-            <w:tcW w:type="dxa" w:w="960"/>
-          </w:tcPr>
-          <w:p>
-            <w:pPr>
-              <w:jc w:val="center"/>
-            </w:pPr>
-            <w:r>
-              <w:rPr>
-                <w:sz w:val="20"/>
-              </w:rPr>
-              <w:t>1781</w:t>
+              <w:t>1223.83 ± 1000.02</w:t>
+            </w:r>
+          </w:p>
+        </w:tc>
+        <w:tc>
+          <w:tcPr>
+            <w:tcW w:type="dxa" w:w="960"/>
+          </w:tcPr>
+          <w:p>
+            <w:pPr>
+              <w:jc w:val="center"/>
+            </w:pPr>
+            <w:r>
+              <w:rPr>
+                <w:sz w:val="20"/>
+              </w:rPr>
+              <w:t>-4692596.76 ± 6408431.59</w:t>
+            </w:r>
+          </w:p>
+        </w:tc>
+        <w:tc>
+          <w:tcPr>
+            <w:tcW w:type="dxa" w:w="960"/>
+          </w:tcPr>
+          <w:p>
+            <w:pPr>
+              <w:jc w:val="center"/>
+            </w:pPr>
+            <w:r>
+              <w:rPr>
+                <w:sz w:val="20"/>
+              </w:rPr>
+              <w:t>4983</w:t>
             </w:r>
           </w:p>
         </w:tc>
@@ -1841,36 +1859,39 @@
               <w:rPr>
                 <w:sz w:val="20"/>
               </w:rPr>
-            </w:r>
-          </w:p>
-        </w:tc>
-        <w:tc>
-          <w:tcPr>
-            <w:tcW w:type="dxa" w:w="960"/>
-          </w:tcPr>
-          <w:p>
-            <w:pPr>
-              <w:jc w:val="center"/>
-            </w:pPr>
-            <w:r>
-              <w:rPr>
-                <w:sz w:val="20"/>
-              </w:rPr>
-            </w:r>
-          </w:p>
-        </w:tc>
-        <w:tc>
-          <w:tcPr>
-            <w:tcW w:type="dxa" w:w="960"/>
-          </w:tcPr>
-          <w:p>
-            <w:pPr>
-              <w:jc w:val="center"/>
-            </w:pPr>
-            <w:r>
-              <w:rPr>
-                <w:sz w:val="20"/>
-              </w:rPr>
+              <w:t>313.23 ± 749.28</w:t>
+            </w:r>
+          </w:p>
+        </w:tc>
+        <w:tc>
+          <w:tcPr>
+            <w:tcW w:type="dxa" w:w="960"/>
+          </w:tcPr>
+          <w:p>
+            <w:pPr>
+              <w:jc w:val="center"/>
+            </w:pPr>
+            <w:r>
+              <w:rPr>
+                <w:sz w:val="20"/>
+              </w:rPr>
+              <w:t>-1367080.01 ± 4922666.85</w:t>
+            </w:r>
+          </w:p>
+        </w:tc>
+        <w:tc>
+          <w:tcPr>
+            <w:tcW w:type="dxa" w:w="960"/>
+          </w:tcPr>
+          <w:p>
+            <w:pPr>
+              <w:jc w:val="center"/>
+            </w:pPr>
+            <w:r>
+              <w:rPr>
+                <w:sz w:val="20"/>
+              </w:rPr>
+              <w:t>3735</w:t>
             </w:r>
           </w:p>
         </w:tc>
@@ -1984,36 +2005,39 @@
               <w:rPr>
                 <w:sz w:val="20"/>
               </w:rPr>
-            </w:r>
-          </w:p>
-        </w:tc>
-        <w:tc>
-          <w:tcPr>
-            <w:tcW w:type="dxa" w:w="960"/>
-          </w:tcPr>
-          <w:p>
-            <w:pPr>
-              <w:jc w:val="center"/>
-            </w:pPr>
-            <w:r>
-              <w:rPr>
-                <w:sz w:val="20"/>
-              </w:rPr>
-            </w:r>
-          </w:p>
-        </w:tc>
-        <w:tc>
-          <w:tcPr>
-            <w:tcW w:type="dxa" w:w="960"/>
-          </w:tcPr>
-          <w:p>
-            <w:pPr>
-              <w:jc w:val="center"/>
-            </w:pPr>
-            <w:r>
-              <w:rPr>
-                <w:sz w:val="20"/>
-              </w:rPr>
+              <w:t>0.74 ± 0.04</w:t>
+            </w:r>
+          </w:p>
+        </w:tc>
+        <w:tc>
+          <w:tcPr>
+            <w:tcW w:type="dxa" w:w="960"/>
+          </w:tcPr>
+          <w:p>
+            <w:pPr>
+              <w:jc w:val="center"/>
+            </w:pPr>
+            <w:r>
+              <w:rPr>
+                <w:sz w:val="20"/>
+              </w:rPr>
+              <w:t>-0.0 ± 0.0</w:t>
+            </w:r>
+          </w:p>
+        </w:tc>
+        <w:tc>
+          <w:tcPr>
+            <w:tcW w:type="dxa" w:w="960"/>
+          </w:tcPr>
+          <w:p>
+            <w:pPr>
+              <w:jc w:val="center"/>
+            </w:pPr>
+            <w:r>
+              <w:rPr>
+                <w:sz w:val="20"/>
+              </w:rPr>
+              <w:t>3393</w:t>
             </w:r>
           </w:p>
         </w:tc>
@@ -2159,7 +2183,7 @@
               <w:rPr>
                 <w:sz w:val="20"/>
               </w:rPr>
-              <w:t>1589</w:t>
+              <w:t>3124</w:t>
             </w:r>
           </w:p>
         </w:tc>
@@ -2273,36 +2297,39 @@
               <w:rPr>
                 <w:sz w:val="20"/>
               </w:rPr>
-            </w:r>
-          </w:p>
-        </w:tc>
-        <w:tc>
-          <w:tcPr>
-            <w:tcW w:type="dxa" w:w="960"/>
-          </w:tcPr>
-          <w:p>
-            <w:pPr>
-              <w:jc w:val="center"/>
-            </w:pPr>
-            <w:r>
-              <w:rPr>
-                <w:sz w:val="20"/>
-              </w:rPr>
-            </w:r>
-          </w:p>
-        </w:tc>
-        <w:tc>
-          <w:tcPr>
-            <w:tcW w:type="dxa" w:w="960"/>
-          </w:tcPr>
-          <w:p>
-            <w:pPr>
-              <w:jc w:val="center"/>
-            </w:pPr>
-            <w:r>
-              <w:rPr>
-                <w:sz w:val="20"/>
-              </w:rPr>
+              <w:t>0.27 ± 0.02</w:t>
+            </w:r>
+          </w:p>
+        </w:tc>
+        <w:tc>
+          <w:tcPr>
+            <w:tcW w:type="dxa" w:w="960"/>
+          </w:tcPr>
+          <w:p>
+            <w:pPr>
+              <w:jc w:val="center"/>
+            </w:pPr>
+            <w:r>
+              <w:rPr>
+                <w:sz w:val="20"/>
+              </w:rPr>
+              <w:t>0.87 ± 0.02</w:t>
+            </w:r>
+          </w:p>
+        </w:tc>
+        <w:tc>
+          <w:tcPr>
+            <w:tcW w:type="dxa" w:w="960"/>
+          </w:tcPr>
+          <w:p>
+            <w:pPr>
+              <w:jc w:val="center"/>
+            </w:pPr>
+            <w:r>
+              <w:rPr>
+                <w:sz w:val="20"/>
+              </w:rPr>
+              <w:t>2600</w:t>
             </w:r>
           </w:p>
         </w:tc>
@@ -2416,36 +2443,39 @@
               <w:rPr>
                 <w:sz w:val="20"/>
               </w:rPr>
-            </w:r>
-          </w:p>
-        </w:tc>
-        <w:tc>
-          <w:tcPr>
-            <w:tcW w:type="dxa" w:w="960"/>
-          </w:tcPr>
-          <w:p>
-            <w:pPr>
-              <w:jc w:val="center"/>
-            </w:pPr>
-            <w:r>
-              <w:rPr>
-                <w:sz w:val="20"/>
-              </w:rPr>
-            </w:r>
-          </w:p>
-        </w:tc>
-        <w:tc>
-          <w:tcPr>
-            <w:tcW w:type="dxa" w:w="960"/>
-          </w:tcPr>
-          <w:p>
-            <w:pPr>
-              <w:jc w:val="center"/>
-            </w:pPr>
-            <w:r>
-              <w:rPr>
-                <w:sz w:val="20"/>
-              </w:rPr>
+              <w:t>0.3 ± 0.02</w:t>
+            </w:r>
+          </w:p>
+        </w:tc>
+        <w:tc>
+          <w:tcPr>
+            <w:tcW w:type="dxa" w:w="960"/>
+          </w:tcPr>
+          <w:p>
+            <w:pPr>
+              <w:jc w:val="center"/>
+            </w:pPr>
+            <w:r>
+              <w:rPr>
+                <w:sz w:val="20"/>
+              </w:rPr>
+              <w:t>0.83 ± 0.02</w:t>
+            </w:r>
+          </w:p>
+        </w:tc>
+        <w:tc>
+          <w:tcPr>
+            <w:tcW w:type="dxa" w:w="960"/>
+          </w:tcPr>
+          <w:p>
+            <w:pPr>
+              <w:jc w:val="center"/>
+            </w:pPr>
+            <w:r>
+              <w:rPr>
+                <w:sz w:val="20"/>
+              </w:rPr>
+              <w:t>2525</w:t>
             </w:r>
           </w:p>
         </w:tc>
@@ -2559,36 +2589,39 @@
               <w:rPr>
                 <w:sz w:val="20"/>
               </w:rPr>
-            </w:r>
-          </w:p>
-        </w:tc>
-        <w:tc>
-          <w:tcPr>
-            <w:tcW w:type="dxa" w:w="960"/>
-          </w:tcPr>
-          <w:p>
-            <w:pPr>
-              <w:jc w:val="center"/>
-            </w:pPr>
-            <w:r>
-              <w:rPr>
-                <w:sz w:val="20"/>
-              </w:rPr>
-            </w:r>
-          </w:p>
-        </w:tc>
-        <w:tc>
-          <w:tcPr>
-            <w:tcW w:type="dxa" w:w="960"/>
-          </w:tcPr>
-          <w:p>
-            <w:pPr>
-              <w:jc w:val="center"/>
-            </w:pPr>
-            <w:r>
-              <w:rPr>
-                <w:sz w:val="20"/>
-              </w:rPr>
+              <w:t>0.36 ± 0.02</w:t>
+            </w:r>
+          </w:p>
+        </w:tc>
+        <w:tc>
+          <w:tcPr>
+            <w:tcW w:type="dxa" w:w="960"/>
+          </w:tcPr>
+          <w:p>
+            <w:pPr>
+              <w:jc w:val="center"/>
+            </w:pPr>
+            <w:r>
+              <w:rPr>
+                <w:sz w:val="20"/>
+              </w:rPr>
+              <w:t>0.75 ± 0.03</w:t>
+            </w:r>
+          </w:p>
+        </w:tc>
+        <w:tc>
+          <w:tcPr>
+            <w:tcW w:type="dxa" w:w="960"/>
+          </w:tcPr>
+          <w:p>
+            <w:pPr>
+              <w:jc w:val="center"/>
+            </w:pPr>
+            <w:r>
+              <w:rPr>
+                <w:sz w:val="20"/>
+              </w:rPr>
+              <w:t>3551</w:t>
             </w:r>
           </w:p>
         </w:tc>
@@ -2702,36 +2735,39 @@
               <w:rPr>
                 <w:sz w:val="20"/>
               </w:rPr>
-            </w:r>
-          </w:p>
-        </w:tc>
-        <w:tc>
-          <w:tcPr>
-            <w:tcW w:type="dxa" w:w="960"/>
-          </w:tcPr>
-          <w:p>
-            <w:pPr>
-              <w:jc w:val="center"/>
-            </w:pPr>
-            <w:r>
-              <w:rPr>
-                <w:sz w:val="20"/>
-              </w:rPr>
-            </w:r>
-          </w:p>
-        </w:tc>
-        <w:tc>
-          <w:tcPr>
-            <w:tcW w:type="dxa" w:w="960"/>
-          </w:tcPr>
-          <w:p>
-            <w:pPr>
-              <w:jc w:val="center"/>
-            </w:pPr>
-            <w:r>
-              <w:rPr>
-                <w:sz w:val="20"/>
-              </w:rPr>
+              <w:t>0.27 ± 0.02</w:t>
+            </w:r>
+          </w:p>
+        </w:tc>
+        <w:tc>
+          <w:tcPr>
+            <w:tcW w:type="dxa" w:w="960"/>
+          </w:tcPr>
+          <w:p>
+            <w:pPr>
+              <w:jc w:val="center"/>
+            </w:pPr>
+            <w:r>
+              <w:rPr>
+                <w:sz w:val="20"/>
+              </w:rPr>
+              <w:t>0.87 ± 0.02</w:t>
+            </w:r>
+          </w:p>
+        </w:tc>
+        <w:tc>
+          <w:tcPr>
+            <w:tcW w:type="dxa" w:w="960"/>
+          </w:tcPr>
+          <w:p>
+            <w:pPr>
+              <w:jc w:val="center"/>
+            </w:pPr>
+            <w:r>
+              <w:rPr>
+                <w:sz w:val="20"/>
+              </w:rPr>
+              <w:t>2559</w:t>
             </w:r>
           </w:p>
         </w:tc>
@@ -2845,36 +2881,39 @@
               <w:rPr>
                 <w:sz w:val="20"/>
               </w:rPr>
-            </w:r>
-          </w:p>
-        </w:tc>
-        <w:tc>
-          <w:tcPr>
-            <w:tcW w:type="dxa" w:w="960"/>
-          </w:tcPr>
-          <w:p>
-            <w:pPr>
-              <w:jc w:val="center"/>
-            </w:pPr>
-            <w:r>
-              <w:rPr>
-                <w:sz w:val="20"/>
-              </w:rPr>
-            </w:r>
-          </w:p>
-        </w:tc>
-        <w:tc>
-          <w:tcPr>
-            <w:tcW w:type="dxa" w:w="960"/>
-          </w:tcPr>
-          <w:p>
-            <w:pPr>
-              <w:jc w:val="center"/>
-            </w:pPr>
-            <w:r>
-              <w:rPr>
-                <w:sz w:val="20"/>
-              </w:rPr>
+              <w:t>0.3 ± 0.02</w:t>
+            </w:r>
+          </w:p>
+        </w:tc>
+        <w:tc>
+          <w:tcPr>
+            <w:tcW w:type="dxa" w:w="960"/>
+          </w:tcPr>
+          <w:p>
+            <w:pPr>
+              <w:jc w:val="center"/>
+            </w:pPr>
+            <w:r>
+              <w:rPr>
+                <w:sz w:val="20"/>
+              </w:rPr>
+              <w:t>0.83 ± 0.02</w:t>
+            </w:r>
+          </w:p>
+        </w:tc>
+        <w:tc>
+          <w:tcPr>
+            <w:tcW w:type="dxa" w:w="960"/>
+          </w:tcPr>
+          <w:p>
+            <w:pPr>
+              <w:jc w:val="center"/>
+            </w:pPr>
+            <w:r>
+              <w:rPr>
+                <w:sz w:val="20"/>
+              </w:rPr>
+              <w:t>3070</w:t>
             </w:r>
           </w:p>
         </w:tc>
@@ -2988,36 +3027,39 @@
               <w:rPr>
                 <w:sz w:val="20"/>
               </w:rPr>
-            </w:r>
-          </w:p>
-        </w:tc>
-        <w:tc>
-          <w:tcPr>
-            <w:tcW w:type="dxa" w:w="960"/>
-          </w:tcPr>
-          <w:p>
-            <w:pPr>
-              <w:jc w:val="center"/>
-            </w:pPr>
-            <w:r>
-              <w:rPr>
-                <w:sz w:val="20"/>
-              </w:rPr>
-            </w:r>
-          </w:p>
-        </w:tc>
-        <w:tc>
-          <w:tcPr>
-            <w:tcW w:type="dxa" w:w="960"/>
-          </w:tcPr>
-          <w:p>
-            <w:pPr>
-              <w:jc w:val="center"/>
-            </w:pPr>
-            <w:r>
-              <w:rPr>
-                <w:sz w:val="20"/>
-              </w:rPr>
+              <w:t>0.36 ± 0.02</w:t>
+            </w:r>
+          </w:p>
+        </w:tc>
+        <w:tc>
+          <w:tcPr>
+            <w:tcW w:type="dxa" w:w="960"/>
+          </w:tcPr>
+          <w:p>
+            <w:pPr>
+              <w:jc w:val="center"/>
+            </w:pPr>
+            <w:r>
+              <w:rPr>
+                <w:sz w:val="20"/>
+              </w:rPr>
+              <w:t>0.75 ± 0.03</w:t>
+            </w:r>
+          </w:p>
+        </w:tc>
+        <w:tc>
+          <w:tcPr>
+            <w:tcW w:type="dxa" w:w="960"/>
+          </w:tcPr>
+          <w:p>
+            <w:pPr>
+              <w:jc w:val="center"/>
+            </w:pPr>
+            <w:r>
+              <w:rPr>
+                <w:sz w:val="20"/>
+              </w:rPr>
+              <w:t>3073</w:t>
             </w:r>
           </w:p>
         </w:tc>
@@ -3131,36 +3173,39 @@
               <w:rPr>
                 <w:sz w:val="20"/>
               </w:rPr>
-            </w:r>
-          </w:p>
-        </w:tc>
-        <w:tc>
-          <w:tcPr>
-            <w:tcW w:type="dxa" w:w="960"/>
-          </w:tcPr>
-          <w:p>
-            <w:pPr>
-              <w:jc w:val="center"/>
-            </w:pPr>
-            <w:r>
-              <w:rPr>
-                <w:sz w:val="20"/>
-              </w:rPr>
-            </w:r>
-          </w:p>
-        </w:tc>
-        <w:tc>
-          <w:tcPr>
-            <w:tcW w:type="dxa" w:w="960"/>
-          </w:tcPr>
-          <w:p>
-            <w:pPr>
-              <w:jc w:val="center"/>
-            </w:pPr>
-            <w:r>
-              <w:rPr>
-                <w:sz w:val="20"/>
-              </w:rPr>
+              <w:t>0.27 ± 0.02</w:t>
+            </w:r>
+          </w:p>
+        </w:tc>
+        <w:tc>
+          <w:tcPr>
+            <w:tcW w:type="dxa" w:w="960"/>
+          </w:tcPr>
+          <w:p>
+            <w:pPr>
+              <w:jc w:val="center"/>
+            </w:pPr>
+            <w:r>
+              <w:rPr>
+                <w:sz w:val="20"/>
+              </w:rPr>
+              <w:t>0.87 ± 0.02</w:t>
+            </w:r>
+          </w:p>
+        </w:tc>
+        <w:tc>
+          <w:tcPr>
+            <w:tcW w:type="dxa" w:w="960"/>
+          </w:tcPr>
+          <w:p>
+            <w:pPr>
+              <w:jc w:val="center"/>
+            </w:pPr>
+            <w:r>
+              <w:rPr>
+                <w:sz w:val="20"/>
+              </w:rPr>
+              <w:t>2421</w:t>
             </w:r>
           </w:p>
         </w:tc>
@@ -3274,36 +3319,39 @@
               <w:rPr>
                 <w:sz w:val="20"/>
               </w:rPr>
-            </w:r>
-          </w:p>
-        </w:tc>
-        <w:tc>
-          <w:tcPr>
-            <w:tcW w:type="dxa" w:w="960"/>
-          </w:tcPr>
-          <w:p>
-            <w:pPr>
-              <w:jc w:val="center"/>
-            </w:pPr>
-            <w:r>
-              <w:rPr>
-                <w:sz w:val="20"/>
-              </w:rPr>
-            </w:r>
-          </w:p>
-        </w:tc>
-        <w:tc>
-          <w:tcPr>
-            <w:tcW w:type="dxa" w:w="960"/>
-          </w:tcPr>
-          <w:p>
-            <w:pPr>
-              <w:jc w:val="center"/>
-            </w:pPr>
-            <w:r>
-              <w:rPr>
-                <w:sz w:val="20"/>
-              </w:rPr>
+              <w:t>0.3 ± 0.02</w:t>
+            </w:r>
+          </w:p>
+        </w:tc>
+        <w:tc>
+          <w:tcPr>
+            <w:tcW w:type="dxa" w:w="960"/>
+          </w:tcPr>
+          <w:p>
+            <w:pPr>
+              <w:jc w:val="center"/>
+            </w:pPr>
+            <w:r>
+              <w:rPr>
+                <w:sz w:val="20"/>
+              </w:rPr>
+              <w:t>0.83 ± 0.02</w:t>
+            </w:r>
+          </w:p>
+        </w:tc>
+        <w:tc>
+          <w:tcPr>
+            <w:tcW w:type="dxa" w:w="960"/>
+          </w:tcPr>
+          <w:p>
+            <w:pPr>
+              <w:jc w:val="center"/>
+            </w:pPr>
+            <w:r>
+              <w:rPr>
+                <w:sz w:val="20"/>
+              </w:rPr>
+              <w:t>2638</w:t>
             </w:r>
           </w:p>
         </w:tc>
@@ -3417,36 +3465,39 @@
               <w:rPr>
                 <w:sz w:val="20"/>
               </w:rPr>
-            </w:r>
-          </w:p>
-        </w:tc>
-        <w:tc>
-          <w:tcPr>
-            <w:tcW w:type="dxa" w:w="960"/>
-          </w:tcPr>
-          <w:p>
-            <w:pPr>
-              <w:jc w:val="center"/>
-            </w:pPr>
-            <w:r>
-              <w:rPr>
-                <w:sz w:val="20"/>
-              </w:rPr>
-            </w:r>
-          </w:p>
-        </w:tc>
-        <w:tc>
-          <w:tcPr>
-            <w:tcW w:type="dxa" w:w="960"/>
-          </w:tcPr>
-          <w:p>
-            <w:pPr>
-              <w:jc w:val="center"/>
-            </w:pPr>
-            <w:r>
-              <w:rPr>
-                <w:sz w:val="20"/>
-              </w:rPr>
+              <w:t>4454.64 ± 5104.69</w:t>
+            </w:r>
+          </w:p>
+        </w:tc>
+        <w:tc>
+          <w:tcPr>
+            <w:tcW w:type="dxa" w:w="960"/>
+          </w:tcPr>
+          <w:p>
+            <w:pPr>
+              <w:jc w:val="center"/>
+            </w:pPr>
+            <w:r>
+              <w:rPr>
+                <w:sz w:val="20"/>
+              </w:rPr>
+              <w:t>-85423824.07 ± 162590462.68</w:t>
+            </w:r>
+          </w:p>
+        </w:tc>
+        <w:tc>
+          <w:tcPr>
+            <w:tcW w:type="dxa" w:w="960"/>
+          </w:tcPr>
+          <w:p>
+            <w:pPr>
+              <w:jc w:val="center"/>
+            </w:pPr>
+            <w:r>
+              <w:rPr>
+                <w:sz w:val="20"/>
+              </w:rPr>
+              <w:t>4866</w:t>
             </w:r>
           </w:p>
         </w:tc>
@@ -3560,36 +3611,39 @@
               <w:rPr>
                 <w:sz w:val="20"/>
               </w:rPr>
-            </w:r>
-          </w:p>
-        </w:tc>
-        <w:tc>
-          <w:tcPr>
-            <w:tcW w:type="dxa" w:w="960"/>
-          </w:tcPr>
-          <w:p>
-            <w:pPr>
-              <w:jc w:val="center"/>
-            </w:pPr>
-            <w:r>
-              <w:rPr>
-                <w:sz w:val="20"/>
-              </w:rPr>
-            </w:r>
-          </w:p>
-        </w:tc>
-        <w:tc>
-          <w:tcPr>
-            <w:tcW w:type="dxa" w:w="960"/>
-          </w:tcPr>
-          <w:p>
-            <w:pPr>
-              <w:jc w:val="center"/>
-            </w:pPr>
-            <w:r>
-              <w:rPr>
-                <w:sz w:val="20"/>
-              </w:rPr>
+              <w:t>197.83 ± 340.5</w:t>
+            </w:r>
+          </w:p>
+        </w:tc>
+        <w:tc>
+          <w:tcPr>
+            <w:tcW w:type="dxa" w:w="960"/>
+          </w:tcPr>
+          <w:p>
+            <w:pPr>
+              <w:jc w:val="center"/>
+            </w:pPr>
+            <w:r>
+              <w:rPr>
+                <w:sz w:val="20"/>
+              </w:rPr>
+              <w:t>-301832.13 ± 972719.68</w:t>
+            </w:r>
+          </w:p>
+        </w:tc>
+        <w:tc>
+          <w:tcPr>
+            <w:tcW w:type="dxa" w:w="960"/>
+          </w:tcPr>
+          <w:p>
+            <w:pPr>
+              <w:jc w:val="center"/>
+            </w:pPr>
+            <w:r>
+              <w:rPr>
+                <w:sz w:val="20"/>
+              </w:rPr>
+              <w:t>4521</w:t>
             </w:r>
           </w:p>
         </w:tc>
@@ -3735,7 +3789,7 @@
               <w:rPr>
                 <w:sz w:val="20"/>
               </w:rPr>
-              <w:t>1938</w:t>
+              <w:t>3407</w:t>
             </w:r>
           </w:p>
         </w:tc>
@@ -3881,7 +3935,7 @@
               <w:rPr>
                 <w:sz w:val="20"/>
               </w:rPr>
-              <w:t>2342</w:t>
+              <w:t>3643</w:t>
             </w:r>
           </w:p>
         </w:tc>
@@ -3995,36 +4049,39 @@
               <w:rPr>
                 <w:sz w:val="20"/>
               </w:rPr>
-            </w:r>
-          </w:p>
-        </w:tc>
-        <w:tc>
-          <w:tcPr>
-            <w:tcW w:type="dxa" w:w="960"/>
-          </w:tcPr>
-          <w:p>
-            <w:pPr>
-              <w:jc w:val="center"/>
-            </w:pPr>
-            <w:r>
-              <w:rPr>
-                <w:sz w:val="20"/>
-              </w:rPr>
-            </w:r>
-          </w:p>
-        </w:tc>
-        <w:tc>
-          <w:tcPr>
-            <w:tcW w:type="dxa" w:w="960"/>
-          </w:tcPr>
-          <w:p>
-            <w:pPr>
-              <w:jc w:val="center"/>
-            </w:pPr>
-            <w:r>
-              <w:rPr>
-                <w:sz w:val="20"/>
-              </w:rPr>
+              <w:t>0.27 ± 0.02</w:t>
+            </w:r>
+          </w:p>
+        </w:tc>
+        <w:tc>
+          <w:tcPr>
+            <w:tcW w:type="dxa" w:w="960"/>
+          </w:tcPr>
+          <w:p>
+            <w:pPr>
+              <w:jc w:val="center"/>
+            </w:pPr>
+            <w:r>
+              <w:rPr>
+                <w:sz w:val="20"/>
+              </w:rPr>
+              <w:t>0.86 ± 0.02</w:t>
+            </w:r>
+          </w:p>
+        </w:tc>
+        <w:tc>
+          <w:tcPr>
+            <w:tcW w:type="dxa" w:w="960"/>
+          </w:tcPr>
+          <w:p>
+            <w:pPr>
+              <w:jc w:val="center"/>
+            </w:pPr>
+            <w:r>
+              <w:rPr>
+                <w:sz w:val="20"/>
+              </w:rPr>
+              <w:t>2423</w:t>
             </w:r>
           </w:p>
         </w:tc>
@@ -4138,36 +4195,39 @@
               <w:rPr>
                 <w:sz w:val="20"/>
               </w:rPr>
-            </w:r>
-          </w:p>
-        </w:tc>
-        <w:tc>
-          <w:tcPr>
-            <w:tcW w:type="dxa" w:w="960"/>
-          </w:tcPr>
-          <w:p>
-            <w:pPr>
-              <w:jc w:val="center"/>
-            </w:pPr>
-            <w:r>
-              <w:rPr>
-                <w:sz w:val="20"/>
-              </w:rPr>
-            </w:r>
-          </w:p>
-        </w:tc>
-        <w:tc>
-          <w:tcPr>
-            <w:tcW w:type="dxa" w:w="960"/>
-          </w:tcPr>
-          <w:p>
-            <w:pPr>
-              <w:jc w:val="center"/>
-            </w:pPr>
-            <w:r>
-              <w:rPr>
-                <w:sz w:val="20"/>
-              </w:rPr>
+              <w:t>0.3 ± 0.02</w:t>
+            </w:r>
+          </w:p>
+        </w:tc>
+        <w:tc>
+          <w:tcPr>
+            <w:tcW w:type="dxa" w:w="960"/>
+          </w:tcPr>
+          <w:p>
+            <w:pPr>
+              <w:jc w:val="center"/>
+            </w:pPr>
+            <w:r>
+              <w:rPr>
+                <w:sz w:val="20"/>
+              </w:rPr>
+              <w:t>0.83 ± 0.02</w:t>
+            </w:r>
+          </w:p>
+        </w:tc>
+        <w:tc>
+          <w:tcPr>
+            <w:tcW w:type="dxa" w:w="960"/>
+          </w:tcPr>
+          <w:p>
+            <w:pPr>
+              <w:jc w:val="center"/>
+            </w:pPr>
+            <w:r>
+              <w:rPr>
+                <w:sz w:val="20"/>
+              </w:rPr>
+              <w:t>2425</w:t>
             </w:r>
           </w:p>
         </w:tc>
@@ -4313,7 +4373,7 @@
               <w:rPr>
                 <w:sz w:val="20"/>
               </w:rPr>
-              <w:t>1612</w:t>
+              <w:t>2965</w:t>
             </w:r>
           </w:p>
         </w:tc>
@@ -4427,36 +4487,39 @@
               <w:rPr>
                 <w:sz w:val="20"/>
               </w:rPr>
-            </w:r>
-          </w:p>
-        </w:tc>
-        <w:tc>
-          <w:tcPr>
-            <w:tcW w:type="dxa" w:w="960"/>
-          </w:tcPr>
-          <w:p>
-            <w:pPr>
-              <w:jc w:val="center"/>
-            </w:pPr>
-            <w:r>
-              <w:rPr>
-                <w:sz w:val="20"/>
-              </w:rPr>
-            </w:r>
-          </w:p>
-        </w:tc>
-        <w:tc>
-          <w:tcPr>
-            <w:tcW w:type="dxa" w:w="960"/>
-          </w:tcPr>
-          <w:p>
-            <w:pPr>
-              <w:jc w:val="center"/>
-            </w:pPr>
-            <w:r>
-              <w:rPr>
-                <w:sz w:val="20"/>
-              </w:rPr>
+              <w:t>0.27 ± 0.02</w:t>
+            </w:r>
+          </w:p>
+        </w:tc>
+        <w:tc>
+          <w:tcPr>
+            <w:tcW w:type="dxa" w:w="960"/>
+          </w:tcPr>
+          <w:p>
+            <w:pPr>
+              <w:jc w:val="center"/>
+            </w:pPr>
+            <w:r>
+              <w:rPr>
+                <w:sz w:val="20"/>
+              </w:rPr>
+              <w:t>0.86 ± 0.02</w:t>
+            </w:r>
+          </w:p>
+        </w:tc>
+        <w:tc>
+          <w:tcPr>
+            <w:tcW w:type="dxa" w:w="960"/>
+          </w:tcPr>
+          <w:p>
+            <w:pPr>
+              <w:jc w:val="center"/>
+            </w:pPr>
+            <w:r>
+              <w:rPr>
+                <w:sz w:val="20"/>
+              </w:rPr>
+              <w:t>2480</w:t>
             </w:r>
           </w:p>
         </w:tc>
@@ -4570,36 +4633,39 @@
               <w:rPr>
                 <w:sz w:val="20"/>
               </w:rPr>
-            </w:r>
-          </w:p>
-        </w:tc>
-        <w:tc>
-          <w:tcPr>
-            <w:tcW w:type="dxa" w:w="960"/>
-          </w:tcPr>
-          <w:p>
-            <w:pPr>
-              <w:jc w:val="center"/>
-            </w:pPr>
-            <w:r>
-              <w:rPr>
-                <w:sz w:val="20"/>
-              </w:rPr>
-            </w:r>
-          </w:p>
-        </w:tc>
-        <w:tc>
-          <w:tcPr>
-            <w:tcW w:type="dxa" w:w="960"/>
-          </w:tcPr>
-          <w:p>
-            <w:pPr>
-              <w:jc w:val="center"/>
-            </w:pPr>
-            <w:r>
-              <w:rPr>
-                <w:sz w:val="20"/>
-              </w:rPr>
+              <w:t>0.3 ± 0.02</w:t>
+            </w:r>
+          </w:p>
+        </w:tc>
+        <w:tc>
+          <w:tcPr>
+            <w:tcW w:type="dxa" w:w="960"/>
+          </w:tcPr>
+          <w:p>
+            <w:pPr>
+              <w:jc w:val="center"/>
+            </w:pPr>
+            <w:r>
+              <w:rPr>
+                <w:sz w:val="20"/>
+              </w:rPr>
+              <w:t>0.83 ± 0.02</w:t>
+            </w:r>
+          </w:p>
+        </w:tc>
+        <w:tc>
+          <w:tcPr>
+            <w:tcW w:type="dxa" w:w="960"/>
+          </w:tcPr>
+          <w:p>
+            <w:pPr>
+              <w:jc w:val="center"/>
+            </w:pPr>
+            <w:r>
+              <w:rPr>
+                <w:sz w:val="20"/>
+              </w:rPr>
+              <w:t>2418</w:t>
             </w:r>
           </w:p>
         </w:tc>
@@ -4713,36 +4779,39 @@
               <w:rPr>
                 <w:sz w:val="20"/>
               </w:rPr>
-            </w:r>
-          </w:p>
-        </w:tc>
-        <w:tc>
-          <w:tcPr>
-            <w:tcW w:type="dxa" w:w="960"/>
-          </w:tcPr>
-          <w:p>
-            <w:pPr>
-              <w:jc w:val="center"/>
-            </w:pPr>
-            <w:r>
-              <w:rPr>
-                <w:sz w:val="20"/>
-              </w:rPr>
-            </w:r>
-          </w:p>
-        </w:tc>
-        <w:tc>
-          <w:tcPr>
-            <w:tcW w:type="dxa" w:w="960"/>
-          </w:tcPr>
-          <w:p>
-            <w:pPr>
-              <w:jc w:val="center"/>
-            </w:pPr>
-            <w:r>
-              <w:rPr>
-                <w:sz w:val="20"/>
-              </w:rPr>
+              <w:t>0.39 ± 0.02</w:t>
+            </w:r>
+          </w:p>
+        </w:tc>
+        <w:tc>
+          <w:tcPr>
+            <w:tcW w:type="dxa" w:w="960"/>
+          </w:tcPr>
+          <w:p>
+            <w:pPr>
+              <w:jc w:val="center"/>
+            </w:pPr>
+            <w:r>
+              <w:rPr>
+                <w:sz w:val="20"/>
+              </w:rPr>
+              <w:t>0.72 ± 0.03</w:t>
+            </w:r>
+          </w:p>
+        </w:tc>
+        <w:tc>
+          <w:tcPr>
+            <w:tcW w:type="dxa" w:w="960"/>
+          </w:tcPr>
+          <w:p>
+            <w:pPr>
+              <w:jc w:val="center"/>
+            </w:pPr>
+            <w:r>
+              <w:rPr>
+                <w:sz w:val="20"/>
+              </w:rPr>
+              <w:t>3242</w:t>
             </w:r>
           </w:p>
         </w:tc>
@@ -4888,7 +4957,7 @@
               <w:rPr>
                 <w:sz w:val="20"/>
               </w:rPr>
-              <w:t>1650</w:t>
+              <w:t>2430</w:t>
             </w:r>
           </w:p>
         </w:tc>
@@ -5002,36 +5071,39 @@
               <w:rPr>
                 <w:sz w:val="20"/>
               </w:rPr>
-            </w:r>
-          </w:p>
-        </w:tc>
-        <w:tc>
-          <w:tcPr>
-            <w:tcW w:type="dxa" w:w="960"/>
-          </w:tcPr>
-          <w:p>
-            <w:pPr>
-              <w:jc w:val="center"/>
-            </w:pPr>
-            <w:r>
-              <w:rPr>
-                <w:sz w:val="20"/>
-              </w:rPr>
-            </w:r>
-          </w:p>
-        </w:tc>
-        <w:tc>
-          <w:tcPr>
-            <w:tcW w:type="dxa" w:w="960"/>
-          </w:tcPr>
-          <w:p>
-            <w:pPr>
-              <w:jc w:val="center"/>
-            </w:pPr>
-            <w:r>
-              <w:rPr>
-                <w:sz w:val="20"/>
-              </w:rPr>
+              <w:t>0.3 ± 0.02</w:t>
+            </w:r>
+          </w:p>
+        </w:tc>
+        <w:tc>
+          <w:tcPr>
+            <w:tcW w:type="dxa" w:w="960"/>
+          </w:tcPr>
+          <w:p>
+            <w:pPr>
+              <w:jc w:val="center"/>
+            </w:pPr>
+            <w:r>
+              <w:rPr>
+                <w:sz w:val="20"/>
+              </w:rPr>
+              <w:t>0.83 ± 0.02</w:t>
+            </w:r>
+          </w:p>
+        </w:tc>
+        <w:tc>
+          <w:tcPr>
+            <w:tcW w:type="dxa" w:w="960"/>
+          </w:tcPr>
+          <w:p>
+            <w:pPr>
+              <w:jc w:val="center"/>
+            </w:pPr>
+            <w:r>
+              <w:rPr>
+                <w:sz w:val="20"/>
+              </w:rPr>
+              <w:t>2327</w:t>
             </w:r>
           </w:p>
         </w:tc>
@@ -5145,36 +5217,39 @@
               <w:rPr>
                 <w:sz w:val="20"/>
               </w:rPr>
-            </w:r>
-          </w:p>
-        </w:tc>
-        <w:tc>
-          <w:tcPr>
-            <w:tcW w:type="dxa" w:w="960"/>
-          </w:tcPr>
-          <w:p>
-            <w:pPr>
-              <w:jc w:val="center"/>
-            </w:pPr>
-            <w:r>
-              <w:rPr>
-                <w:sz w:val="20"/>
-              </w:rPr>
-            </w:r>
-          </w:p>
-        </w:tc>
-        <w:tc>
-          <w:tcPr>
-            <w:tcW w:type="dxa" w:w="960"/>
-          </w:tcPr>
-          <w:p>
-            <w:pPr>
-              <w:jc w:val="center"/>
-            </w:pPr>
-            <w:r>
-              <w:rPr>
-                <w:sz w:val="20"/>
-              </w:rPr>
+              <w:t>2679.69 ± 4440.55</w:t>
+            </w:r>
+          </w:p>
+        </w:tc>
+        <w:tc>
+          <w:tcPr>
+            <w:tcW w:type="dxa" w:w="960"/>
+          </w:tcPr>
+          <w:p>
+            <w:pPr>
+              <w:jc w:val="center"/>
+            </w:pPr>
+            <w:r>
+              <w:rPr>
+                <w:sz w:val="20"/>
+              </w:rPr>
+              <w:t>-51375280.23 ± 127762376.95</w:t>
+            </w:r>
+          </w:p>
+        </w:tc>
+        <w:tc>
+          <w:tcPr>
+            <w:tcW w:type="dxa" w:w="960"/>
+          </w:tcPr>
+          <w:p>
+            <w:pPr>
+              <w:jc w:val="center"/>
+            </w:pPr>
+            <w:r>
+              <w:rPr>
+                <w:sz w:val="20"/>
+              </w:rPr>
+              <w:t>4067</w:t>
             </w:r>
           </w:p>
         </w:tc>
@@ -5288,36 +5363,39 @@
               <w:rPr>
                 <w:sz w:val="20"/>
               </w:rPr>
-            </w:r>
-          </w:p>
-        </w:tc>
-        <w:tc>
-          <w:tcPr>
-            <w:tcW w:type="dxa" w:w="960"/>
-          </w:tcPr>
-          <w:p>
-            <w:pPr>
-              <w:jc w:val="center"/>
-            </w:pPr>
-            <w:r>
-              <w:rPr>
-                <w:sz w:val="20"/>
-              </w:rPr>
-            </w:r>
-          </w:p>
-        </w:tc>
-        <w:tc>
-          <w:tcPr>
-            <w:tcW w:type="dxa" w:w="960"/>
-          </w:tcPr>
-          <w:p>
-            <w:pPr>
-              <w:jc w:val="center"/>
-            </w:pPr>
-            <w:r>
-              <w:rPr>
-                <w:sz w:val="20"/>
-              </w:rPr>
+              <w:t>847.65 ± 2054.16</w:t>
+            </w:r>
+          </w:p>
+        </w:tc>
+        <w:tc>
+          <w:tcPr>
+            <w:tcW w:type="dxa" w:w="960"/>
+          </w:tcPr>
+          <w:p>
+            <w:pPr>
+              <w:jc w:val="center"/>
+            </w:pPr>
+            <w:r>
+              <w:rPr>
+                <w:sz w:val="20"/>
+              </w:rPr>
+              <w:t>-7939966.77 ± 26365155.53</w:t>
+            </w:r>
+          </w:p>
+        </w:tc>
+        <w:tc>
+          <w:tcPr>
+            <w:tcW w:type="dxa" w:w="960"/>
+          </w:tcPr>
+          <w:p>
+            <w:pPr>
+              <w:jc w:val="center"/>
+            </w:pPr>
+            <w:r>
+              <w:rPr>
+                <w:sz w:val="20"/>
+              </w:rPr>
+              <w:t>5463</w:t>
             </w:r>
           </w:p>
         </w:tc>
@@ -5431,36 +5509,39 @@
               <w:rPr>
                 <w:sz w:val="20"/>
               </w:rPr>
-            </w:r>
-          </w:p>
-        </w:tc>
-        <w:tc>
-          <w:tcPr>
-            <w:tcW w:type="dxa" w:w="960"/>
-          </w:tcPr>
-          <w:p>
-            <w:pPr>
-              <w:jc w:val="center"/>
-            </w:pPr>
-            <w:r>
-              <w:rPr>
-                <w:sz w:val="20"/>
-              </w:rPr>
-            </w:r>
-          </w:p>
-        </w:tc>
-        <w:tc>
-          <w:tcPr>
-            <w:tcW w:type="dxa" w:w="960"/>
-          </w:tcPr>
-          <w:p>
-            <w:pPr>
-              <w:jc w:val="center"/>
-            </w:pPr>
-            <w:r>
-              <w:rPr>
-                <w:sz w:val="20"/>
-              </w:rPr>
+              <w:t>0.74 ± 0.04</w:t>
+            </w:r>
+          </w:p>
+        </w:tc>
+        <w:tc>
+          <w:tcPr>
+            <w:tcW w:type="dxa" w:w="960"/>
+          </w:tcPr>
+          <w:p>
+            <w:pPr>
+              <w:jc w:val="center"/>
+            </w:pPr>
+            <w:r>
+              <w:rPr>
+                <w:sz w:val="20"/>
+              </w:rPr>
+              <w:t>-0.0 ± 0.0</w:t>
+            </w:r>
+          </w:p>
+        </w:tc>
+        <w:tc>
+          <w:tcPr>
+            <w:tcW w:type="dxa" w:w="960"/>
+          </w:tcPr>
+          <w:p>
+            <w:pPr>
+              <w:jc w:val="center"/>
+            </w:pPr>
+            <w:r>
+              <w:rPr>
+                <w:sz w:val="20"/>
+              </w:rPr>
+              <w:t>3510</w:t>
             </w:r>
           </w:p>
         </w:tc>
